--- a/kubernetes/Kubernetes notes.docx
+++ b/kubernetes/Kubernetes notes.docx
@@ -62,53 +62,26 @@
         <w:pStyle w:val="Heading2"/>
       </w:pPr>
       <w:r>
-        <w:t>Pod</w:t>
-      </w:r>
-    </w:p>
-    <w:p>
-      <w:r>
-        <w:t xml:space="preserve">Smallest unit in Kubernetes. It is an abstraction of a container. Inside of a </w:t>
-      </w:r>
-      <w:r>
-        <w:t xml:space="preserve">Pod </w:t>
-      </w:r>
-      <w:r>
-        <w:t xml:space="preserve">we have a container running with app, and that </w:t>
-      </w:r>
-      <w:r>
-        <w:t xml:space="preserve">Pod </w:t>
-      </w:r>
-      <w:r>
-        <w:t>is running on one of the nodes.</w:t>
-      </w:r>
-    </w:p>
-    <w:p>
-      <w:r>
-        <w:t xml:space="preserve">We don’t work with the container itself, just with a </w:t>
-      </w:r>
-      <w:r>
-        <w:t>Pod</w:t>
-      </w:r>
-      <w:r>
-        <w:t>.</w:t>
-      </w:r>
-    </w:p>
-    <w:p>
-      <w:pPr>
-        <w:pStyle w:val="Heading2"/>
-      </w:pPr>
-      <w:r>
-        <w:t>Manifests</w:t>
-      </w:r>
-    </w:p>
-    <w:p>
-      <w:r>
-        <w:t>Manifests are conifguration files (mainly YAML) which defines what resources we want to create in Kubernetes cluster.</w:t>
-      </w:r>
-    </w:p>
-    <w:p>
-      <w:r>
-        <w:t>Common resources, which are also explained in more detail in further sections of this documentation are:</w:t>
+        <w:t>Resources</w:t>
+      </w:r>
+    </w:p>
+    <w:p>
+      <w:r>
+        <w:t>In Kubernetes we are creating resources which are objects</w:t>
+      </w:r>
+      <w:r>
+        <w:t xml:space="preserve"> with different purposes,</w:t>
+      </w:r>
+      <w:r>
+        <w:t xml:space="preserve"> which we manage and which </w:t>
+      </w:r>
+      <w:r>
+        <w:t>helps us to manage our applications.</w:t>
+      </w:r>
+    </w:p>
+    <w:p>
+      <w:r>
+        <w:t>Those are pieces creating our application, for example we might have the following resources:</w:t>
       </w:r>
     </w:p>
     <w:p>
@@ -120,7 +93,7 @@
         </w:numPr>
       </w:pPr>
       <w:r>
-        <w:t>Services</w:t>
+        <w:t>Pod – containing a container running our app</w:t>
       </w:r>
     </w:p>
     <w:p>
@@ -132,7 +105,7 @@
         </w:numPr>
       </w:pPr>
       <w:r>
-        <w:t>Ingress</w:t>
+        <w:t>Service – Assigning a static IP address to the container running our app</w:t>
       </w:r>
     </w:p>
     <w:p>
@@ -144,249 +117,271 @@
         </w:numPr>
       </w:pPr>
       <w:r>
+        <w:t>Volume – mounting external storage to the container running our app</w:t>
+      </w:r>
+    </w:p>
+    <w:p>
+      <w:r>
+        <w:t xml:space="preserve">More resources </w:t>
+      </w:r>
+      <w:r>
+        <w:t>are</w:t>
+      </w:r>
+      <w:r>
+        <w:t xml:space="preserve"> mentioned and explained in further sections of this documentation.</w:t>
+      </w:r>
+    </w:p>
+    <w:p>
+      <w:pPr>
+        <w:pStyle w:val="Heading2"/>
+      </w:pPr>
+      <w:r>
+        <w:t>Custom resources</w:t>
+      </w:r>
+    </w:p>
+    <w:p>
+      <w:r>
+        <w:t>Standard resources and available by default in every Kubernetes cluster and Custom resources are additional ones added by using the CRD (Custom Resource Definition)</w:t>
+      </w:r>
+      <w:r>
+        <w:t xml:space="preserve"> which is a YAML file</w:t>
+      </w:r>
+      <w:r>
+        <w:t xml:space="preserve">. </w:t>
+      </w:r>
+    </w:p>
+    <w:p>
+      <w:pPr>
+        <w:pStyle w:val="Heading2"/>
+      </w:pPr>
+      <w:r>
+        <w:t>Manifests</w:t>
+      </w:r>
+    </w:p>
+    <w:p>
+      <w:r>
+        <w:t>Manifests are conifguration files (mainly YAML) which defines what resources we want to create in Kubernetes cluster.</w:t>
+      </w:r>
+    </w:p>
+    <w:p>
+      <w:pPr>
+        <w:pStyle w:val="Heading2"/>
+      </w:pPr>
+      <w:r>
+        <w:t>Pod</w:t>
+      </w:r>
+    </w:p>
+    <w:p>
+      <w:r>
+        <w:t>It is a resource which is the smallest unit in Kubernetes. It is an abstraction of a container. Inside of a Pod we have a container running with app, and that Pod is running on one of the nodes.</w:t>
+      </w:r>
+    </w:p>
+    <w:p>
+      <w:r>
+        <w:t>We don’t work with the container itself, just with a Pod.</w:t>
+      </w:r>
+    </w:p>
+    <w:p>
+      <w:pPr>
+        <w:pStyle w:val="Heading2"/>
+      </w:pPr>
+      <w:r>
+        <w:lastRenderedPageBreak/>
+        <w:t>Service</w:t>
+      </w:r>
+    </w:p>
+    <w:p>
+      <w:r>
+        <w:t>Service is a resource which w</w:t>
+      </w:r>
+      <w:r>
+        <w:t xml:space="preserve">e can assign to a </w:t>
+      </w:r>
+      <w:r>
+        <w:t xml:space="preserve">Pod </w:t>
+      </w:r>
+      <w:r>
+        <w:t>and i</w:t>
+      </w:r>
+      <w:r>
+        <w:t xml:space="preserve">t provides a static IP address to </w:t>
+      </w:r>
+      <w:r>
+        <w:t xml:space="preserve">Pod </w:t>
+      </w:r>
+      <w:r>
+        <w:t>s.</w:t>
+      </w:r>
+      <w:r>
+        <w:t xml:space="preserve"> Pods have its own IP address, which can change over time, and Service has a separate, static IP address and it is independent on the IP address of the </w:t>
+      </w:r>
+      <w:r>
+        <w:t>Pod</w:t>
+      </w:r>
+      <w:r>
+        <w:t>.</w:t>
+      </w:r>
+    </w:p>
+    <w:p>
+      <w:r>
+        <w:t>In Service we can also specify a domain name for a Pod.</w:t>
+      </w:r>
+    </w:p>
+    <w:p>
+      <w:r>
+        <w:t>It also acts as a load balancer. We can have two replicas</w:t>
+      </w:r>
+      <w:r>
+        <w:t xml:space="preserve"> (described in the next section)</w:t>
+      </w:r>
+      <w:r>
+        <w:t xml:space="preserve"> of the same app, both attached to the same service, and service will redirect a request to the replica which is </w:t>
+      </w:r>
+      <w:r>
+        <w:t>the least</w:t>
+      </w:r>
+      <w:r>
+        <w:t xml:space="preserve"> busy.</w:t>
+      </w:r>
+    </w:p>
+    <w:p>
+      <w:pPr>
+        <w:pStyle w:val="Heading2"/>
+      </w:pPr>
+      <w:r>
+        <w:t>Replicas</w:t>
+      </w:r>
+    </w:p>
+    <w:p>
+      <w:r>
+        <w:t>We can have multiple replicas of the same app</w:t>
+      </w:r>
+      <w:r>
+        <w:t xml:space="preserve"> (Pod)</w:t>
+      </w:r>
+      <w:r>
+        <w:t>. That means that we have multiple copies of the same app running. It is useful because when one app goes down, then the other one can take its place in handling requests.</w:t>
+      </w:r>
+    </w:p>
+    <w:p>
+      <w:r>
+        <w:t xml:space="preserve">We can use </w:t>
+      </w:r>
+      <w:r>
+        <w:t>a</w:t>
+      </w:r>
+      <w:r>
+        <w:t xml:space="preserve"> Service (described in the previous section) to create a static IP address, and each request made to that IP address will be redirected by a Service to a replica which is the least busy.</w:t>
+      </w:r>
+    </w:p>
+    <w:p>
+      <w:pPr>
+        <w:pStyle w:val="Heading2"/>
+      </w:pPr>
+      <w:r>
+        <w:t>Ingress</w:t>
+      </w:r>
+    </w:p>
+    <w:p>
+      <w:r>
+        <w:t>I</w:t>
+      </w:r>
+      <w:r>
+        <w:t xml:space="preserve">ngress </w:t>
+      </w:r>
+      <w:r>
+        <w:t xml:space="preserve">is a resource which we can use to </w:t>
+      </w:r>
+      <w:r>
+        <w:t>specify which URL will be redirecting to which Service when making a HTTP request.</w:t>
+      </w:r>
+    </w:p>
+    <w:p>
+      <w:pPr>
+        <w:pStyle w:val="Heading2"/>
+      </w:pPr>
+      <w:r>
         <w:t>ConfigMap</w:t>
       </w:r>
     </w:p>
     <w:p>
-      <w:pPr>
-        <w:pStyle w:val="ListParagraph"/>
-        <w:numPr>
-          <w:ilvl w:val="0"/>
-          <w:numId w:val="1"/>
-        </w:numPr>
+      <w:r>
+        <w:t xml:space="preserve">ConfigMap is a resource which we can use to </w:t>
+      </w:r>
+      <w:r>
+        <w:t>provide</w:t>
+      </w:r>
+      <w:r>
+        <w:t xml:space="preserve"> an</w:t>
+      </w:r>
+      <w:r>
+        <w:t xml:space="preserve"> external configuration for an application running as a container in a </w:t>
+      </w:r>
+      <w:r>
+        <w:t>Pod</w:t>
+      </w:r>
+      <w:r>
+        <w:t>.</w:t>
+      </w:r>
+    </w:p>
+    <w:p>
+      <w:r>
+        <w:t xml:space="preserve">We can define there variables which will be used by our app running in </w:t>
+      </w:r>
+      <w:r>
+        <w:t>Pod</w:t>
+      </w:r>
+      <w:r>
+        <w:t>, and we can change them without changing the app itself.</w:t>
+      </w:r>
+    </w:p>
+    <w:p>
+      <w:pPr>
+        <w:pStyle w:val="Heading2"/>
       </w:pPr>
       <w:r>
         <w:t>Secret</w:t>
       </w:r>
     </w:p>
     <w:p>
-      <w:pPr>
-        <w:pStyle w:val="ListParagraph"/>
-        <w:numPr>
-          <w:ilvl w:val="0"/>
-          <w:numId w:val="1"/>
-        </w:numPr>
+      <w:r>
+        <w:t xml:space="preserve">Secret </w:t>
+      </w:r>
+      <w:r>
+        <w:t xml:space="preserve">is </w:t>
+      </w:r>
+      <w:r>
+        <w:t xml:space="preserve">a resource </w:t>
+      </w:r>
+      <w:r>
+        <w:t>like ConfigMap but for storing confidential data.</w:t>
+      </w:r>
+    </w:p>
+    <w:p>
+      <w:pPr>
+        <w:pStyle w:val="Heading2"/>
       </w:pPr>
       <w:r>
         <w:t>Volumes</w:t>
       </w:r>
-    </w:p>
-    <w:p>
-      <w:pPr>
-        <w:pStyle w:val="ListParagraph"/>
-        <w:numPr>
-          <w:ilvl w:val="0"/>
-          <w:numId w:val="1"/>
-        </w:numPr>
-      </w:pPr>
-      <w:r>
-        <w:t>Deployment</w:t>
-      </w:r>
-    </w:p>
-    <w:p>
-      <w:pPr>
-        <w:pStyle w:val="ListParagraph"/>
-        <w:numPr>
-          <w:ilvl w:val="0"/>
-          <w:numId w:val="1"/>
-        </w:numPr>
-      </w:pPr>
-      <w:r>
-        <w:t>StatefulSet</w:t>
-      </w:r>
-    </w:p>
-    <w:p>
-      <w:pPr>
-        <w:pStyle w:val="Heading2"/>
-      </w:pPr>
-      <w:r>
-        <w:t>Service</w:t>
-      </w:r>
-    </w:p>
-    <w:p>
-      <w:r>
-        <w:t>Service is a resource which w</w:t>
-      </w:r>
-      <w:r>
-        <w:t xml:space="preserve">e can assign to a </w:t>
-      </w:r>
-      <w:r>
-        <w:t xml:space="preserve">Pod </w:t>
-      </w:r>
-      <w:r>
-        <w:t>and i</w:t>
-      </w:r>
-      <w:r>
-        <w:t xml:space="preserve">t provides a static IP address to </w:t>
-      </w:r>
-      <w:r>
-        <w:t xml:space="preserve">Pod </w:t>
-      </w:r>
-      <w:r>
-        <w:t>s.</w:t>
-      </w:r>
-      <w:r>
-        <w:t xml:space="preserve"> Pods have its own IP address, which can change over time, and Service has a separate, static IP address and it is independent on the IP address of the </w:t>
-      </w:r>
-      <w:r>
-        <w:t>Pod</w:t>
-      </w:r>
-      <w:r>
-        <w:t>.</w:t>
-      </w:r>
-    </w:p>
-    <w:p>
-      <w:r>
-        <w:t>It also acts as a load balancer. We can have two replicas</w:t>
-      </w:r>
-      <w:r>
-        <w:t xml:space="preserve"> (described in the next section)</w:t>
-      </w:r>
-      <w:r>
-        <w:t xml:space="preserve"> of the same app, both attached to the same service, and service will redirect a request to the replica which is </w:t>
-      </w:r>
-      <w:r>
-        <w:t>the least</w:t>
-      </w:r>
-      <w:r>
-        <w:t xml:space="preserve"> busy.</w:t>
-      </w:r>
-    </w:p>
-    <w:p>
-      <w:pPr>
-        <w:pStyle w:val="Heading2"/>
-      </w:pPr>
+      <w:r>
+        <w:t xml:space="preserve"> and volumeMounts</w:t>
+      </w:r>
+    </w:p>
+    <w:p>
+      <w:r>
+        <w:t xml:space="preserve">Volumes are a resource which works </w:t>
+      </w:r>
+      <w:r>
+        <w:t>like volumes in Docker.</w:t>
+      </w:r>
+      <w:r>
+        <w:t xml:space="preserve"> Volumes allow us to save data from a container outside of a container (on a server running a container). So container will be using this data and even after container restart, that data will be still accessible. </w:t>
+      </w:r>
+    </w:p>
+    <w:p>
       <w:r>
         <w:lastRenderedPageBreak/>
-        <w:t>Replicas</w:t>
-      </w:r>
-    </w:p>
-    <w:p>
-      <w:r>
-        <w:t>We can have multiple replicas of the same app</w:t>
-      </w:r>
-      <w:r>
-        <w:t xml:space="preserve"> (Pod)</w:t>
-      </w:r>
-      <w:r>
-        <w:t>. That means that we have multiple copies of the same app running. It is useful because when one app goes down, then the other one can take its place in handling requests.</w:t>
-      </w:r>
-    </w:p>
-    <w:p>
-      <w:r>
-        <w:t xml:space="preserve">We can use </w:t>
-      </w:r>
-      <w:r>
-        <w:t>a</w:t>
-      </w:r>
-      <w:r>
-        <w:t xml:space="preserve"> Service (described in the previous section) to create a static IP address, and each request made to that IP address will be redirected by a Service to a replica which is the least busy.</w:t>
-      </w:r>
-    </w:p>
-    <w:p>
-      <w:pPr>
-        <w:pStyle w:val="Heading2"/>
-      </w:pPr>
-      <w:r>
-        <w:t>Ingress</w:t>
-      </w:r>
-    </w:p>
-    <w:p>
-      <w:r>
-        <w:t>I</w:t>
-      </w:r>
-      <w:r>
-        <w:t xml:space="preserve">ngress </w:t>
-      </w:r>
-      <w:r>
-        <w:t xml:space="preserve">is a resource which we can use to </w:t>
-      </w:r>
-      <w:r>
-        <w:t>specify which URL will be redirecting to which Service when making a HTTP request.</w:t>
-      </w:r>
-    </w:p>
-    <w:p>
-      <w:pPr>
-        <w:pStyle w:val="Heading2"/>
-      </w:pPr>
-      <w:r>
-        <w:t>ConfigMap</w:t>
-      </w:r>
-    </w:p>
-    <w:p>
-      <w:r>
-        <w:t xml:space="preserve">ConfigMap is a resource which we can use to </w:t>
-      </w:r>
-      <w:r>
-        <w:t>provide</w:t>
-      </w:r>
-      <w:r>
-        <w:t xml:space="preserve"> an</w:t>
-      </w:r>
-      <w:r>
-        <w:t xml:space="preserve"> external configuration for an application running as a container in a </w:t>
-      </w:r>
-      <w:r>
-        <w:t>Pod</w:t>
-      </w:r>
-      <w:r>
-        <w:t>.</w:t>
-      </w:r>
-    </w:p>
-    <w:p>
-      <w:r>
-        <w:t xml:space="preserve">We can define there variables which will be used by our app running in </w:t>
-      </w:r>
-      <w:r>
-        <w:t>Pod</w:t>
-      </w:r>
-      <w:r>
-        <w:t>, and we can change them without changing the app itself.</w:t>
-      </w:r>
-    </w:p>
-    <w:p>
-      <w:pPr>
-        <w:pStyle w:val="Heading2"/>
-      </w:pPr>
-      <w:r>
-        <w:t>Secret</w:t>
-      </w:r>
-    </w:p>
-    <w:p>
-      <w:r>
-        <w:t xml:space="preserve">Secret </w:t>
-      </w:r>
-      <w:r>
-        <w:t xml:space="preserve">is </w:t>
-      </w:r>
-      <w:r>
-        <w:t xml:space="preserve">a resource </w:t>
-      </w:r>
-      <w:r>
-        <w:t>like ConfigMap but for storing confidential data.</w:t>
-      </w:r>
-    </w:p>
-    <w:p>
-      <w:pPr>
-        <w:pStyle w:val="Heading2"/>
-      </w:pPr>
-      <w:r>
-        <w:t>Volumes</w:t>
-      </w:r>
-    </w:p>
-    <w:p>
-      <w:r>
-        <w:t xml:space="preserve">Volumes are a resource which works </w:t>
-      </w:r>
-      <w:r>
-        <w:t>like volumes in Docker.</w:t>
-      </w:r>
-      <w:r>
-        <w:t xml:space="preserve"> Volumes allow us to save data from a container outside of a container (on a server running a container). So container will be using this data and even after container restart, that data will be still accessible. </w:t>
-      </w:r>
-    </w:p>
-    <w:p>
-      <w:r>
         <w:t>Volumes need to be used together with VolumeMounts which will specify the path in the container where data from a Volume will be accessible.</w:t>
       </w:r>
     </w:p>
@@ -405,7 +400,9 @@
     </w:p>
     <w:p>
       <w:r>
-        <w:lastRenderedPageBreak/>
+        <w:rPr>
+          <w:noProof/>
+        </w:rPr>
         <w:drawing>
           <wp:inline distT="0" distB="0" distL="0" distR="0" wp14:anchorId="47338D48" wp14:editId="19161898">
             <wp:extent cx="5535298" cy="1399792"/>
@@ -450,6 +447,9 @@
     </w:p>
     <w:p>
       <w:r>
+        <w:rPr>
+          <w:noProof/>
+        </w:rPr>
         <w:drawing>
           <wp:inline distT="0" distB="0" distL="0" distR="0" wp14:anchorId="5E81BEC3" wp14:editId="13338342">
             <wp:extent cx="3069355" cy="4190955"/>
@@ -489,6 +489,7 @@
     </w:p>
     <w:p>
       <w:r>
+        <w:lastRenderedPageBreak/>
         <w:t>And yet another option is that we don’t create a Volume resource on our own, we just create a volume claim (PersistentVolumeClaim) and it will create a volume resource automatically</w:t>
       </w:r>
       <w:r>
@@ -497,7 +498,9 @@
     </w:p>
     <w:p>
       <w:r>
-        <w:lastRenderedPageBreak/>
+        <w:rPr>
+          <w:noProof/>
+        </w:rPr>
         <w:drawing>
           <wp:inline distT="0" distB="0" distL="0" distR="0" wp14:anchorId="78599583" wp14:editId="4936DEF5">
             <wp:extent cx="1611526" cy="3305531"/>
@@ -652,6 +655,7 @@
         </w:numPr>
       </w:pPr>
       <w:r>
+        <w:lastRenderedPageBreak/>
         <w:t>Kubelet</w:t>
       </w:r>
     </w:p>
@@ -672,7 +676,6 @@
         <w:pStyle w:val="Heading3"/>
       </w:pPr>
       <w:r>
-        <w:lastRenderedPageBreak/>
         <w:t>Container runtime</w:t>
       </w:r>
     </w:p>
@@ -840,6 +843,7 @@
         <w:pStyle w:val="Heading3"/>
       </w:pPr>
       <w:r>
+        <w:lastRenderedPageBreak/>
         <w:t>Etcd</w:t>
       </w:r>
     </w:p>
@@ -850,7 +854,6 @@
     </w:p>
     <w:p>
       <w:r>
-        <w:lastRenderedPageBreak/>
         <w:t>It provides data used by other servicer (</w:t>
       </w:r>
       <w:r>
@@ -950,12 +953,33 @@
         <w:pStyle w:val="Heading2"/>
       </w:pPr>
       <w:r>
-        <w:t>Debugging</w:t>
-      </w:r>
-    </w:p>
-    <w:p>
-      <w:r>
-        <w:t>Here are usefull tools for debugging.</w:t>
+        <w:t>Operators</w:t>
+      </w:r>
+    </w:p>
+    <w:p>
+      <w:r>
+        <w:t>Operators can manage applications</w:t>
+      </w:r>
+      <w:r>
+        <w:t xml:space="preserve"> (</w:t>
+      </w:r>
+      <w:r>
+        <w:t>resources</w:t>
+      </w:r>
+      <w:r>
+        <w:t>)</w:t>
+      </w:r>
+      <w:r>
+        <w:t xml:space="preserve"> in Kubernetes. For example</w:t>
+      </w:r>
+      <w:r>
+        <w:t>, in case of PostreSQL</w:t>
+      </w:r>
+      <w:r>
+        <w:t xml:space="preserve"> it can</w:t>
+      </w:r>
+      <w:r>
+        <w:t>:</w:t>
       </w:r>
     </w:p>
     <w:p>
@@ -963,23 +987,12 @@
         <w:pStyle w:val="ListParagraph"/>
         <w:numPr>
           <w:ilvl w:val="0"/>
-          <w:numId w:val="1"/>
+          <w:numId w:val="6"/>
         </w:numPr>
-      </w:pPr>
-      <w:r>
-        <w:t>crictl ps</w:t>
-      </w:r>
-      <w:r>
-        <w:t xml:space="preserve"> -a</w:t>
-      </w:r>
-      <w:r>
-        <w:t xml:space="preserve"> – list the running</w:t>
-      </w:r>
-      <w:r>
-        <w:t xml:space="preserve"> and stopped</w:t>
-      </w:r>
-      <w:r>
-        <w:t xml:space="preserve"> containers.</w:t>
+        <w:jc w:val="both"/>
+      </w:pPr>
+      <w:r>
+        <w:t>Create a PostgreSQL instance</w:t>
       </w:r>
     </w:p>
     <w:p>
@@ -987,11 +1000,12 @@
         <w:pStyle w:val="ListParagraph"/>
         <w:numPr>
           <w:ilvl w:val="0"/>
-          <w:numId w:val="1"/>
+          <w:numId w:val="6"/>
         </w:numPr>
-      </w:pPr>
-      <w:r>
-        <w:t>Crictl logs &lt;containerID&gt; - check logs for a given container</w:t>
+        <w:jc w:val="both"/>
+      </w:pPr>
+      <w:r>
+        <w:t>Monitor its health</w:t>
       </w:r>
     </w:p>
     <w:p>
@@ -999,14 +1013,12 @@
         <w:pStyle w:val="ListParagraph"/>
         <w:numPr>
           <w:ilvl w:val="0"/>
-          <w:numId w:val="1"/>
+          <w:numId w:val="6"/>
         </w:numPr>
-      </w:pPr>
-      <w:r>
-        <w:t>ss -tuln | grep 6443</w:t>
-      </w:r>
-      <w:r>
-        <w:t xml:space="preserve"> – check processes listening on the 6443 port</w:t>
+        <w:jc w:val="both"/>
+      </w:pPr>
+      <w:r>
+        <w:t>Automatically handle failures</w:t>
       </w:r>
     </w:p>
     <w:p>
@@ -1014,14 +1026,20 @@
         <w:pStyle w:val="ListParagraph"/>
         <w:numPr>
           <w:ilvl w:val="0"/>
-          <w:numId w:val="1"/>
+          <w:numId w:val="6"/>
         </w:numPr>
-      </w:pPr>
-      <w:r>
-        <w:t>ps aux | grep kube-apiserver</w:t>
-      </w:r>
-      <w:r>
-        <w:t xml:space="preserve"> – check processes in which the ‘kube-apiserver’ string appears.</w:t>
+        <w:jc w:val="both"/>
+      </w:pPr>
+      <w:r>
+        <w:t>Manage backups</w:t>
+      </w:r>
+    </w:p>
+    <w:p>
+      <w:pPr>
+        <w:jc w:val="both"/>
+      </w:pPr>
+      <w:r>
+        <w:t>Or in case of Spark Operator:</w:t>
       </w:r>
     </w:p>
     <w:p>
@@ -1029,14 +1047,19 @@
         <w:pStyle w:val="ListParagraph"/>
         <w:numPr>
           <w:ilvl w:val="0"/>
-          <w:numId w:val="1"/>
+          <w:numId w:val="7"/>
         </w:numPr>
-      </w:pPr>
-      <w:r>
-        <w:t>journalctl -u kubelet -f</w:t>
-      </w:r>
-      <w:r>
-        <w:t xml:space="preserve"> – view logs from the kubelet process</w:t>
+        <w:jc w:val="both"/>
+      </w:pPr>
+      <w:r>
+        <w:lastRenderedPageBreak/>
+        <w:t>It watches for the SparkA</w:t>
+      </w:r>
+      <w:r>
+        <w:t>p</w:t>
+      </w:r>
+      <w:r>
+        <w:t>plication custom resource</w:t>
       </w:r>
     </w:p>
     <w:p>
@@ -1044,14 +1067,63 @@
         <w:pStyle w:val="ListParagraph"/>
         <w:numPr>
           <w:ilvl w:val="0"/>
-          <w:numId w:val="1"/>
+          <w:numId w:val="7"/>
         </w:numPr>
-      </w:pPr>
-      <w:r>
-        <w:t>kubectl get pods -n kube-system</w:t>
-      </w:r>
-      <w:r>
-        <w:t xml:space="preserve"> – Check pods in the kube-system namespace</w:t>
+        <w:jc w:val="both"/>
+      </w:pPr>
+      <w:r>
+        <w:t>Once that resource is created it creates a Spark Driver Pod</w:t>
+      </w:r>
+    </w:p>
+    <w:p>
+      <w:pPr>
+        <w:pStyle w:val="Heading2"/>
+      </w:pPr>
+      <w:r>
+        <w:t>CoreDNS</w:t>
+      </w:r>
+    </w:p>
+    <w:p>
+      <w:r>
+        <w:t>It is a DNS server. It translates domain</w:t>
+      </w:r>
+      <w:r>
+        <w:t xml:space="preserve"> (DNS)</w:t>
+      </w:r>
+      <w:r>
+        <w:t xml:space="preserve"> names into IP addresses</w:t>
+      </w:r>
+      <w:r>
+        <w:t xml:space="preserve"> inside of a cluster. That means that once we assign a </w:t>
+      </w:r>
+      <w:r>
+        <w:t>DNS</w:t>
+      </w:r>
+      <w:r>
+        <w:t xml:space="preserve"> name to a Pod then every other Pod from a cluster can resolve it</w:t>
+      </w:r>
+      <w:r>
+        <w:t>.</w:t>
+      </w:r>
+    </w:p>
+    <w:p>
+      <w:r>
+        <w:t xml:space="preserve">Every </w:t>
+      </w:r>
+      <w:r>
+        <w:t>Pod</w:t>
+      </w:r>
+      <w:r>
+        <w:t xml:space="preserve"> get assigned a </w:t>
+      </w:r>
+      <w:r>
+        <w:t xml:space="preserve">default </w:t>
+      </w:r>
+      <w:r>
+        <w:t>DNS name</w:t>
+      </w:r>
+      <w:r>
+        <w:t xml:space="preserve"> like this:</w:t>
       </w:r>
     </w:p>
     <w:p>
@@ -1059,25 +1131,132 @@
         <w:pStyle w:val="ListParagraph"/>
         <w:numPr>
           <w:ilvl w:val="0"/>
-          <w:numId w:val="1"/>
+          <w:numId w:val="10"/>
         </w:numPr>
       </w:pPr>
       <w:r>
-        <w:t>telnet 10.0.1.4 6443</w:t>
-      </w:r>
-      <w:r>
-        <w:t xml:space="preserve"> – try to connect over TCP to the server with the 10.0.1.4 IP address over the 6443 port.</w:t>
-      </w:r>
-    </w:p>
-    <w:p>
-      <w:pPr>
-        <w:pStyle w:val="ListParagraph"/>
-        <w:numPr>
-          <w:ilvl w:val="0"/>
-          <w:numId w:val="1"/>
-        </w:numPr>
-      </w:pPr>
-    </w:p>
+        <w:t>&lt;pod-ip-address&gt;.&lt;namespace&gt;.pod.cluster.local</w:t>
+      </w:r>
+    </w:p>
+    <w:p>
+      <w:r>
+        <w:t xml:space="preserve">We can also use a Service resource in order to assign </w:t>
+      </w:r>
+      <w:r>
+        <w:t xml:space="preserve">a static IP address and </w:t>
+      </w:r>
+      <w:r>
+        <w:t>our chosen domain name to a Pod. Then everytime we recreate that Pod it will have always the same domain name.</w:t>
+      </w:r>
+    </w:p>
+    <w:p>
+      <w:pPr>
+        <w:pStyle w:val="Heading2"/>
+      </w:pPr>
+      <w:r>
+        <w:t xml:space="preserve">The </w:t>
+      </w:r>
+      <w:r>
+        <w:t>kube-system</w:t>
+      </w:r>
+      <w:r>
+        <w:t xml:space="preserve"> Namespace</w:t>
+      </w:r>
+    </w:p>
+    <w:p>
+      <w:r>
+        <w:t>This namespace contains all the system pods which are running required Kubernetes services like kube proxy, kube scheduler, api server etc.</w:t>
+      </w:r>
+    </w:p>
+    <w:p>
+      <w:pPr>
+        <w:pStyle w:val="Heading2"/>
+      </w:pPr>
+      <w:r>
+        <w:t>Webhooks</w:t>
+      </w:r>
+    </w:p>
+    <w:p>
+      <w:r>
+        <w:t xml:space="preserve">Webhooks is a </w:t>
+      </w:r>
+      <w:r>
+        <w:t>tool</w:t>
+      </w:r>
+      <w:r>
+        <w:t xml:space="preserve"> used for validation or modification of other resources during their creation or update.</w:t>
+      </w:r>
+      <w:r>
+        <w:t xml:space="preserve"> </w:t>
+      </w:r>
+    </w:p>
+    <w:p>
+      <w:r>
+        <w:t xml:space="preserve">They are configured using the </w:t>
+      </w:r>
+      <w:r>
+        <w:t>MutatingWebhookConfiguration and ValidatingWebhookConfiguration</w:t>
+      </w:r>
+      <w:r>
+        <w:t xml:space="preserve"> resources.</w:t>
+      </w:r>
+    </w:p>
+    <w:p>
+      <w:r>
+        <w:t>The Webhook server usually runs inside of its own Pod. Kubernetes communicates with that server through HTTPS.</w:t>
+      </w:r>
+    </w:p>
+    <w:p>
+      <w:r>
+        <w:t xml:space="preserve">It uses </w:t>
+      </w:r>
+      <w:r>
+        <w:t xml:space="preserve">TLS </w:t>
+      </w:r>
+      <w:r>
+        <w:t xml:space="preserve">certificates for secure </w:t>
+      </w:r>
+      <w:r>
+        <w:t xml:space="preserve">HTTPS </w:t>
+      </w:r>
+      <w:r>
+        <w:t xml:space="preserve">communication between Kubernetes API server and Webhook server. </w:t>
+      </w:r>
+      <w:r>
+        <w:t xml:space="preserve">It is saved as files on the Webhook server and as the caBundle field in the </w:t>
+      </w:r>
+      <w:r>
+        <w:t>MutatingWebhookConfiguration or ValidatingWebhookConfiguration</w:t>
+      </w:r>
+      <w:r>
+        <w:t>.</w:t>
+      </w:r>
+    </w:p>
+    <w:p>
+      <w:pPr>
+        <w:pStyle w:val="Heading1"/>
+      </w:pPr>
+      <w:r>
+        <w:t>Taints</w:t>
+      </w:r>
+    </w:p>
+    <w:p>
+      <w:r>
+        <w:t xml:space="preserve">Taints are a way to control which Pods can be scheduled on specific Nodes. </w:t>
+      </w:r>
+    </w:p>
+    <w:p>
+      <w:r>
+        <w:t>We can create such a taint on a Node that every Pod that doesn’t tolerate it will not be able to be scheduled on that Node. But in a Pod’s manifest we can specify that it tolerates that taint and then it can be scheduled.</w:t>
+      </w:r>
+    </w:p>
+    <w:p>
+      <w:r>
+        <w:lastRenderedPageBreak/>
+        <w:t>Every Taint consists of 3 parts: key, value and effect. Key and value identifies a Taint (unique identifier of a Taint) and effect defines what happnes when we try to schedule a Pod on a Node that has a Taint not tolerated by that Pod.</w:t>
+      </w:r>
+    </w:p>
+    <w:p/>
     <w:sectPr>
       <w:pgSz w:w="12240" w:h="15840"/>
       <w:pgMar w:top="1440" w:right="1440" w:bottom="1440" w:left="1440" w:header="720" w:footer="720" w:gutter="0"/>
@@ -1091,6 +1270,232 @@
 <file path=word/numbering.xml><?xml version="1.0" encoding="utf-8"?>
 <w:numbering xmlns:wpc="http://schemas.microsoft.com/office/word/2010/wordprocessingCanvas" xmlns:cx="http://schemas.microsoft.com/office/drawing/2014/chartex" xmlns:cx1="http://schemas.microsoft.com/office/drawing/2015/9/8/chartex" xmlns:cx2="http://schemas.microsoft.com/office/drawing/2015/10/21/chartex" xmlns:cx3="http://schemas.microsoft.com/office/drawing/2016/5/9/chartex" xmlns:cx4="http://schemas.microsoft.com/office/drawing/2016/5/10/chartex" xmlns:cx5="http://schemas.microsoft.com/office/drawing/2016/5/11/chartex" xmlns:cx6="http://schemas.microsoft.com/office/drawing/2016/5/12/chartex" xmlns:cx7="http://schemas.microsoft.com/office/drawing/2016/5/13/chartex" xmlns:cx8="http://schemas.microsoft.com/office/drawing/2016/5/14/chartex" xmlns:mc="http://schemas.openxmlformats.org/markup-compatibility/2006" xmlns:aink="http://schemas.microsoft.com/office/drawing/2016/ink" xmlns:am3d="http://schemas.microsoft.com/office/drawing/2017/model3d" xmlns:o="urn:schemas-microsoft-com:office:office" xmlns:oel="http://schemas.microsoft.com/office/2019/extlst" xmlns:r="http://schemas.openxmlformats.org/officeDocument/2006/relationships" xmlns:m="http://schemas.openxmlformats.org/officeDocument/2006/math" xmlns:v="urn:schemas-microsoft-com:vml" xmlns:wp14="http://schemas.microsoft.com/office/word/2010/wordprocessingDrawing" xmlns:wp="http://schemas.openxmlformats.org/drawingml/2006/wordprocessingDrawing" xmlns:w10="urn:schemas-microsoft-com:office:word" xmlns:w="http://schemas.openxmlformats.org/wordprocessingml/2006/main" xmlns:w14="http://schemas.microsoft.com/office/word/2010/wordml" xmlns:w15="http://schemas.microsoft.com/office/word/2012/wordml" xmlns:w16cex="http://schemas.microsoft.com/office/word/2018/wordml/cex" xmlns:w16cid="http://schemas.microsoft.com/office/word/2016/wordml/cid" xmlns:w16="http://schemas.microsoft.com/office/word/2018/wordml" xmlns:w16du="http://schemas.microsoft.com/office/word/2023/wordml/word16du" xmlns:w16sdtdh="http://schemas.microsoft.com/office/word/2020/wordml/sdtdatahash" xmlns:w16sdtfl="http://schemas.microsoft.com/office/word/2024/wordml/sdtformatlock" xmlns:w16se="http://schemas.microsoft.com/office/word/2015/wordml/symex" xmlns:wpg="http://schemas.microsoft.com/office/word/2010/wordprocessingGroup" xmlns:wpi="http://schemas.microsoft.com/office/word/2010/wordprocessingInk" xmlns:wne="http://schemas.microsoft.com/office/word/2006/wordml" xmlns:wps="http://schemas.microsoft.com/office/word/2010/wordprocessingShape" mc:Ignorable="w14 w15 w16se w16cid w16 w16cex w16sdtdh w16sdtfl w16du wp14">
   <w:abstractNum w:abstractNumId="0" w15:restartNumberingAfterBreak="0">
+    <w:nsid w:val="0BE921D0"/>
+    <w:multiLevelType w:val="hybridMultilevel"/>
+    <w:tmpl w:val="93F6DA84"/>
+    <w:lvl w:ilvl="0" w:tplc="04090001">
+      <w:start w:val="1"/>
+      <w:numFmt w:val="bullet"/>
+      <w:lvlText w:val=""/>
+      <w:lvlJc w:val="left"/>
+      <w:pPr>
+        <w:ind w:left="720" w:hanging="360"/>
+      </w:pPr>
+      <w:rPr>
+        <w:rFonts w:ascii="Symbol" w:hAnsi="Symbol" w:hint="default"/>
+      </w:rPr>
+    </w:lvl>
+    <w:lvl w:ilvl="1" w:tplc="04090003" w:tentative="1">
+      <w:start w:val="1"/>
+      <w:numFmt w:val="bullet"/>
+      <w:lvlText w:val="o"/>
+      <w:lvlJc w:val="left"/>
+      <w:pPr>
+        <w:ind w:left="1440" w:hanging="360"/>
+      </w:pPr>
+      <w:rPr>
+        <w:rFonts w:ascii="Courier New" w:hAnsi="Courier New" w:cs="Courier New" w:hint="default"/>
+      </w:rPr>
+    </w:lvl>
+    <w:lvl w:ilvl="2" w:tplc="04090005" w:tentative="1">
+      <w:start w:val="1"/>
+      <w:numFmt w:val="bullet"/>
+      <w:lvlText w:val=""/>
+      <w:lvlJc w:val="left"/>
+      <w:pPr>
+        <w:ind w:left="2160" w:hanging="360"/>
+      </w:pPr>
+      <w:rPr>
+        <w:rFonts w:ascii="Wingdings" w:hAnsi="Wingdings" w:hint="default"/>
+      </w:rPr>
+    </w:lvl>
+    <w:lvl w:ilvl="3" w:tplc="04090001" w:tentative="1">
+      <w:start w:val="1"/>
+      <w:numFmt w:val="bullet"/>
+      <w:lvlText w:val=""/>
+      <w:lvlJc w:val="left"/>
+      <w:pPr>
+        <w:ind w:left="2880" w:hanging="360"/>
+      </w:pPr>
+      <w:rPr>
+        <w:rFonts w:ascii="Symbol" w:hAnsi="Symbol" w:hint="default"/>
+      </w:rPr>
+    </w:lvl>
+    <w:lvl w:ilvl="4" w:tplc="04090003" w:tentative="1">
+      <w:start w:val="1"/>
+      <w:numFmt w:val="bullet"/>
+      <w:lvlText w:val="o"/>
+      <w:lvlJc w:val="left"/>
+      <w:pPr>
+        <w:ind w:left="3600" w:hanging="360"/>
+      </w:pPr>
+      <w:rPr>
+        <w:rFonts w:ascii="Courier New" w:hAnsi="Courier New" w:cs="Courier New" w:hint="default"/>
+      </w:rPr>
+    </w:lvl>
+    <w:lvl w:ilvl="5" w:tplc="04090005" w:tentative="1">
+      <w:start w:val="1"/>
+      <w:numFmt w:val="bullet"/>
+      <w:lvlText w:val=""/>
+      <w:lvlJc w:val="left"/>
+      <w:pPr>
+        <w:ind w:left="4320" w:hanging="360"/>
+      </w:pPr>
+      <w:rPr>
+        <w:rFonts w:ascii="Wingdings" w:hAnsi="Wingdings" w:hint="default"/>
+      </w:rPr>
+    </w:lvl>
+    <w:lvl w:ilvl="6" w:tplc="04090001" w:tentative="1">
+      <w:start w:val="1"/>
+      <w:numFmt w:val="bullet"/>
+      <w:lvlText w:val=""/>
+      <w:lvlJc w:val="left"/>
+      <w:pPr>
+        <w:ind w:left="5040" w:hanging="360"/>
+      </w:pPr>
+      <w:rPr>
+        <w:rFonts w:ascii="Symbol" w:hAnsi="Symbol" w:hint="default"/>
+      </w:rPr>
+    </w:lvl>
+    <w:lvl w:ilvl="7" w:tplc="04090003" w:tentative="1">
+      <w:start w:val="1"/>
+      <w:numFmt w:val="bullet"/>
+      <w:lvlText w:val="o"/>
+      <w:lvlJc w:val="left"/>
+      <w:pPr>
+        <w:ind w:left="5760" w:hanging="360"/>
+      </w:pPr>
+      <w:rPr>
+        <w:rFonts w:ascii="Courier New" w:hAnsi="Courier New" w:cs="Courier New" w:hint="default"/>
+      </w:rPr>
+    </w:lvl>
+    <w:lvl w:ilvl="8" w:tplc="04090005" w:tentative="1">
+      <w:start w:val="1"/>
+      <w:numFmt w:val="bullet"/>
+      <w:lvlText w:val=""/>
+      <w:lvlJc w:val="left"/>
+      <w:pPr>
+        <w:ind w:left="6480" w:hanging="360"/>
+      </w:pPr>
+      <w:rPr>
+        <w:rFonts w:ascii="Wingdings" w:hAnsi="Wingdings" w:hint="default"/>
+      </w:rPr>
+    </w:lvl>
+  </w:abstractNum>
+  <w:abstractNum w:abstractNumId="1" w15:restartNumberingAfterBreak="0">
+    <w:nsid w:val="0D082CEA"/>
+    <w:multiLevelType w:val="hybridMultilevel"/>
+    <w:tmpl w:val="B1C69BEC"/>
+    <w:lvl w:ilvl="0" w:tplc="04090001">
+      <w:start w:val="1"/>
+      <w:numFmt w:val="bullet"/>
+      <w:lvlText w:val=""/>
+      <w:lvlJc w:val="left"/>
+      <w:pPr>
+        <w:ind w:left="720" w:hanging="360"/>
+      </w:pPr>
+      <w:rPr>
+        <w:rFonts w:ascii="Symbol" w:hAnsi="Symbol" w:hint="default"/>
+      </w:rPr>
+    </w:lvl>
+    <w:lvl w:ilvl="1" w:tplc="04090003" w:tentative="1">
+      <w:start w:val="1"/>
+      <w:numFmt w:val="bullet"/>
+      <w:lvlText w:val="o"/>
+      <w:lvlJc w:val="left"/>
+      <w:pPr>
+        <w:ind w:left="1440" w:hanging="360"/>
+      </w:pPr>
+      <w:rPr>
+        <w:rFonts w:ascii="Courier New" w:hAnsi="Courier New" w:cs="Courier New" w:hint="default"/>
+      </w:rPr>
+    </w:lvl>
+    <w:lvl w:ilvl="2" w:tplc="04090005" w:tentative="1">
+      <w:start w:val="1"/>
+      <w:numFmt w:val="bullet"/>
+      <w:lvlText w:val=""/>
+      <w:lvlJc w:val="left"/>
+      <w:pPr>
+        <w:ind w:left="2160" w:hanging="360"/>
+      </w:pPr>
+      <w:rPr>
+        <w:rFonts w:ascii="Wingdings" w:hAnsi="Wingdings" w:hint="default"/>
+      </w:rPr>
+    </w:lvl>
+    <w:lvl w:ilvl="3" w:tplc="04090001" w:tentative="1">
+      <w:start w:val="1"/>
+      <w:numFmt w:val="bullet"/>
+      <w:lvlText w:val=""/>
+      <w:lvlJc w:val="left"/>
+      <w:pPr>
+        <w:ind w:left="2880" w:hanging="360"/>
+      </w:pPr>
+      <w:rPr>
+        <w:rFonts w:ascii="Symbol" w:hAnsi="Symbol" w:hint="default"/>
+      </w:rPr>
+    </w:lvl>
+    <w:lvl w:ilvl="4" w:tplc="04090003" w:tentative="1">
+      <w:start w:val="1"/>
+      <w:numFmt w:val="bullet"/>
+      <w:lvlText w:val="o"/>
+      <w:lvlJc w:val="left"/>
+      <w:pPr>
+        <w:ind w:left="3600" w:hanging="360"/>
+      </w:pPr>
+      <w:rPr>
+        <w:rFonts w:ascii="Courier New" w:hAnsi="Courier New" w:cs="Courier New" w:hint="default"/>
+      </w:rPr>
+    </w:lvl>
+    <w:lvl w:ilvl="5" w:tplc="04090005" w:tentative="1">
+      <w:start w:val="1"/>
+      <w:numFmt w:val="bullet"/>
+      <w:lvlText w:val=""/>
+      <w:lvlJc w:val="left"/>
+      <w:pPr>
+        <w:ind w:left="4320" w:hanging="360"/>
+      </w:pPr>
+      <w:rPr>
+        <w:rFonts w:ascii="Wingdings" w:hAnsi="Wingdings" w:hint="default"/>
+      </w:rPr>
+    </w:lvl>
+    <w:lvl w:ilvl="6" w:tplc="04090001" w:tentative="1">
+      <w:start w:val="1"/>
+      <w:numFmt w:val="bullet"/>
+      <w:lvlText w:val=""/>
+      <w:lvlJc w:val="left"/>
+      <w:pPr>
+        <w:ind w:left="5040" w:hanging="360"/>
+      </w:pPr>
+      <w:rPr>
+        <w:rFonts w:ascii="Symbol" w:hAnsi="Symbol" w:hint="default"/>
+      </w:rPr>
+    </w:lvl>
+    <w:lvl w:ilvl="7" w:tplc="04090003" w:tentative="1">
+      <w:start w:val="1"/>
+      <w:numFmt w:val="bullet"/>
+      <w:lvlText w:val="o"/>
+      <w:lvlJc w:val="left"/>
+      <w:pPr>
+        <w:ind w:left="5760" w:hanging="360"/>
+      </w:pPr>
+      <w:rPr>
+        <w:rFonts w:ascii="Courier New" w:hAnsi="Courier New" w:cs="Courier New" w:hint="default"/>
+      </w:rPr>
+    </w:lvl>
+    <w:lvl w:ilvl="8" w:tplc="04090005" w:tentative="1">
+      <w:start w:val="1"/>
+      <w:numFmt w:val="bullet"/>
+      <w:lvlText w:val=""/>
+      <w:lvlJc w:val="left"/>
+      <w:pPr>
+        <w:ind w:left="6480" w:hanging="360"/>
+      </w:pPr>
+      <w:rPr>
+        <w:rFonts w:ascii="Wingdings" w:hAnsi="Wingdings" w:hint="default"/>
+      </w:rPr>
+    </w:lvl>
+  </w:abstractNum>
+  <w:abstractNum w:abstractNumId="2" w15:restartNumberingAfterBreak="0">
     <w:nsid w:val="34F60D6F"/>
     <w:multiLevelType w:val="hybridMultilevel"/>
     <w:tmpl w:val="20B4DB5E"/>
@@ -1203,7 +1608,120 @@
       </w:rPr>
     </w:lvl>
   </w:abstractNum>
-  <w:abstractNum w:abstractNumId="1" w15:restartNumberingAfterBreak="0">
+  <w:abstractNum w:abstractNumId="3" w15:restartNumberingAfterBreak="0">
+    <w:nsid w:val="366617A4"/>
+    <w:multiLevelType w:val="hybridMultilevel"/>
+    <w:tmpl w:val="0338E05E"/>
+    <w:lvl w:ilvl="0" w:tplc="04090001">
+      <w:start w:val="1"/>
+      <w:numFmt w:val="bullet"/>
+      <w:lvlText w:val=""/>
+      <w:lvlJc w:val="left"/>
+      <w:pPr>
+        <w:ind w:left="720" w:hanging="360"/>
+      </w:pPr>
+      <w:rPr>
+        <w:rFonts w:ascii="Symbol" w:hAnsi="Symbol" w:hint="default"/>
+      </w:rPr>
+    </w:lvl>
+    <w:lvl w:ilvl="1" w:tplc="04090003" w:tentative="1">
+      <w:start w:val="1"/>
+      <w:numFmt w:val="bullet"/>
+      <w:lvlText w:val="o"/>
+      <w:lvlJc w:val="left"/>
+      <w:pPr>
+        <w:ind w:left="1440" w:hanging="360"/>
+      </w:pPr>
+      <w:rPr>
+        <w:rFonts w:ascii="Courier New" w:hAnsi="Courier New" w:cs="Courier New" w:hint="default"/>
+      </w:rPr>
+    </w:lvl>
+    <w:lvl w:ilvl="2" w:tplc="04090005" w:tentative="1">
+      <w:start w:val="1"/>
+      <w:numFmt w:val="bullet"/>
+      <w:lvlText w:val=""/>
+      <w:lvlJc w:val="left"/>
+      <w:pPr>
+        <w:ind w:left="2160" w:hanging="360"/>
+      </w:pPr>
+      <w:rPr>
+        <w:rFonts w:ascii="Wingdings" w:hAnsi="Wingdings" w:hint="default"/>
+      </w:rPr>
+    </w:lvl>
+    <w:lvl w:ilvl="3" w:tplc="04090001" w:tentative="1">
+      <w:start w:val="1"/>
+      <w:numFmt w:val="bullet"/>
+      <w:lvlText w:val=""/>
+      <w:lvlJc w:val="left"/>
+      <w:pPr>
+        <w:ind w:left="2880" w:hanging="360"/>
+      </w:pPr>
+      <w:rPr>
+        <w:rFonts w:ascii="Symbol" w:hAnsi="Symbol" w:hint="default"/>
+      </w:rPr>
+    </w:lvl>
+    <w:lvl w:ilvl="4" w:tplc="04090003" w:tentative="1">
+      <w:start w:val="1"/>
+      <w:numFmt w:val="bullet"/>
+      <w:lvlText w:val="o"/>
+      <w:lvlJc w:val="left"/>
+      <w:pPr>
+        <w:ind w:left="3600" w:hanging="360"/>
+      </w:pPr>
+      <w:rPr>
+        <w:rFonts w:ascii="Courier New" w:hAnsi="Courier New" w:cs="Courier New" w:hint="default"/>
+      </w:rPr>
+    </w:lvl>
+    <w:lvl w:ilvl="5" w:tplc="04090005" w:tentative="1">
+      <w:start w:val="1"/>
+      <w:numFmt w:val="bullet"/>
+      <w:lvlText w:val=""/>
+      <w:lvlJc w:val="left"/>
+      <w:pPr>
+        <w:ind w:left="4320" w:hanging="360"/>
+      </w:pPr>
+      <w:rPr>
+        <w:rFonts w:ascii="Wingdings" w:hAnsi="Wingdings" w:hint="default"/>
+      </w:rPr>
+    </w:lvl>
+    <w:lvl w:ilvl="6" w:tplc="04090001" w:tentative="1">
+      <w:start w:val="1"/>
+      <w:numFmt w:val="bullet"/>
+      <w:lvlText w:val=""/>
+      <w:lvlJc w:val="left"/>
+      <w:pPr>
+        <w:ind w:left="5040" w:hanging="360"/>
+      </w:pPr>
+      <w:rPr>
+        <w:rFonts w:ascii="Symbol" w:hAnsi="Symbol" w:hint="default"/>
+      </w:rPr>
+    </w:lvl>
+    <w:lvl w:ilvl="7" w:tplc="04090003" w:tentative="1">
+      <w:start w:val="1"/>
+      <w:numFmt w:val="bullet"/>
+      <w:lvlText w:val="o"/>
+      <w:lvlJc w:val="left"/>
+      <w:pPr>
+        <w:ind w:left="5760" w:hanging="360"/>
+      </w:pPr>
+      <w:rPr>
+        <w:rFonts w:ascii="Courier New" w:hAnsi="Courier New" w:cs="Courier New" w:hint="default"/>
+      </w:rPr>
+    </w:lvl>
+    <w:lvl w:ilvl="8" w:tplc="04090005" w:tentative="1">
+      <w:start w:val="1"/>
+      <w:numFmt w:val="bullet"/>
+      <w:lvlText w:val=""/>
+      <w:lvlJc w:val="left"/>
+      <w:pPr>
+        <w:ind w:left="6480" w:hanging="360"/>
+      </w:pPr>
+      <w:rPr>
+        <w:rFonts w:ascii="Wingdings" w:hAnsi="Wingdings" w:hint="default"/>
+      </w:rPr>
+    </w:lvl>
+  </w:abstractNum>
+  <w:abstractNum w:abstractNumId="4" w15:restartNumberingAfterBreak="0">
     <w:nsid w:val="3DC60F46"/>
     <w:multiLevelType w:val="hybridMultilevel"/>
     <w:tmpl w:val="0F769B0E"/>
@@ -1316,10 +1834,123 @@
       </w:rPr>
     </w:lvl>
   </w:abstractNum>
-  <w:abstractNum w:abstractNumId="2" w15:restartNumberingAfterBreak="0">
+  <w:abstractNum w:abstractNumId="5" w15:restartNumberingAfterBreak="0">
+    <w:nsid w:val="47140B2C"/>
+    <w:multiLevelType w:val="hybridMultilevel"/>
+    <w:tmpl w:val="9A5069FA"/>
+    <w:lvl w:ilvl="0" w:tplc="04090001">
+      <w:start w:val="1"/>
+      <w:numFmt w:val="bullet"/>
+      <w:lvlText w:val=""/>
+      <w:lvlJc w:val="left"/>
+      <w:pPr>
+        <w:ind w:left="720" w:hanging="360"/>
+      </w:pPr>
+      <w:rPr>
+        <w:rFonts w:ascii="Symbol" w:hAnsi="Symbol" w:hint="default"/>
+      </w:rPr>
+    </w:lvl>
+    <w:lvl w:ilvl="1" w:tplc="04090003" w:tentative="1">
+      <w:start w:val="1"/>
+      <w:numFmt w:val="bullet"/>
+      <w:lvlText w:val="o"/>
+      <w:lvlJc w:val="left"/>
+      <w:pPr>
+        <w:ind w:left="1440" w:hanging="360"/>
+      </w:pPr>
+      <w:rPr>
+        <w:rFonts w:ascii="Courier New" w:hAnsi="Courier New" w:cs="Courier New" w:hint="default"/>
+      </w:rPr>
+    </w:lvl>
+    <w:lvl w:ilvl="2" w:tplc="04090005" w:tentative="1">
+      <w:start w:val="1"/>
+      <w:numFmt w:val="bullet"/>
+      <w:lvlText w:val=""/>
+      <w:lvlJc w:val="left"/>
+      <w:pPr>
+        <w:ind w:left="2160" w:hanging="360"/>
+      </w:pPr>
+      <w:rPr>
+        <w:rFonts w:ascii="Wingdings" w:hAnsi="Wingdings" w:hint="default"/>
+      </w:rPr>
+    </w:lvl>
+    <w:lvl w:ilvl="3" w:tplc="04090001" w:tentative="1">
+      <w:start w:val="1"/>
+      <w:numFmt w:val="bullet"/>
+      <w:lvlText w:val=""/>
+      <w:lvlJc w:val="left"/>
+      <w:pPr>
+        <w:ind w:left="2880" w:hanging="360"/>
+      </w:pPr>
+      <w:rPr>
+        <w:rFonts w:ascii="Symbol" w:hAnsi="Symbol" w:hint="default"/>
+      </w:rPr>
+    </w:lvl>
+    <w:lvl w:ilvl="4" w:tplc="04090003" w:tentative="1">
+      <w:start w:val="1"/>
+      <w:numFmt w:val="bullet"/>
+      <w:lvlText w:val="o"/>
+      <w:lvlJc w:val="left"/>
+      <w:pPr>
+        <w:ind w:left="3600" w:hanging="360"/>
+      </w:pPr>
+      <w:rPr>
+        <w:rFonts w:ascii="Courier New" w:hAnsi="Courier New" w:cs="Courier New" w:hint="default"/>
+      </w:rPr>
+    </w:lvl>
+    <w:lvl w:ilvl="5" w:tplc="04090005" w:tentative="1">
+      <w:start w:val="1"/>
+      <w:numFmt w:val="bullet"/>
+      <w:lvlText w:val=""/>
+      <w:lvlJc w:val="left"/>
+      <w:pPr>
+        <w:ind w:left="4320" w:hanging="360"/>
+      </w:pPr>
+      <w:rPr>
+        <w:rFonts w:ascii="Wingdings" w:hAnsi="Wingdings" w:hint="default"/>
+      </w:rPr>
+    </w:lvl>
+    <w:lvl w:ilvl="6" w:tplc="04090001" w:tentative="1">
+      <w:start w:val="1"/>
+      <w:numFmt w:val="bullet"/>
+      <w:lvlText w:val=""/>
+      <w:lvlJc w:val="left"/>
+      <w:pPr>
+        <w:ind w:left="5040" w:hanging="360"/>
+      </w:pPr>
+      <w:rPr>
+        <w:rFonts w:ascii="Symbol" w:hAnsi="Symbol" w:hint="default"/>
+      </w:rPr>
+    </w:lvl>
+    <w:lvl w:ilvl="7" w:tplc="04090003" w:tentative="1">
+      <w:start w:val="1"/>
+      <w:numFmt w:val="bullet"/>
+      <w:lvlText w:val="o"/>
+      <w:lvlJc w:val="left"/>
+      <w:pPr>
+        <w:ind w:left="5760" w:hanging="360"/>
+      </w:pPr>
+      <w:rPr>
+        <w:rFonts w:ascii="Courier New" w:hAnsi="Courier New" w:cs="Courier New" w:hint="default"/>
+      </w:rPr>
+    </w:lvl>
+    <w:lvl w:ilvl="8" w:tplc="04090005" w:tentative="1">
+      <w:start w:val="1"/>
+      <w:numFmt w:val="bullet"/>
+      <w:lvlText w:val=""/>
+      <w:lvlJc w:val="left"/>
+      <w:pPr>
+        <w:ind w:left="6480" w:hanging="360"/>
+      </w:pPr>
+      <w:rPr>
+        <w:rFonts w:ascii="Wingdings" w:hAnsi="Wingdings" w:hint="default"/>
+      </w:rPr>
+    </w:lvl>
+  </w:abstractNum>
+  <w:abstractNum w:abstractNumId="6" w15:restartNumberingAfterBreak="0">
     <w:nsid w:val="637B360A"/>
     <w:multiLevelType w:val="hybridMultilevel"/>
-    <w:tmpl w:val="A7725910"/>
+    <w:tmpl w:val="27C89C88"/>
     <w:lvl w:ilvl="0" w:tplc="04090001">
       <w:start w:val="1"/>
       <w:numFmt w:val="bullet"/>
@@ -1429,7 +2060,7 @@
       </w:rPr>
     </w:lvl>
   </w:abstractNum>
-  <w:abstractNum w:abstractNumId="3" w15:restartNumberingAfterBreak="0">
+  <w:abstractNum w:abstractNumId="7" w15:restartNumberingAfterBreak="0">
     <w:nsid w:val="6E49353E"/>
     <w:multiLevelType w:val="hybridMultilevel"/>
     <w:tmpl w:val="66D6B4E6"/>
@@ -1541,17 +2172,261 @@
       </w:rPr>
     </w:lvl>
   </w:abstractNum>
+  <w:abstractNum w:abstractNumId="8" w15:restartNumberingAfterBreak="0">
+    <w:nsid w:val="6E8F4520"/>
+    <w:multiLevelType w:val="hybridMultilevel"/>
+    <w:tmpl w:val="19C6245C"/>
+    <w:lvl w:ilvl="0" w:tplc="04090001">
+      <w:start w:val="1"/>
+      <w:numFmt w:val="bullet"/>
+      <w:lvlText w:val=""/>
+      <w:lvlJc w:val="left"/>
+      <w:pPr>
+        <w:ind w:left="720" w:hanging="360"/>
+      </w:pPr>
+      <w:rPr>
+        <w:rFonts w:ascii="Symbol" w:hAnsi="Symbol" w:hint="default"/>
+      </w:rPr>
+    </w:lvl>
+    <w:lvl w:ilvl="1" w:tplc="04090003" w:tentative="1">
+      <w:start w:val="1"/>
+      <w:numFmt w:val="bullet"/>
+      <w:lvlText w:val="o"/>
+      <w:lvlJc w:val="left"/>
+      <w:pPr>
+        <w:ind w:left="1440" w:hanging="360"/>
+      </w:pPr>
+      <w:rPr>
+        <w:rFonts w:ascii="Courier New" w:hAnsi="Courier New" w:cs="Courier New" w:hint="default"/>
+      </w:rPr>
+    </w:lvl>
+    <w:lvl w:ilvl="2" w:tplc="04090005" w:tentative="1">
+      <w:start w:val="1"/>
+      <w:numFmt w:val="bullet"/>
+      <w:lvlText w:val=""/>
+      <w:lvlJc w:val="left"/>
+      <w:pPr>
+        <w:ind w:left="2160" w:hanging="360"/>
+      </w:pPr>
+      <w:rPr>
+        <w:rFonts w:ascii="Wingdings" w:hAnsi="Wingdings" w:hint="default"/>
+      </w:rPr>
+    </w:lvl>
+    <w:lvl w:ilvl="3" w:tplc="04090001" w:tentative="1">
+      <w:start w:val="1"/>
+      <w:numFmt w:val="bullet"/>
+      <w:lvlText w:val=""/>
+      <w:lvlJc w:val="left"/>
+      <w:pPr>
+        <w:ind w:left="2880" w:hanging="360"/>
+      </w:pPr>
+      <w:rPr>
+        <w:rFonts w:ascii="Symbol" w:hAnsi="Symbol" w:hint="default"/>
+      </w:rPr>
+    </w:lvl>
+    <w:lvl w:ilvl="4" w:tplc="04090003" w:tentative="1">
+      <w:start w:val="1"/>
+      <w:numFmt w:val="bullet"/>
+      <w:lvlText w:val="o"/>
+      <w:lvlJc w:val="left"/>
+      <w:pPr>
+        <w:ind w:left="3600" w:hanging="360"/>
+      </w:pPr>
+      <w:rPr>
+        <w:rFonts w:ascii="Courier New" w:hAnsi="Courier New" w:cs="Courier New" w:hint="default"/>
+      </w:rPr>
+    </w:lvl>
+    <w:lvl w:ilvl="5" w:tplc="04090005" w:tentative="1">
+      <w:start w:val="1"/>
+      <w:numFmt w:val="bullet"/>
+      <w:lvlText w:val=""/>
+      <w:lvlJc w:val="left"/>
+      <w:pPr>
+        <w:ind w:left="4320" w:hanging="360"/>
+      </w:pPr>
+      <w:rPr>
+        <w:rFonts w:ascii="Wingdings" w:hAnsi="Wingdings" w:hint="default"/>
+      </w:rPr>
+    </w:lvl>
+    <w:lvl w:ilvl="6" w:tplc="04090001" w:tentative="1">
+      <w:start w:val="1"/>
+      <w:numFmt w:val="bullet"/>
+      <w:lvlText w:val=""/>
+      <w:lvlJc w:val="left"/>
+      <w:pPr>
+        <w:ind w:left="5040" w:hanging="360"/>
+      </w:pPr>
+      <w:rPr>
+        <w:rFonts w:ascii="Symbol" w:hAnsi="Symbol" w:hint="default"/>
+      </w:rPr>
+    </w:lvl>
+    <w:lvl w:ilvl="7" w:tplc="04090003" w:tentative="1">
+      <w:start w:val="1"/>
+      <w:numFmt w:val="bullet"/>
+      <w:lvlText w:val="o"/>
+      <w:lvlJc w:val="left"/>
+      <w:pPr>
+        <w:ind w:left="5760" w:hanging="360"/>
+      </w:pPr>
+      <w:rPr>
+        <w:rFonts w:ascii="Courier New" w:hAnsi="Courier New" w:cs="Courier New" w:hint="default"/>
+      </w:rPr>
+    </w:lvl>
+    <w:lvl w:ilvl="8" w:tplc="04090005" w:tentative="1">
+      <w:start w:val="1"/>
+      <w:numFmt w:val="bullet"/>
+      <w:lvlText w:val=""/>
+      <w:lvlJc w:val="left"/>
+      <w:pPr>
+        <w:ind w:left="6480" w:hanging="360"/>
+      </w:pPr>
+      <w:rPr>
+        <w:rFonts w:ascii="Wingdings" w:hAnsi="Wingdings" w:hint="default"/>
+      </w:rPr>
+    </w:lvl>
+  </w:abstractNum>
+  <w:abstractNum w:abstractNumId="9" w15:restartNumberingAfterBreak="0">
+    <w:nsid w:val="723817E6"/>
+    <w:multiLevelType w:val="hybridMultilevel"/>
+    <w:tmpl w:val="22EC2958"/>
+    <w:lvl w:ilvl="0" w:tplc="04090001">
+      <w:start w:val="1"/>
+      <w:numFmt w:val="bullet"/>
+      <w:lvlText w:val=""/>
+      <w:lvlJc w:val="left"/>
+      <w:pPr>
+        <w:ind w:left="720" w:hanging="360"/>
+      </w:pPr>
+      <w:rPr>
+        <w:rFonts w:ascii="Symbol" w:hAnsi="Symbol" w:hint="default"/>
+      </w:rPr>
+    </w:lvl>
+    <w:lvl w:ilvl="1" w:tplc="04090003" w:tentative="1">
+      <w:start w:val="1"/>
+      <w:numFmt w:val="bullet"/>
+      <w:lvlText w:val="o"/>
+      <w:lvlJc w:val="left"/>
+      <w:pPr>
+        <w:ind w:left="1440" w:hanging="360"/>
+      </w:pPr>
+      <w:rPr>
+        <w:rFonts w:ascii="Courier New" w:hAnsi="Courier New" w:cs="Courier New" w:hint="default"/>
+      </w:rPr>
+    </w:lvl>
+    <w:lvl w:ilvl="2" w:tplc="04090005" w:tentative="1">
+      <w:start w:val="1"/>
+      <w:numFmt w:val="bullet"/>
+      <w:lvlText w:val=""/>
+      <w:lvlJc w:val="left"/>
+      <w:pPr>
+        <w:ind w:left="2160" w:hanging="360"/>
+      </w:pPr>
+      <w:rPr>
+        <w:rFonts w:ascii="Wingdings" w:hAnsi="Wingdings" w:hint="default"/>
+      </w:rPr>
+    </w:lvl>
+    <w:lvl w:ilvl="3" w:tplc="04090001" w:tentative="1">
+      <w:start w:val="1"/>
+      <w:numFmt w:val="bullet"/>
+      <w:lvlText w:val=""/>
+      <w:lvlJc w:val="left"/>
+      <w:pPr>
+        <w:ind w:left="2880" w:hanging="360"/>
+      </w:pPr>
+      <w:rPr>
+        <w:rFonts w:ascii="Symbol" w:hAnsi="Symbol" w:hint="default"/>
+      </w:rPr>
+    </w:lvl>
+    <w:lvl w:ilvl="4" w:tplc="04090003" w:tentative="1">
+      <w:start w:val="1"/>
+      <w:numFmt w:val="bullet"/>
+      <w:lvlText w:val="o"/>
+      <w:lvlJc w:val="left"/>
+      <w:pPr>
+        <w:ind w:left="3600" w:hanging="360"/>
+      </w:pPr>
+      <w:rPr>
+        <w:rFonts w:ascii="Courier New" w:hAnsi="Courier New" w:cs="Courier New" w:hint="default"/>
+      </w:rPr>
+    </w:lvl>
+    <w:lvl w:ilvl="5" w:tplc="04090005" w:tentative="1">
+      <w:start w:val="1"/>
+      <w:numFmt w:val="bullet"/>
+      <w:lvlText w:val=""/>
+      <w:lvlJc w:val="left"/>
+      <w:pPr>
+        <w:ind w:left="4320" w:hanging="360"/>
+      </w:pPr>
+      <w:rPr>
+        <w:rFonts w:ascii="Wingdings" w:hAnsi="Wingdings" w:hint="default"/>
+      </w:rPr>
+    </w:lvl>
+    <w:lvl w:ilvl="6" w:tplc="04090001" w:tentative="1">
+      <w:start w:val="1"/>
+      <w:numFmt w:val="bullet"/>
+      <w:lvlText w:val=""/>
+      <w:lvlJc w:val="left"/>
+      <w:pPr>
+        <w:ind w:left="5040" w:hanging="360"/>
+      </w:pPr>
+      <w:rPr>
+        <w:rFonts w:ascii="Symbol" w:hAnsi="Symbol" w:hint="default"/>
+      </w:rPr>
+    </w:lvl>
+    <w:lvl w:ilvl="7" w:tplc="04090003" w:tentative="1">
+      <w:start w:val="1"/>
+      <w:numFmt w:val="bullet"/>
+      <w:lvlText w:val="o"/>
+      <w:lvlJc w:val="left"/>
+      <w:pPr>
+        <w:ind w:left="5760" w:hanging="360"/>
+      </w:pPr>
+      <w:rPr>
+        <w:rFonts w:ascii="Courier New" w:hAnsi="Courier New" w:cs="Courier New" w:hint="default"/>
+      </w:rPr>
+    </w:lvl>
+    <w:lvl w:ilvl="8" w:tplc="04090005" w:tentative="1">
+      <w:start w:val="1"/>
+      <w:numFmt w:val="bullet"/>
+      <w:lvlText w:val=""/>
+      <w:lvlJc w:val="left"/>
+      <w:pPr>
+        <w:ind w:left="6480" w:hanging="360"/>
+      </w:pPr>
+      <w:rPr>
+        <w:rFonts w:ascii="Wingdings" w:hAnsi="Wingdings" w:hint="default"/>
+      </w:rPr>
+    </w:lvl>
+  </w:abstractNum>
   <w:num w:numId="1" w16cid:durableId="1887639875">
+    <w:abstractNumId w:val="6"/>
+  </w:num>
+  <w:num w:numId="2" w16cid:durableId="418253258">
+    <w:abstractNumId w:val="7"/>
+  </w:num>
+  <w:num w:numId="3" w16cid:durableId="299580978">
+    <w:abstractNumId w:val="4"/>
+  </w:num>
+  <w:num w:numId="4" w16cid:durableId="1430269976">
     <w:abstractNumId w:val="2"/>
   </w:num>
-  <w:num w:numId="2" w16cid:durableId="418253258">
+  <w:num w:numId="5" w16cid:durableId="1382899901">
+    <w:abstractNumId w:val="0"/>
+  </w:num>
+  <w:num w:numId="6" w16cid:durableId="248317664">
+    <w:abstractNumId w:val="8"/>
+  </w:num>
+  <w:num w:numId="7" w16cid:durableId="1564564695">
+    <w:abstractNumId w:val="9"/>
+  </w:num>
+  <w:num w:numId="8" w16cid:durableId="1436513467">
+    <w:abstractNumId w:val="1"/>
+  </w:num>
+  <w:num w:numId="9" w16cid:durableId="305627122">
     <w:abstractNumId w:val="3"/>
   </w:num>
-  <w:num w:numId="3" w16cid:durableId="299580978">
-    <w:abstractNumId w:val="1"/>
-  </w:num>
-  <w:num w:numId="4" w16cid:durableId="1430269976">
-    <w:abstractNumId w:val="0"/>
+  <w:num w:numId="10" w16cid:durableId="1839155016">
+    <w:abstractNumId w:val="5"/>
   </w:num>
 </w:numbering>
 </file>
@@ -2157,6 +3032,7 @@
   <w:style w:type="character" w:default="1" w:styleId="DefaultParagraphFont">
     <w:name w:val="Default Paragraph Font"/>
     <w:uiPriority w:val="1"/>
+    <w:semiHidden/>
     <w:unhideWhenUsed/>
   </w:style>
   <w:style w:type="table" w:default="1" w:styleId="TableNormal">

--- a/kubernetes/Kubernetes notes.docx
+++ b/kubernetes/Kubernetes notes.docx
@@ -41,14 +41,6 @@
         <w:pStyle w:val="Heading1"/>
       </w:pPr>
       <w:r>
-        <w:t>Concepts</w:t>
-      </w:r>
-    </w:p>
-    <w:p>
-      <w:pPr>
-        <w:pStyle w:val="Heading2"/>
-      </w:pPr>
-      <w:r>
         <w:t>Node</w:t>
       </w:r>
     </w:p>
@@ -59,7 +51,7 @@
     </w:p>
     <w:p>
       <w:pPr>
-        <w:pStyle w:val="Heading2"/>
+        <w:pStyle w:val="Heading1"/>
       </w:pPr>
       <w:r>
         <w:t>Resources</w:t>
@@ -81,7 +73,13 @@
     </w:p>
     <w:p>
       <w:r>
-        <w:t>Those are pieces creating our application, for example we might have the following resources:</w:t>
+        <w:t xml:space="preserve">Those are </w:t>
+      </w:r>
+      <w:r>
+        <w:t>tools used for running</w:t>
+      </w:r>
+      <w:r>
+        <w:t xml:space="preserve"> our application, for example we might have the following resources:</w:t>
       </w:r>
     </w:p>
     <w:p>
@@ -133,7 +131,25 @@
     </w:p>
     <w:p>
       <w:pPr>
-        <w:pStyle w:val="Heading2"/>
+        <w:pStyle w:val="Heading1"/>
+      </w:pPr>
+      <w:r>
+        <w:t>Manifests</w:t>
+      </w:r>
+    </w:p>
+    <w:p>
+      <w:r>
+        <w:t>Manifests are conifguration files (mainly YAML) which defines what resources we want to create in Kubernetes cluster.</w:t>
+      </w:r>
+    </w:p>
+    <w:p>
+      <w:r>
+        <w:t>We are preparing Manifest first and then we apply it in order to create the specified resource.</w:t>
+      </w:r>
+    </w:p>
+    <w:p>
+      <w:pPr>
+        <w:pStyle w:val="Heading1"/>
       </w:pPr>
       <w:r>
         <w:t>Custom resources</w:t>
@@ -144,30 +160,24 @@
         <w:t>Standard resources and available by default in every Kubernetes cluster and Custom resources are additional ones added by using the CRD (Custom Resource Definition)</w:t>
       </w:r>
       <w:r>
-        <w:t xml:space="preserve"> which is a YAML file</w:t>
-      </w:r>
-      <w:r>
-        <w:t xml:space="preserve">. </w:t>
-      </w:r>
-    </w:p>
-    <w:p>
-      <w:pPr>
-        <w:pStyle w:val="Heading2"/>
-      </w:pPr>
-      <w:r>
-        <w:t>Manifests</w:t>
-      </w:r>
-    </w:p>
-    <w:p>
-      <w:r>
-        <w:t>Manifests are conifguration files (mainly YAML) which defines what resources we want to create in Kubernetes cluster.</w:t>
-      </w:r>
-    </w:p>
-    <w:p>
-      <w:pPr>
-        <w:pStyle w:val="Heading2"/>
-      </w:pPr>
-      <w:r>
+        <w:t xml:space="preserve"> which is a YAML</w:t>
+      </w:r>
+      <w:r>
+        <w:t xml:space="preserve"> manifest</w:t>
+      </w:r>
+      <w:r>
+        <w:t xml:space="preserve"> specifying that resource</w:t>
+      </w:r>
+      <w:r>
+        <w:t>.</w:t>
+      </w:r>
+    </w:p>
+    <w:p>
+      <w:pPr>
+        <w:pStyle w:val="Heading1"/>
+      </w:pPr>
+      <w:r>
+        <w:lastRenderedPageBreak/>
         <w:t>Pod</w:t>
       </w:r>
     </w:p>
@@ -178,42 +188,231 @@
     </w:p>
     <w:p>
       <w:r>
-        <w:t>We don’t work with the container itself, just with a Pod.</w:t>
-      </w:r>
-    </w:p>
-    <w:p>
-      <w:pPr>
-        <w:pStyle w:val="Heading2"/>
+        <w:t>We don’t work with the container itself</w:t>
+      </w:r>
+      <w:r>
+        <w:t xml:space="preserve"> in Kubernetes</w:t>
+      </w:r>
+      <w:r>
+        <w:t>, just with a Pod</w:t>
+      </w:r>
+      <w:r>
+        <w:t xml:space="preserve"> or abstractions of Pod</w:t>
+      </w:r>
+      <w:r>
+        <w:t xml:space="preserve"> (for example Deployment)</w:t>
+      </w:r>
+      <w:r>
+        <w:t>.</w:t>
+      </w:r>
+    </w:p>
+    <w:p>
+      <w:pPr>
+        <w:pStyle w:val="Heading1"/>
+      </w:pPr>
+      <w:r>
+        <w:t>Service</w:t>
+      </w:r>
+    </w:p>
+    <w:p>
+      <w:r>
+        <w:t>Service is a resource which w</w:t>
+      </w:r>
+      <w:r>
+        <w:t xml:space="preserve">e can assign to a </w:t>
+      </w:r>
+      <w:r>
+        <w:t xml:space="preserve">Pod </w:t>
+      </w:r>
+      <w:r>
+        <w:t>and i</w:t>
+      </w:r>
+      <w:r>
+        <w:t>t provides a static IP address to</w:t>
+      </w:r>
+      <w:r>
+        <w:t xml:space="preserve"> a </w:t>
+      </w:r>
+      <w:r>
+        <w:t>Pod</w:t>
+      </w:r>
+      <w:r>
+        <w:t>.</w:t>
+      </w:r>
+      <w:r>
+        <w:t xml:space="preserve"> </w:t>
+      </w:r>
+    </w:p>
+    <w:p>
+      <w:r>
+        <w:t xml:space="preserve">Pods have its own IP address, which can change over time, and Service has a separate, static IP address and it is independent on the IP address of the </w:t>
+      </w:r>
+      <w:r>
+        <w:t>Pod</w:t>
+      </w:r>
+      <w:r>
+        <w:t>.</w:t>
+      </w:r>
+    </w:p>
+    <w:p>
+      <w:r>
+        <w:t>In Service we can also specify a domain name for a Pod.</w:t>
+      </w:r>
+    </w:p>
+    <w:p>
+      <w:r>
+        <w:t>It also acts as a load balancer. We can have two replicas</w:t>
+      </w:r>
+      <w:r>
+        <w:t xml:space="preserve"> (described in the next section)</w:t>
+      </w:r>
+      <w:r>
+        <w:t xml:space="preserve"> of the same app</w:t>
+      </w:r>
+      <w:r>
+        <w:t xml:space="preserve"> (Pod)</w:t>
+      </w:r>
+      <w:r>
+        <w:t xml:space="preserve">, both attached to the same service, and service will redirect a request to the replica which is </w:t>
+      </w:r>
+      <w:r>
+        <w:t>the least</w:t>
+      </w:r>
+      <w:r>
+        <w:t xml:space="preserve"> busy.</w:t>
+      </w:r>
+    </w:p>
+    <w:p>
+      <w:pPr>
+        <w:pStyle w:val="Heading1"/>
+      </w:pPr>
+      <w:r>
+        <w:t>Replicas</w:t>
+      </w:r>
+    </w:p>
+    <w:p>
+      <w:r>
+        <w:t>We can have multiple replicas of the same app</w:t>
+      </w:r>
+      <w:r>
+        <w:t xml:space="preserve"> (Pod)</w:t>
+      </w:r>
+      <w:r>
+        <w:t>. That means that we have multiple copies of the same app running. It is useful because when one app goes down, then the other one can take its place in handling requests.</w:t>
+      </w:r>
+    </w:p>
+    <w:p>
+      <w:r>
+        <w:t xml:space="preserve">We can use </w:t>
+      </w:r>
+      <w:r>
+        <w:t>a</w:t>
+      </w:r>
+      <w:r>
+        <w:t xml:space="preserve"> Service (described in the previous section) to create a static IP address, and each request made to that IP address will be redirected by a Service to a replica which is the least busy.</w:t>
+      </w:r>
+    </w:p>
+    <w:p>
+      <w:pPr>
+        <w:pStyle w:val="Heading1"/>
+      </w:pPr>
+      <w:r>
+        <w:t>Deployment</w:t>
+      </w:r>
+    </w:p>
+    <w:p>
+      <w:r>
+        <w:t xml:space="preserve">It is a blueprint, set of instructions for </w:t>
+      </w:r>
+      <w:r>
+        <w:t>creating</w:t>
+      </w:r>
+      <w:r>
+        <w:t xml:space="preserve"> Pods. It is abstraction of Pods. It specifies which app we want to run (which container), how many replicas of that Pod to create</w:t>
+      </w:r>
+      <w:r>
+        <w:t xml:space="preserve"> etc</w:t>
+      </w:r>
+      <w:r>
+        <w:t>.</w:t>
+      </w:r>
+    </w:p>
+    <w:p>
+      <w:pPr>
+        <w:pStyle w:val="Heading1"/>
       </w:pPr>
       <w:r>
         <w:lastRenderedPageBreak/>
-        <w:t>Service</w:t>
-      </w:r>
-    </w:p>
-    <w:p>
-      <w:r>
-        <w:t>Service is a resource which w</w:t>
-      </w:r>
-      <w:r>
-        <w:t xml:space="preserve">e can assign to a </w:t>
-      </w:r>
-      <w:r>
-        <w:t xml:space="preserve">Pod </w:t>
-      </w:r>
-      <w:r>
-        <w:t>and i</w:t>
-      </w:r>
-      <w:r>
-        <w:t xml:space="preserve">t provides a static IP address to </w:t>
-      </w:r>
-      <w:r>
-        <w:t xml:space="preserve">Pod </w:t>
-      </w:r>
-      <w:r>
-        <w:t>s.</w:t>
-      </w:r>
-      <w:r>
-        <w:t xml:space="preserve"> Pods have its own IP address, which can change over time, and Service has a separate, static IP address and it is independent on the IP address of the </w:t>
+        <w:t>StatefulSet</w:t>
+      </w:r>
+    </w:p>
+    <w:p>
+      <w:r>
+        <w:t xml:space="preserve">It </w:t>
+      </w:r>
+      <w:r>
+        <w:t>i</w:t>
+      </w:r>
+      <w:r>
+        <w:t>s like a Deployment but specifically designed for applications which have a state. For example databases have a state which is their data</w:t>
+      </w:r>
+      <w:r>
+        <w:t xml:space="preserve"> (which changes over time)</w:t>
+      </w:r>
+      <w:r>
+        <w:t>.</w:t>
+      </w:r>
+      <w:r>
+        <w:t xml:space="preserve"> We can’t simply delete and recreate such an app because we will loose that state.</w:t>
+      </w:r>
+    </w:p>
+    <w:p>
+      <w:r>
+        <w:t>Even if we are using volumes for our databases running in Pods, then still we should use the StatefulSet for them to guarantee data consistency.</w:t>
+      </w:r>
+    </w:p>
+    <w:p>
+      <w:pPr>
+        <w:pStyle w:val="Heading1"/>
+      </w:pPr>
+      <w:r>
+        <w:t>Ingress</w:t>
+      </w:r>
+    </w:p>
+    <w:p>
+      <w:r>
+        <w:t>I</w:t>
+      </w:r>
+      <w:r>
+        <w:t xml:space="preserve">ngress </w:t>
+      </w:r>
+      <w:r>
+        <w:t xml:space="preserve">is a resource which we can use to </w:t>
+      </w:r>
+      <w:r>
+        <w:t>specify which URL will be redirecting to which Service when making a HTTP request.</w:t>
+      </w:r>
+    </w:p>
+    <w:p>
+      <w:pPr>
+        <w:pStyle w:val="Heading1"/>
+      </w:pPr>
+      <w:r>
+        <w:t>ConfigMap</w:t>
+      </w:r>
+    </w:p>
+    <w:p>
+      <w:r>
+        <w:t xml:space="preserve">ConfigMap is a resource which we can use to </w:t>
+      </w:r>
+      <w:r>
+        <w:t>provide</w:t>
+      </w:r>
+      <w:r>
+        <w:t xml:space="preserve"> an</w:t>
+      </w:r>
+      <w:r>
+        <w:t xml:space="preserve"> external configuration for an application running as a container in a </w:t>
       </w:r>
       <w:r>
         <w:t>Pod</w:t>
@@ -224,170 +423,191 @@
     </w:p>
     <w:p>
       <w:r>
-        <w:t>In Service we can also specify a domain name for a Pod.</w:t>
-      </w:r>
-    </w:p>
-    <w:p>
-      <w:r>
-        <w:t>It also acts as a load balancer. We can have two replicas</w:t>
-      </w:r>
-      <w:r>
-        <w:t xml:space="preserve"> (described in the next section)</w:t>
-      </w:r>
-      <w:r>
-        <w:t xml:space="preserve"> of the same app, both attached to the same service, and service will redirect a request to the replica which is </w:t>
-      </w:r>
-      <w:r>
-        <w:t>the least</w:t>
-      </w:r>
-      <w:r>
-        <w:t xml:space="preserve"> busy.</w:t>
-      </w:r>
-    </w:p>
-    <w:p>
-      <w:pPr>
-        <w:pStyle w:val="Heading2"/>
-      </w:pPr>
-      <w:r>
-        <w:t>Replicas</w:t>
-      </w:r>
-    </w:p>
-    <w:p>
-      <w:r>
-        <w:t>We can have multiple replicas of the same app</w:t>
-      </w:r>
-      <w:r>
-        <w:t xml:space="preserve"> (Pod)</w:t>
-      </w:r>
-      <w:r>
-        <w:t>. That means that we have multiple copies of the same app running. It is useful because when one app goes down, then the other one can take its place in handling requests.</w:t>
-      </w:r>
-    </w:p>
-    <w:p>
-      <w:r>
-        <w:t xml:space="preserve">We can use </w:t>
-      </w:r>
-      <w:r>
-        <w:t>a</w:t>
-      </w:r>
-      <w:r>
-        <w:t xml:space="preserve"> Service (described in the previous section) to create a static IP address, and each request made to that IP address will be redirected by a Service to a replica which is the least busy.</w:t>
-      </w:r>
-    </w:p>
-    <w:p>
-      <w:pPr>
-        <w:pStyle w:val="Heading2"/>
-      </w:pPr>
-      <w:r>
-        <w:t>Ingress</w:t>
-      </w:r>
-    </w:p>
-    <w:p>
-      <w:r>
-        <w:t>I</w:t>
-      </w:r>
-      <w:r>
-        <w:t xml:space="preserve">ngress </w:t>
-      </w:r>
-      <w:r>
-        <w:t xml:space="preserve">is a resource which we can use to </w:t>
-      </w:r>
-      <w:r>
-        <w:t>specify which URL will be redirecting to which Service when making a HTTP request.</w:t>
-      </w:r>
-    </w:p>
-    <w:p>
-      <w:pPr>
-        <w:pStyle w:val="Heading2"/>
-      </w:pPr>
-      <w:r>
-        <w:t>ConfigMap</w:t>
-      </w:r>
-    </w:p>
-    <w:p>
-      <w:r>
-        <w:t xml:space="preserve">ConfigMap is a resource which we can use to </w:t>
-      </w:r>
-      <w:r>
-        <w:t>provide</w:t>
-      </w:r>
-      <w:r>
-        <w:t xml:space="preserve"> an</w:t>
-      </w:r>
-      <w:r>
-        <w:t xml:space="preserve"> external configuration for an application running as a container in a </w:t>
+        <w:t xml:space="preserve">We can </w:t>
+      </w:r>
+      <w:r>
+        <w:t>store there data as</w:t>
+      </w:r>
+      <w:r>
+        <w:t>f</w:t>
+      </w:r>
+      <w:r>
+        <w:t xml:space="preserve"> key value pairs</w:t>
+      </w:r>
+      <w:r>
+        <w:t xml:space="preserve"> which will be used by our app running in </w:t>
       </w:r>
       <w:r>
         <w:t>Pod</w:t>
       </w:r>
       <w:r>
+        <w:t>, and we can change them without changing the app itself.</w:t>
+      </w:r>
+    </w:p>
+    <w:p>
+      <w:pPr>
+        <w:pStyle w:val="Heading1"/>
+      </w:pPr>
+      <w:r>
+        <w:t>Secret</w:t>
+      </w:r>
+    </w:p>
+    <w:p>
+      <w:r>
+        <w:t xml:space="preserve">Secret </w:t>
+      </w:r>
+      <w:r>
+        <w:t xml:space="preserve">is </w:t>
+      </w:r>
+      <w:r>
+        <w:t xml:space="preserve">a resource </w:t>
+      </w:r>
+      <w:r>
+        <w:t>like ConfigMap but for storing confidential data.</w:t>
+      </w:r>
+    </w:p>
+    <w:p>
+      <w:r>
+        <w:t>We use this command to create a secret:</w:t>
+      </w:r>
+    </w:p>
+    <w:p>
+      <w:pPr>
+        <w:pStyle w:val="ListParagraph"/>
+        <w:numPr>
+          <w:ilvl w:val="0"/>
+          <w:numId w:val="11"/>
+        </w:numPr>
+      </w:pPr>
+      <w:r>
+        <w:t>Kubectl create secret &lt;type&gt; &lt;name&gt; [options]</w:t>
+      </w:r>
+    </w:p>
+    <w:p>
+      <w:r>
+        <w:t>Using this command w</w:t>
+      </w:r>
+      <w:r>
+        <w:t>e can</w:t>
+      </w:r>
+      <w:r>
+        <w:t>:</w:t>
+      </w:r>
+    </w:p>
+    <w:p>
+      <w:pPr>
+        <w:pStyle w:val="ListParagraph"/>
+        <w:numPr>
+          <w:ilvl w:val="0"/>
+          <w:numId w:val="11"/>
+        </w:numPr>
+      </w:pPr>
+      <w:r>
+        <w:t>D</w:t>
+      </w:r>
+      <w:r>
+        <w:t>efine a secret value during executing this command</w:t>
+      </w:r>
+    </w:p>
+    <w:p>
+      <w:pPr>
+        <w:pStyle w:val="ListParagraph"/>
+        <w:numPr>
+          <w:ilvl w:val="0"/>
+          <w:numId w:val="11"/>
+        </w:numPr>
+      </w:pPr>
+      <w:r>
+        <w:t>R</w:t>
+      </w:r>
+      <w:r>
+        <w:t>ead secret value from a file</w:t>
+      </w:r>
+    </w:p>
+    <w:p>
+      <w:pPr>
+        <w:pStyle w:val="ListParagraph"/>
+        <w:numPr>
+          <w:ilvl w:val="0"/>
+          <w:numId w:val="11"/>
+        </w:numPr>
+      </w:pPr>
+      <w:r>
+        <w:t>C</w:t>
+      </w:r>
+      <w:r>
+        <w:t>reate a secret for a specific container registry which can be used for pulling images from it</w:t>
+      </w:r>
+      <w:r>
+        <w:t>. It generates a new secret value based on credentials to a container registry which we pass in that command.</w:t>
+      </w:r>
+    </w:p>
+    <w:p>
+      <w:pPr>
+        <w:pStyle w:val="ListParagraph"/>
+        <w:numPr>
+          <w:ilvl w:val="0"/>
+          <w:numId w:val="11"/>
+        </w:numPr>
+      </w:pPr>
+      <w:r>
+        <w:t>G</w:t>
+      </w:r>
+      <w:r>
+        <w:t>et TLS key and certificate from files.</w:t>
+      </w:r>
+      <w:r>
+        <w:t xml:space="preserve"> </w:t>
+      </w:r>
+    </w:p>
+    <w:p>
+      <w:pPr>
+        <w:pStyle w:val="Heading1"/>
+      </w:pPr>
+      <w:r>
+        <w:lastRenderedPageBreak/>
+        <w:t>Volumes</w:t>
+      </w:r>
+      <w:r>
+        <w:t xml:space="preserve"> and volumeMounts</w:t>
+      </w:r>
+    </w:p>
+    <w:p>
+      <w:r>
+        <w:t xml:space="preserve">Volumes are a resource which works </w:t>
+      </w:r>
+      <w:r>
+        <w:t>like volumes in Docker.</w:t>
+      </w:r>
+      <w:r>
+        <w:t xml:space="preserve"> Volumes allow us to save data from a container outside of a container (on a </w:t>
+      </w:r>
+      <w:r>
+        <w:t>host</w:t>
+      </w:r>
+      <w:r>
+        <w:t xml:space="preserve"> running a container). </w:t>
+      </w:r>
+    </w:p>
+    <w:p>
+      <w:r>
+        <w:t xml:space="preserve">So container will be using this data and even after container restart, that data will be still accessible. </w:t>
+      </w:r>
+    </w:p>
+    <w:p>
+      <w:r>
+        <w:t>Volumes need to be used together with VolumeMounts which will specify the path in the container where data from a Volume will be accessible.</w:t>
+      </w:r>
+    </w:p>
+    <w:p>
+      <w:r>
+        <w:t xml:space="preserve">We can additionally use the hostPath parameter to specify where data from a Volume will be stored on a </w:t>
+      </w:r>
+      <w:r>
+        <w:t>host</w:t>
+      </w:r>
+      <w:r>
         <w:t>.</w:t>
-      </w:r>
-    </w:p>
-    <w:p>
-      <w:r>
-        <w:t xml:space="preserve">We can define there variables which will be used by our app running in </w:t>
-      </w:r>
-      <w:r>
-        <w:t>Pod</w:t>
-      </w:r>
-      <w:r>
-        <w:t>, and we can change them without changing the app itself.</w:t>
-      </w:r>
-    </w:p>
-    <w:p>
-      <w:pPr>
-        <w:pStyle w:val="Heading2"/>
-      </w:pPr>
-      <w:r>
-        <w:t>Secret</w:t>
-      </w:r>
-    </w:p>
-    <w:p>
-      <w:r>
-        <w:t xml:space="preserve">Secret </w:t>
-      </w:r>
-      <w:r>
-        <w:t xml:space="preserve">is </w:t>
-      </w:r>
-      <w:r>
-        <w:t xml:space="preserve">a resource </w:t>
-      </w:r>
-      <w:r>
-        <w:t>like ConfigMap but for storing confidential data.</w:t>
-      </w:r>
-    </w:p>
-    <w:p>
-      <w:pPr>
-        <w:pStyle w:val="Heading2"/>
-      </w:pPr>
-      <w:r>
-        <w:t>Volumes</w:t>
-      </w:r>
-      <w:r>
-        <w:t xml:space="preserve"> and volumeMounts</w:t>
-      </w:r>
-    </w:p>
-    <w:p>
-      <w:r>
-        <w:t xml:space="preserve">Volumes are a resource which works </w:t>
-      </w:r>
-      <w:r>
-        <w:t>like volumes in Docker.</w:t>
-      </w:r>
-      <w:r>
-        <w:t xml:space="preserve"> Volumes allow us to save data from a container outside of a container (on a server running a container). So container will be using this data and even after container restart, that data will be still accessible. </w:t>
-      </w:r>
-    </w:p>
-    <w:p>
-      <w:r>
-        <w:lastRenderedPageBreak/>
-        <w:t>Volumes need to be used together with VolumeMounts which will specify the path in the container where data from a Volume will be accessible.</w:t>
-      </w:r>
-    </w:p>
-    <w:p>
-      <w:r>
-        <w:t>We can additionally use the hostPath parameter to specify where data from a Volume will be stored on a server running Kubernetes.</w:t>
       </w:r>
       <w:r>
         <w:t xml:space="preserve"> </w:t>
@@ -442,7 +662,10 @@
     </w:p>
     <w:p>
       <w:r>
-        <w:t>The other way of doing this is to create a separate Volume resource. Here is an example of Persistent Volume (it preserves data even after Pod is deleted):</w:t>
+        <w:t>The other way of doing this is to create a separate Volume resource. Here is an example of Persistent Volume (it preserves data even after Pod is deleted)</w:t>
+      </w:r>
+      <w:r>
+        <w:t>. We create here separately one resource for Volume and one for creating a Pod which uses that Volume:</w:t>
       </w:r>
     </w:p>
     <w:p>
@@ -450,6 +673,7 @@
         <w:rPr>
           <w:noProof/>
         </w:rPr>
+        <w:lastRenderedPageBreak/>
         <w:drawing>
           <wp:inline distT="0" distB="0" distL="0" distR="0" wp14:anchorId="5E81BEC3" wp14:editId="13338342">
             <wp:extent cx="3069355" cy="4190955"/>
@@ -489,7 +713,6 @@
     </w:p>
     <w:p>
       <w:r>
-        <w:lastRenderedPageBreak/>
         <w:t>And yet another option is that we don’t create a Volume resource on our own, we just create a volume claim (PersistentVolumeClaim) and it will create a volume resource automatically</w:t>
       </w:r>
       <w:r>
@@ -501,6 +724,7 @@
         <w:rPr>
           <w:noProof/>
         </w:rPr>
+        <w:lastRenderedPageBreak/>
         <w:drawing>
           <wp:inline distT="0" distB="0" distL="0" distR="0" wp14:anchorId="78599583" wp14:editId="4936DEF5">
             <wp:extent cx="1611526" cy="3305531"/>
@@ -538,95 +762,186 @@
         </w:drawing>
       </w:r>
     </w:p>
-    <w:p/>
     <w:p>
       <w:pPr>
         <w:pStyle w:val="Heading2"/>
       </w:pPr>
       <w:r>
-        <w:t>Deployment</w:t>
-      </w:r>
-    </w:p>
-    <w:p>
-      <w:r>
-        <w:t xml:space="preserve">It is a resource which we create using a manifest. </w:t>
-      </w:r>
-      <w:r>
-        <w:t>It is a blueprint</w:t>
-      </w:r>
-      <w:r>
-        <w:t>, set of instructions</w:t>
-      </w:r>
-      <w:r>
-        <w:t xml:space="preserve"> for app </w:t>
-      </w:r>
-      <w:r>
-        <w:t>Pods</w:t>
-      </w:r>
-      <w:r>
-        <w:t xml:space="preserve">. It is abstraction of </w:t>
-      </w:r>
-      <w:r>
-        <w:t>Pods</w:t>
-      </w:r>
-      <w:r>
-        <w:t>.</w:t>
-      </w:r>
-      <w:r>
-        <w:t xml:space="preserve"> </w:t>
-      </w:r>
-      <w:r>
-        <w:t>It</w:t>
-      </w:r>
-      <w:r>
-        <w:t xml:space="preserve"> specif</w:t>
-      </w:r>
-      <w:r>
-        <w:t>ies</w:t>
-      </w:r>
-      <w:r>
-        <w:t xml:space="preserve"> </w:t>
-      </w:r>
-      <w:r>
-        <w:t xml:space="preserve">which app we want to run (which container), how many replicas of that </w:t>
-      </w:r>
-      <w:r>
-        <w:t xml:space="preserve">Pod </w:t>
-      </w:r>
-      <w:r>
-        <w:t>to create and more.</w:t>
-      </w:r>
-    </w:p>
-    <w:p>
-      <w:pPr>
-        <w:pStyle w:val="Heading2"/>
-      </w:pPr>
-      <w:r>
-        <w:t>StatefulSet</w:t>
-      </w:r>
-    </w:p>
-    <w:p>
-      <w:r>
-        <w:t xml:space="preserve">It is a resource which we create using a manifest. Is like a </w:t>
-      </w:r>
-      <w:r>
-        <w:t>D</w:t>
-      </w:r>
-      <w:r>
-        <w:t>eployment but specifically designed for applications which have a state. For example databases have a state which is their data.</w:t>
-      </w:r>
-    </w:p>
-    <w:p>
-      <w:r>
-        <w:t>Even if we are using volumes for our databases running in Pods, then still we should use the StatefulSet for them to guarantee data consistency.</w:t>
-      </w:r>
-    </w:p>
-    <w:p>
-      <w:pPr>
-        <w:pStyle w:val="Heading2"/>
-      </w:pPr>
-      <w:r>
-        <w:t>Processes runnin on worker nodes</w:t>
+        <w:t>Volume with configMap</w:t>
+      </w:r>
+    </w:p>
+    <w:p>
+      <w:r>
+        <w:t>We can use a configMap to create a volume</w:t>
+      </w:r>
+      <w:r>
+        <w:t xml:space="preserve"> and mount it to a Pod.</w:t>
+      </w:r>
+    </w:p>
+    <w:p>
+      <w:r>
+        <w:t>This way in the path inside the container specified by the ‘mountPath’ parameter we are creating:</w:t>
+      </w:r>
+    </w:p>
+    <w:p>
+      <w:pPr>
+        <w:pStyle w:val="ListParagraph"/>
+        <w:numPr>
+          <w:ilvl w:val="0"/>
+          <w:numId w:val="12"/>
+        </w:numPr>
+      </w:pPr>
+      <w:r>
+        <w:t>A file for each item from the ConfigMap</w:t>
+      </w:r>
+    </w:p>
+    <w:p>
+      <w:pPr>
+        <w:pStyle w:val="ListParagraph"/>
+        <w:numPr>
+          <w:ilvl w:val="0"/>
+          <w:numId w:val="12"/>
+        </w:numPr>
+      </w:pPr>
+      <w:r>
+        <w:t>Each file has the same name as name of the key from the ConfigMap item</w:t>
+      </w:r>
+    </w:p>
+    <w:p>
+      <w:pPr>
+        <w:pStyle w:val="ListParagraph"/>
+        <w:numPr>
+          <w:ilvl w:val="0"/>
+          <w:numId w:val="12"/>
+        </w:numPr>
+      </w:pPr>
+      <w:r>
+        <w:t>Each file called ‘key-name’ has content equal to value from ConfigMap corresponding to the key called ‘key-name’</w:t>
+      </w:r>
+    </w:p>
+    <w:p>
+      <w:r>
+        <w:t>So for example if we create a ConfigMap</w:t>
+      </w:r>
+      <w:r>
+        <w:t xml:space="preserve"> by reading content of a file:</w:t>
+      </w:r>
+    </w:p>
+    <w:p>
+      <w:r>
+        <w:rPr>
+          <w:noProof/>
+        </w:rPr>
+        <w:drawing>
+          <wp:inline distT="0" distB="0" distL="0" distR="0" wp14:anchorId="5B7D82A5" wp14:editId="6C8A9A7A">
+            <wp:extent cx="3212625" cy="521816"/>
+            <wp:effectExtent l="0" t="0" r="0" b="0"/>
+            <wp:docPr id="1951981678" name="Picture 1" descr="A screen shot of a computer program&#10;&#10;AI-generated content may be incorrect."/>
+            <wp:cNvGraphicFramePr>
+              <a:graphicFrameLocks xmlns:a="http://schemas.openxmlformats.org/drawingml/2006/main" noChangeAspect="1"/>
+            </wp:cNvGraphicFramePr>
+            <a:graphic xmlns:a="http://schemas.openxmlformats.org/drawingml/2006/main">
+              <a:graphicData uri="http://schemas.openxmlformats.org/drawingml/2006/picture">
+                <pic:pic xmlns:pic="http://schemas.openxmlformats.org/drawingml/2006/picture">
+                  <pic:nvPicPr>
+                    <pic:cNvPr id="1951981678" name="Picture 1" descr="A screen shot of a computer program&#10;&#10;AI-generated content may be incorrect."/>
+                    <pic:cNvPicPr/>
+                  </pic:nvPicPr>
+                  <pic:blipFill>
+                    <a:blip r:embed="rId9"/>
+                    <a:stretch>
+                      <a:fillRect/>
+                    </a:stretch>
+                  </pic:blipFill>
+                  <pic:spPr>
+                    <a:xfrm>
+                      <a:off x="0" y="0"/>
+                      <a:ext cx="3237077" cy="525788"/>
+                    </a:xfrm>
+                    <a:prstGeom prst="rect">
+                      <a:avLst/>
+                    </a:prstGeom>
+                  </pic:spPr>
+                </pic:pic>
+              </a:graphicData>
+            </a:graphic>
+          </wp:inline>
+        </w:drawing>
+      </w:r>
+    </w:p>
+    <w:p>
+      <w:r>
+        <w:t>So here we create an item in ConfigMap with key-name = ‘filename.txt’ and value for that key is a content of the /home/username/filename.txt file.</w:t>
+      </w:r>
+    </w:p>
+    <w:p>
+      <w:r>
+        <w:t xml:space="preserve">And then we create a </w:t>
+      </w:r>
+      <w:r>
+        <w:t>Volume and volumeMount like this:</w:t>
+      </w:r>
+    </w:p>
+    <w:p>
+      <w:r>
+        <w:rPr>
+          <w:noProof/>
+        </w:rPr>
+        <w:lastRenderedPageBreak/>
+        <w:drawing>
+          <wp:inline distT="0" distB="0" distL="0" distR="0" wp14:anchorId="394AF2AA" wp14:editId="39D40A63">
+            <wp:extent cx="1583352" cy="2292316"/>
+            <wp:effectExtent l="0" t="0" r="0" b="0"/>
+            <wp:docPr id="1387712947" name="Picture 1" descr="A screen shot of a computer program&#10;&#10;AI-generated content may be incorrect."/>
+            <wp:cNvGraphicFramePr>
+              <a:graphicFrameLocks xmlns:a="http://schemas.openxmlformats.org/drawingml/2006/main" noChangeAspect="1"/>
+            </wp:cNvGraphicFramePr>
+            <a:graphic xmlns:a="http://schemas.openxmlformats.org/drawingml/2006/main">
+              <a:graphicData uri="http://schemas.openxmlformats.org/drawingml/2006/picture">
+                <pic:pic xmlns:pic="http://schemas.openxmlformats.org/drawingml/2006/picture">
+                  <pic:nvPicPr>
+                    <pic:cNvPr id="1387712947" name="Picture 1" descr="A screen shot of a computer program&#10;&#10;AI-generated content may be incorrect."/>
+                    <pic:cNvPicPr/>
+                  </pic:nvPicPr>
+                  <pic:blipFill>
+                    <a:blip r:embed="rId10"/>
+                    <a:stretch>
+                      <a:fillRect/>
+                    </a:stretch>
+                  </pic:blipFill>
+                  <pic:spPr>
+                    <a:xfrm>
+                      <a:off x="0" y="0"/>
+                      <a:ext cx="1609494" cy="2330164"/>
+                    </a:xfrm>
+                    <a:prstGeom prst="rect">
+                      <a:avLst/>
+                    </a:prstGeom>
+                  </pic:spPr>
+                </pic:pic>
+              </a:graphicData>
+            </a:graphic>
+          </wp:inline>
+        </w:drawing>
+      </w:r>
+    </w:p>
+    <w:p>
+      <w:r>
+        <w:t>Then inside that container we can access the content of the /home/username/filename.txt under the /etc/config/filename.txt path.</w:t>
+      </w:r>
+    </w:p>
+    <w:p>
+      <w:pPr>
+        <w:pStyle w:val="Heading1"/>
+      </w:pPr>
+      <w:r>
+        <w:t>Processes runnin</w:t>
+      </w:r>
+      <w:r>
+        <w:t>g</w:t>
+      </w:r>
+      <w:r>
+        <w:t xml:space="preserve"> on worker nodes</w:t>
       </w:r>
     </w:p>
     <w:p>
@@ -655,7 +970,6 @@
         </w:numPr>
       </w:pPr>
       <w:r>
-        <w:lastRenderedPageBreak/>
         <w:t>Kubelet</w:t>
       </w:r>
     </w:p>
@@ -673,7 +987,7 @@
     </w:p>
     <w:p>
       <w:pPr>
-        <w:pStyle w:val="Heading3"/>
+        <w:pStyle w:val="Heading2"/>
       </w:pPr>
       <w:r>
         <w:t>Container runtime</w:t>
@@ -686,7 +1000,7 @@
     </w:p>
     <w:p>
       <w:pPr>
-        <w:pStyle w:val="Heading3"/>
+        <w:pStyle w:val="Heading2"/>
       </w:pPr>
       <w:r>
         <w:t>Kubelet</w:t>
@@ -703,12 +1017,18 @@
         <w:t xml:space="preserve">running containers on nodes. It interacts with a container and node. </w:t>
       </w:r>
       <w:r>
-        <w:t>It creates containers based on provided configuration, like Deployment.</w:t>
-      </w:r>
-    </w:p>
-    <w:p>
-      <w:pPr>
-        <w:pStyle w:val="Heading3"/>
+        <w:t xml:space="preserve">It creates containers based on provided configuration, </w:t>
+      </w:r>
+      <w:r>
+        <w:t>YAML manifests</w:t>
+      </w:r>
+      <w:r>
+        <w:t>.</w:t>
+      </w:r>
+    </w:p>
+    <w:p>
+      <w:pPr>
+        <w:pStyle w:val="Heading2"/>
       </w:pPr>
       <w:r>
         <w:t>Kube proxy</w:t>
@@ -736,7 +1056,7 @@
     </w:p>
     <w:p>
       <w:pPr>
-        <w:pStyle w:val="Heading2"/>
+        <w:pStyle w:val="Heading1"/>
       </w:pPr>
       <w:r>
         <w:t>Processes running on master nodes</w:t>
@@ -768,6 +1088,7 @@
         </w:numPr>
       </w:pPr>
       <w:r>
+        <w:lastRenderedPageBreak/>
         <w:t>Scheduler</w:t>
       </w:r>
     </w:p>
@@ -785,7 +1106,19 @@
     </w:p>
     <w:p>
       <w:pPr>
-        <w:pStyle w:val="Heading3"/>
+        <w:pStyle w:val="ListParagraph"/>
+        <w:numPr>
+          <w:ilvl w:val="0"/>
+          <w:numId w:val="4"/>
+        </w:numPr>
+      </w:pPr>
+      <w:r>
+        <w:t>Etcd</w:t>
+      </w:r>
+    </w:p>
+    <w:p>
+      <w:pPr>
+        <w:pStyle w:val="Heading2"/>
       </w:pPr>
       <w:r>
         <w:t>API server</w:t>
@@ -803,7 +1136,7 @@
     </w:p>
     <w:p>
       <w:pPr>
-        <w:pStyle w:val="Heading3"/>
+        <w:pStyle w:val="Heading2"/>
       </w:pPr>
       <w:r>
         <w:t>Scheduler</w:t>
@@ -827,7 +1160,7 @@
     </w:p>
     <w:p>
       <w:pPr>
-        <w:pStyle w:val="Heading3"/>
+        <w:pStyle w:val="Heading2"/>
       </w:pPr>
       <w:r>
         <w:t>Controller manager</w:t>
@@ -840,27 +1173,108 @@
     </w:p>
     <w:p>
       <w:pPr>
-        <w:pStyle w:val="Heading3"/>
+        <w:pStyle w:val="Heading2"/>
+      </w:pPr>
+      <w:r>
+        <w:t>Etcd</w:t>
+      </w:r>
+    </w:p>
+    <w:p>
+      <w:r>
+        <w:t>Etcd Stores data about all the changes that happens in a Kubernetes cluster, for example when Pod dies, and when a new Pod gets created.</w:t>
+      </w:r>
+    </w:p>
+    <w:p>
+      <w:r>
+        <w:t>It provides data used by other servicer (</w:t>
+      </w:r>
+      <w:r>
+        <w:t xml:space="preserve">API server, </w:t>
+      </w:r>
+      <w:r>
+        <w:t>Scheduler, Controller manager).</w:t>
+      </w:r>
+    </w:p>
+    <w:p>
+      <w:pPr>
+        <w:pStyle w:val="Heading1"/>
+      </w:pPr>
+      <w:r>
+        <w:t>Kubectl</w:t>
+      </w:r>
+    </w:p>
+    <w:p>
+      <w:r>
+        <w:t>This is a tool for users to interact with a Kubernetes cluster. It allows for example to get list of Pods, create, update or delete resources.</w:t>
+      </w:r>
+    </w:p>
+    <w:p>
+      <w:pPr>
+        <w:pStyle w:val="Heading1"/>
+      </w:pPr>
+      <w:r>
+        <w:t>Namespace</w:t>
+      </w:r>
+    </w:p>
+    <w:p>
+      <w:r>
+        <w:t>Namespaces are a way for organizing resources in Kubernetes. They are groups containing specified resources</w:t>
+      </w:r>
+      <w:r>
+        <w:t>.</w:t>
+      </w:r>
+    </w:p>
+    <w:p>
+      <w:r>
+        <w:t>Each namespace</w:t>
+      </w:r>
+      <w:r>
+        <w:t xml:space="preserve"> </w:t>
+      </w:r>
+      <w:r>
+        <w:t xml:space="preserve">doesn’t </w:t>
+      </w:r>
+      <w:r>
+        <w:t xml:space="preserve">have separate resources (nodes, CPU, RAM). They share common, cluster’s resources. They just provide a way </w:t>
+      </w:r>
+      <w:r>
+        <w:t>t</w:t>
+      </w:r>
+      <w:r>
+        <w:t xml:space="preserve">o logically group resources. </w:t>
+      </w:r>
+    </w:p>
+    <w:p>
+      <w:pPr>
+        <w:pStyle w:val="Heading2"/>
       </w:pPr>
       <w:r>
         <w:lastRenderedPageBreak/>
-        <w:t>Etcd</w:t>
-      </w:r>
-    </w:p>
-    <w:p>
-      <w:r>
-        <w:t>Etcd Stores data about all the changes that happens in a Kubernetes cluster, for example when Pod dies, and when a new Pod gets created.</w:t>
-      </w:r>
-    </w:p>
-    <w:p>
-      <w:r>
-        <w:t>It provides data used by other servicer (</w:t>
-      </w:r>
-      <w:r>
-        <w:t xml:space="preserve">API server, </w:t>
-      </w:r>
-      <w:r>
-        <w:t>Scheduler, Controller manager).</w:t>
+        <w:t xml:space="preserve">The </w:t>
+      </w:r>
+      <w:r>
+        <w:t>kube-system</w:t>
+      </w:r>
+      <w:r>
+        <w:t xml:space="preserve"> Namespace</w:t>
+      </w:r>
+    </w:p>
+    <w:p>
+      <w:r>
+        <w:t>This namespace contains all the system pods which are running required Kubernetes services like kube proxy, kube scheduler, api server etc.</w:t>
+      </w:r>
+    </w:p>
+    <w:p>
+      <w:pPr>
+        <w:pStyle w:val="Heading1"/>
+      </w:pPr>
+      <w:r>
+        <w:t>Helm</w:t>
+      </w:r>
+    </w:p>
+    <w:p>
+      <w:r>
+        <w:t xml:space="preserve">Helm is a package manager for Kubernetes that helps you define, install, and manage Kubernetes applications. </w:t>
       </w:r>
     </w:p>
     <w:p>
@@ -868,70 +1282,20 @@
         <w:pStyle w:val="Heading2"/>
       </w:pPr>
       <w:r>
-        <w:t>Kubectl</w:t>
-      </w:r>
-    </w:p>
-    <w:p>
-      <w:r>
-        <w:t>This is a tool for users to interact with a Kubernetes cluster. It allows for example to get list of Pods, create, update or delete resources.</w:t>
+        <w:t>Sharing Helm charts</w:t>
+      </w:r>
+    </w:p>
+    <w:p>
+      <w:r>
+        <w:t>Helm uses charts, which are packages of pre-configured Kubernetes resources written in YAML.</w:t>
+      </w:r>
+      <w:r>
+        <w:t xml:space="preserve"> They can be uploaded and downloaded from repositories.</w:t>
       </w:r>
     </w:p>
     <w:p>
       <w:pPr>
         <w:pStyle w:val="Heading2"/>
-      </w:pPr>
-      <w:r>
-        <w:t>Namespace</w:t>
-      </w:r>
-    </w:p>
-    <w:p>
-      <w:r>
-        <w:t>Namespaces are a way for organizing resources in Kubernetes. They are a groups containing specified resources</w:t>
-      </w:r>
-      <w:r>
-        <w:t xml:space="preserve"> (different containers running different apps)</w:t>
-      </w:r>
-      <w:r>
-        <w:t>.</w:t>
-      </w:r>
-    </w:p>
-    <w:p>
-      <w:r>
-        <w:t xml:space="preserve">They don’t have separate resources (nodes, CPU, RAM). They share common, cluster’s resources. They just provide a way yo logically group resources. </w:t>
-      </w:r>
-    </w:p>
-    <w:p>
-      <w:pPr>
-        <w:pStyle w:val="Heading2"/>
-      </w:pPr>
-      <w:r>
-        <w:t>Helm</w:t>
-      </w:r>
-    </w:p>
-    <w:p>
-      <w:r>
-        <w:t xml:space="preserve">Helm is a package manager for Kubernetes that helps you define, install, and manage Kubernetes applications. </w:t>
-      </w:r>
-    </w:p>
-    <w:p>
-      <w:pPr>
-        <w:pStyle w:val="Heading3"/>
-      </w:pPr>
-      <w:r>
-        <w:t>Sharing Helm charts</w:t>
-      </w:r>
-    </w:p>
-    <w:p>
-      <w:r>
-        <w:t>Helm uses charts, which are packages of pre-configured Kubernetes resources written in YAML.</w:t>
-      </w:r>
-      <w:r>
-        <w:t xml:space="preserve"> They can be uploaded and downloaded from repositories.</w:t>
-      </w:r>
-    </w:p>
-    <w:p>
-      <w:pPr>
-        <w:pStyle w:val="Heading3"/>
         <w:rPr>
           <w:rFonts w:eastAsiaTheme="minorHAnsi"/>
         </w:rPr>
@@ -950,7 +1314,7 @@
     </w:p>
     <w:p>
       <w:pPr>
-        <w:pStyle w:val="Heading2"/>
+        <w:pStyle w:val="Heading1"/>
       </w:pPr>
       <w:r>
         <w:t>Operators</w:t>
@@ -973,7 +1337,13 @@
         <w:t xml:space="preserve"> in Kubernetes. For example</w:t>
       </w:r>
       <w:r>
-        <w:t>, in case of PostreSQL</w:t>
+        <w:t>, in case of Post</w:t>
+      </w:r>
+      <w:r>
+        <w:t>g</w:t>
+      </w:r>
+      <w:r>
+        <w:t>reSQL</w:t>
       </w:r>
       <w:r>
         <w:t xml:space="preserve"> it can</w:t>
@@ -1052,7 +1422,6 @@
         <w:jc w:val="both"/>
       </w:pPr>
       <w:r>
-        <w:lastRenderedPageBreak/>
         <w:t>It watches for the SparkA</w:t>
       </w:r>
       <w:r>
@@ -1077,7 +1446,7 @@
     </w:p>
     <w:p>
       <w:pPr>
-        <w:pStyle w:val="Heading2"/>
+        <w:pStyle w:val="Heading1"/>
       </w:pPr>
       <w:r>
         <w:t>CoreDNS</w:t>
@@ -1135,6 +1504,7 @@
         </w:numPr>
       </w:pPr>
       <w:r>
+        <w:lastRenderedPageBreak/>
         <w:t>&lt;pod-ip-address&gt;.&lt;namespace&gt;.pod.cluster.local</w:t>
       </w:r>
     </w:p>
@@ -1151,26 +1521,7 @@
     </w:p>
     <w:p>
       <w:pPr>
-        <w:pStyle w:val="Heading2"/>
-      </w:pPr>
-      <w:r>
-        <w:t xml:space="preserve">The </w:t>
-      </w:r>
-      <w:r>
-        <w:t>kube-system</w:t>
-      </w:r>
-      <w:r>
-        <w:t xml:space="preserve"> Namespace</w:t>
-      </w:r>
-    </w:p>
-    <w:p>
-      <w:r>
-        <w:t>This namespace contains all the system pods which are running required Kubernetes services like kube proxy, kube scheduler, api server etc.</w:t>
-      </w:r>
-    </w:p>
-    <w:p>
-      <w:pPr>
-        <w:pStyle w:val="Heading2"/>
+        <w:pStyle w:val="Heading1"/>
       </w:pPr>
       <w:r>
         <w:t>Webhooks</w:t>
@@ -1178,7 +1529,13 @@
     </w:p>
     <w:p>
       <w:r>
-        <w:t xml:space="preserve">Webhooks is a </w:t>
+        <w:t>Webhook</w:t>
+      </w:r>
+      <w:r>
+        <w:t xml:space="preserve"> is</w:t>
+      </w:r>
+      <w:r>
+        <w:t xml:space="preserve"> a </w:t>
       </w:r>
       <w:r>
         <w:t>tool</w:t>
@@ -1207,56 +1564,134 @@
       </w:r>
     </w:p>
     <w:p>
-      <w:r>
-        <w:t xml:space="preserve">It uses </w:t>
-      </w:r>
-      <w:r>
-        <w:t xml:space="preserve">TLS </w:t>
-      </w:r>
-      <w:r>
-        <w:t xml:space="preserve">certificates for secure </w:t>
-      </w:r>
-      <w:r>
-        <w:t xml:space="preserve">HTTPS </w:t>
-      </w:r>
-      <w:r>
-        <w:t xml:space="preserve">communication between Kubernetes API server and Webhook server. </w:t>
-      </w:r>
-      <w:r>
-        <w:t xml:space="preserve">It is saved as files on the Webhook server and as the caBundle field in the </w:t>
-      </w:r>
-      <w:r>
-        <w:t>MutatingWebhookConfiguration or ValidatingWebhookConfiguration</w:t>
+      <w:pPr>
+        <w:pStyle w:val="Heading1"/>
+      </w:pPr>
+      <w:r>
+        <w:t>Taints</w:t>
+      </w:r>
+    </w:p>
+    <w:p>
+      <w:r>
+        <w:t xml:space="preserve">Taints are a way to control which Pods can be scheduled on </w:t>
+      </w:r>
+      <w:r>
+        <w:t>which</w:t>
+      </w:r>
+      <w:r>
+        <w:t xml:space="preserve"> Nodes. </w:t>
+      </w:r>
+    </w:p>
+    <w:p>
+      <w:r>
+        <w:t xml:space="preserve">We can create a taint on a Node </w:t>
+      </w:r>
+      <w:r>
+        <w:t>and then</w:t>
+      </w:r>
+      <w:r>
+        <w:t xml:space="preserve"> every Pod that doesn’t tolerate it will not be able to be scheduled on that Node. </w:t>
+      </w:r>
+    </w:p>
+    <w:p>
+      <w:r>
+        <w:t>I</w:t>
+      </w:r>
+      <w:r>
+        <w:t xml:space="preserve">n a Pod’s manifest we can specify </w:t>
+      </w:r>
+      <w:r>
+        <w:t xml:space="preserve">which taints </w:t>
+      </w:r>
+      <w:r>
+        <w:t>it tolerates</w:t>
+      </w:r>
+      <w:r>
+        <w:t xml:space="preserve"> and then we can create that Pod on Nodes</w:t>
+      </w:r>
+      <w:r>
+        <w:t xml:space="preserve"> which have</w:t>
+      </w:r>
+      <w:r>
+        <w:t xml:space="preserve"> those taints</w:t>
       </w:r>
       <w:r>
         <w:t>.</w:t>
       </w:r>
     </w:p>
     <w:p>
+      <w:r>
+        <w:t>Every Taint consists of 3 parts: key, value and effect. Key and value identifies a Taint (unique identifier of a Taint) and effect defines what happnes when we try to schedule a Pod on a Node that has a Taint not tolerated by that Pod.</w:t>
+      </w:r>
+    </w:p>
+    <w:p>
       <w:pPr>
         <w:pStyle w:val="Heading1"/>
       </w:pPr>
       <w:r>
-        <w:t>Taints</w:t>
-      </w:r>
-    </w:p>
-    <w:p>
-      <w:r>
-        <w:t xml:space="preserve">Taints are a way to control which Pods can be scheduled on specific Nodes. </w:t>
-      </w:r>
-    </w:p>
-    <w:p>
-      <w:r>
-        <w:t>We can create such a taint on a Node that every Pod that doesn’t tolerate it will not be able to be scheduled on that Node. But in a Pod’s manifest we can specify that it tolerates that taint and then it can be scheduled.</w:t>
-      </w:r>
-    </w:p>
-    <w:p>
+        <w:t>podTemplateFile</w:t>
+      </w:r>
+    </w:p>
+    <w:p>
+      <w:r>
+        <w:t xml:space="preserve">podTemplateFile is used in custom resource definitions (CRDs) to provide additional parameters which we are not able to provide in the CRD </w:t>
+      </w:r>
+      <w:r>
+        <w:t>itself</w:t>
+      </w:r>
+      <w:r>
+        <w:t>.</w:t>
+      </w:r>
+    </w:p>
+    <w:p>
+      <w:r>
+        <w:t>podTemplateFile specifies a path to another YAML manifest where we specify additional parameters we want to have in our CR</w:t>
+      </w:r>
+      <w:r>
+        <w:t>D</w:t>
+      </w:r>
+      <w:r>
+        <w:t>.</w:t>
+      </w:r>
+    </w:p>
+    <w:p>
+      <w:pPr>
+        <w:pStyle w:val="Heading1"/>
+      </w:pPr>
       <w:r>
         <w:lastRenderedPageBreak/>
-        <w:t>Every Taint consists of 3 parts: key, value and effect. Key and value identifies a Taint (unique identifier of a Taint) and effect defines what happnes when we try to schedule a Pod on a Node that has a Taint not tolerated by that Pod.</w:t>
-      </w:r>
-    </w:p>
-    <w:p/>
+        <w:t>CronJobs</w:t>
+      </w:r>
+    </w:p>
+    <w:p>
+      <w:r>
+        <w:t>It is a scheduler which can orchestrate deploying Pods</w:t>
+      </w:r>
+      <w:r>
+        <w:t xml:space="preserve"> for batch tasks</w:t>
+      </w:r>
+      <w:r>
+        <w:t>.</w:t>
+      </w:r>
+      <w:r>
+        <w:t xml:space="preserve"> That</w:t>
+      </w:r>
+      <w:r>
+        <w:t xml:space="preserve"> means that</w:t>
+      </w:r>
+      <w:r>
+        <w:t xml:space="preserve"> those Pods are supposed to execute some task relatively quickly and</w:t>
+      </w:r>
+      <w:r>
+        <w:t xml:space="preserve"> stop</w:t>
+      </w:r>
+      <w:r>
+        <w:t>.</w:t>
+      </w:r>
+      <w:r>
+        <w:t xml:space="preserve"> It is not for deploying long running applications.</w:t>
+      </w:r>
+    </w:p>
     <w:sectPr>
       <w:pgSz w:w="12240" w:h="15840"/>
       <w:pgMar w:top="1440" w:right="1440" w:bottom="1440" w:left="1440" w:header="720" w:footer="720" w:gutter="0"/>
@@ -1948,6 +2383,119 @@
     </w:lvl>
   </w:abstractNum>
   <w:abstractNum w:abstractNumId="6" w15:restartNumberingAfterBreak="0">
+    <w:nsid w:val="5EEF5315"/>
+    <w:multiLevelType w:val="hybridMultilevel"/>
+    <w:tmpl w:val="267EF81E"/>
+    <w:lvl w:ilvl="0" w:tplc="04090001">
+      <w:start w:val="1"/>
+      <w:numFmt w:val="bullet"/>
+      <w:lvlText w:val=""/>
+      <w:lvlJc w:val="left"/>
+      <w:pPr>
+        <w:ind w:left="766" w:hanging="360"/>
+      </w:pPr>
+      <w:rPr>
+        <w:rFonts w:ascii="Symbol" w:hAnsi="Symbol" w:hint="default"/>
+      </w:rPr>
+    </w:lvl>
+    <w:lvl w:ilvl="1" w:tplc="04090003" w:tentative="1">
+      <w:start w:val="1"/>
+      <w:numFmt w:val="bullet"/>
+      <w:lvlText w:val="o"/>
+      <w:lvlJc w:val="left"/>
+      <w:pPr>
+        <w:ind w:left="1486" w:hanging="360"/>
+      </w:pPr>
+      <w:rPr>
+        <w:rFonts w:ascii="Courier New" w:hAnsi="Courier New" w:cs="Courier New" w:hint="default"/>
+      </w:rPr>
+    </w:lvl>
+    <w:lvl w:ilvl="2" w:tplc="04090005" w:tentative="1">
+      <w:start w:val="1"/>
+      <w:numFmt w:val="bullet"/>
+      <w:lvlText w:val=""/>
+      <w:lvlJc w:val="left"/>
+      <w:pPr>
+        <w:ind w:left="2206" w:hanging="360"/>
+      </w:pPr>
+      <w:rPr>
+        <w:rFonts w:ascii="Wingdings" w:hAnsi="Wingdings" w:hint="default"/>
+      </w:rPr>
+    </w:lvl>
+    <w:lvl w:ilvl="3" w:tplc="04090001" w:tentative="1">
+      <w:start w:val="1"/>
+      <w:numFmt w:val="bullet"/>
+      <w:lvlText w:val=""/>
+      <w:lvlJc w:val="left"/>
+      <w:pPr>
+        <w:ind w:left="2926" w:hanging="360"/>
+      </w:pPr>
+      <w:rPr>
+        <w:rFonts w:ascii="Symbol" w:hAnsi="Symbol" w:hint="default"/>
+      </w:rPr>
+    </w:lvl>
+    <w:lvl w:ilvl="4" w:tplc="04090003" w:tentative="1">
+      <w:start w:val="1"/>
+      <w:numFmt w:val="bullet"/>
+      <w:lvlText w:val="o"/>
+      <w:lvlJc w:val="left"/>
+      <w:pPr>
+        <w:ind w:left="3646" w:hanging="360"/>
+      </w:pPr>
+      <w:rPr>
+        <w:rFonts w:ascii="Courier New" w:hAnsi="Courier New" w:cs="Courier New" w:hint="default"/>
+      </w:rPr>
+    </w:lvl>
+    <w:lvl w:ilvl="5" w:tplc="04090005" w:tentative="1">
+      <w:start w:val="1"/>
+      <w:numFmt w:val="bullet"/>
+      <w:lvlText w:val=""/>
+      <w:lvlJc w:val="left"/>
+      <w:pPr>
+        <w:ind w:left="4366" w:hanging="360"/>
+      </w:pPr>
+      <w:rPr>
+        <w:rFonts w:ascii="Wingdings" w:hAnsi="Wingdings" w:hint="default"/>
+      </w:rPr>
+    </w:lvl>
+    <w:lvl w:ilvl="6" w:tplc="04090001" w:tentative="1">
+      <w:start w:val="1"/>
+      <w:numFmt w:val="bullet"/>
+      <w:lvlText w:val=""/>
+      <w:lvlJc w:val="left"/>
+      <w:pPr>
+        <w:ind w:left="5086" w:hanging="360"/>
+      </w:pPr>
+      <w:rPr>
+        <w:rFonts w:ascii="Symbol" w:hAnsi="Symbol" w:hint="default"/>
+      </w:rPr>
+    </w:lvl>
+    <w:lvl w:ilvl="7" w:tplc="04090003" w:tentative="1">
+      <w:start w:val="1"/>
+      <w:numFmt w:val="bullet"/>
+      <w:lvlText w:val="o"/>
+      <w:lvlJc w:val="left"/>
+      <w:pPr>
+        <w:ind w:left="5806" w:hanging="360"/>
+      </w:pPr>
+      <w:rPr>
+        <w:rFonts w:ascii="Courier New" w:hAnsi="Courier New" w:cs="Courier New" w:hint="default"/>
+      </w:rPr>
+    </w:lvl>
+    <w:lvl w:ilvl="8" w:tplc="04090005" w:tentative="1">
+      <w:start w:val="1"/>
+      <w:numFmt w:val="bullet"/>
+      <w:lvlText w:val=""/>
+      <w:lvlJc w:val="left"/>
+      <w:pPr>
+        <w:ind w:left="6526" w:hanging="360"/>
+      </w:pPr>
+      <w:rPr>
+        <w:rFonts w:ascii="Wingdings" w:hAnsi="Wingdings" w:hint="default"/>
+      </w:rPr>
+    </w:lvl>
+  </w:abstractNum>
+  <w:abstractNum w:abstractNumId="7" w15:restartNumberingAfterBreak="0">
     <w:nsid w:val="637B360A"/>
     <w:multiLevelType w:val="hybridMultilevel"/>
     <w:tmpl w:val="27C89C88"/>
@@ -2060,7 +2608,7 @@
       </w:rPr>
     </w:lvl>
   </w:abstractNum>
-  <w:abstractNum w:abstractNumId="7" w15:restartNumberingAfterBreak="0">
+  <w:abstractNum w:abstractNumId="8" w15:restartNumberingAfterBreak="0">
     <w:nsid w:val="6E49353E"/>
     <w:multiLevelType w:val="hybridMultilevel"/>
     <w:tmpl w:val="66D6B4E6"/>
@@ -2172,7 +2720,7 @@
       </w:rPr>
     </w:lvl>
   </w:abstractNum>
-  <w:abstractNum w:abstractNumId="8" w15:restartNumberingAfterBreak="0">
+  <w:abstractNum w:abstractNumId="9" w15:restartNumberingAfterBreak="0">
     <w:nsid w:val="6E8F4520"/>
     <w:multiLevelType w:val="hybridMultilevel"/>
     <w:tmpl w:val="19C6245C"/>
@@ -2285,7 +2833,7 @@
       </w:rPr>
     </w:lvl>
   </w:abstractNum>
-  <w:abstractNum w:abstractNumId="9" w15:restartNumberingAfterBreak="0">
+  <w:abstractNum w:abstractNumId="10" w15:restartNumberingAfterBreak="0">
     <w:nsid w:val="723817E6"/>
     <w:multiLevelType w:val="hybridMultilevel"/>
     <w:tmpl w:val="22EC2958"/>
@@ -2398,11 +2946,124 @@
       </w:rPr>
     </w:lvl>
   </w:abstractNum>
+  <w:abstractNum w:abstractNumId="11" w15:restartNumberingAfterBreak="0">
+    <w:nsid w:val="7D2F57A4"/>
+    <w:multiLevelType w:val="hybridMultilevel"/>
+    <w:tmpl w:val="3574FFFC"/>
+    <w:lvl w:ilvl="0" w:tplc="04090001">
+      <w:start w:val="1"/>
+      <w:numFmt w:val="bullet"/>
+      <w:lvlText w:val=""/>
+      <w:lvlJc w:val="left"/>
+      <w:pPr>
+        <w:ind w:left="720" w:hanging="360"/>
+      </w:pPr>
+      <w:rPr>
+        <w:rFonts w:ascii="Symbol" w:hAnsi="Symbol" w:hint="default"/>
+      </w:rPr>
+    </w:lvl>
+    <w:lvl w:ilvl="1" w:tplc="04090003" w:tentative="1">
+      <w:start w:val="1"/>
+      <w:numFmt w:val="bullet"/>
+      <w:lvlText w:val="o"/>
+      <w:lvlJc w:val="left"/>
+      <w:pPr>
+        <w:ind w:left="1440" w:hanging="360"/>
+      </w:pPr>
+      <w:rPr>
+        <w:rFonts w:ascii="Courier New" w:hAnsi="Courier New" w:cs="Courier New" w:hint="default"/>
+      </w:rPr>
+    </w:lvl>
+    <w:lvl w:ilvl="2" w:tplc="04090005" w:tentative="1">
+      <w:start w:val="1"/>
+      <w:numFmt w:val="bullet"/>
+      <w:lvlText w:val=""/>
+      <w:lvlJc w:val="left"/>
+      <w:pPr>
+        <w:ind w:left="2160" w:hanging="360"/>
+      </w:pPr>
+      <w:rPr>
+        <w:rFonts w:ascii="Wingdings" w:hAnsi="Wingdings" w:hint="default"/>
+      </w:rPr>
+    </w:lvl>
+    <w:lvl w:ilvl="3" w:tplc="04090001" w:tentative="1">
+      <w:start w:val="1"/>
+      <w:numFmt w:val="bullet"/>
+      <w:lvlText w:val=""/>
+      <w:lvlJc w:val="left"/>
+      <w:pPr>
+        <w:ind w:left="2880" w:hanging="360"/>
+      </w:pPr>
+      <w:rPr>
+        <w:rFonts w:ascii="Symbol" w:hAnsi="Symbol" w:hint="default"/>
+      </w:rPr>
+    </w:lvl>
+    <w:lvl w:ilvl="4" w:tplc="04090003" w:tentative="1">
+      <w:start w:val="1"/>
+      <w:numFmt w:val="bullet"/>
+      <w:lvlText w:val="o"/>
+      <w:lvlJc w:val="left"/>
+      <w:pPr>
+        <w:ind w:left="3600" w:hanging="360"/>
+      </w:pPr>
+      <w:rPr>
+        <w:rFonts w:ascii="Courier New" w:hAnsi="Courier New" w:cs="Courier New" w:hint="default"/>
+      </w:rPr>
+    </w:lvl>
+    <w:lvl w:ilvl="5" w:tplc="04090005" w:tentative="1">
+      <w:start w:val="1"/>
+      <w:numFmt w:val="bullet"/>
+      <w:lvlText w:val=""/>
+      <w:lvlJc w:val="left"/>
+      <w:pPr>
+        <w:ind w:left="4320" w:hanging="360"/>
+      </w:pPr>
+      <w:rPr>
+        <w:rFonts w:ascii="Wingdings" w:hAnsi="Wingdings" w:hint="default"/>
+      </w:rPr>
+    </w:lvl>
+    <w:lvl w:ilvl="6" w:tplc="04090001" w:tentative="1">
+      <w:start w:val="1"/>
+      <w:numFmt w:val="bullet"/>
+      <w:lvlText w:val=""/>
+      <w:lvlJc w:val="left"/>
+      <w:pPr>
+        <w:ind w:left="5040" w:hanging="360"/>
+      </w:pPr>
+      <w:rPr>
+        <w:rFonts w:ascii="Symbol" w:hAnsi="Symbol" w:hint="default"/>
+      </w:rPr>
+    </w:lvl>
+    <w:lvl w:ilvl="7" w:tplc="04090003" w:tentative="1">
+      <w:start w:val="1"/>
+      <w:numFmt w:val="bullet"/>
+      <w:lvlText w:val="o"/>
+      <w:lvlJc w:val="left"/>
+      <w:pPr>
+        <w:ind w:left="5760" w:hanging="360"/>
+      </w:pPr>
+      <w:rPr>
+        <w:rFonts w:ascii="Courier New" w:hAnsi="Courier New" w:cs="Courier New" w:hint="default"/>
+      </w:rPr>
+    </w:lvl>
+    <w:lvl w:ilvl="8" w:tplc="04090005" w:tentative="1">
+      <w:start w:val="1"/>
+      <w:numFmt w:val="bullet"/>
+      <w:lvlText w:val=""/>
+      <w:lvlJc w:val="left"/>
+      <w:pPr>
+        <w:ind w:left="6480" w:hanging="360"/>
+      </w:pPr>
+      <w:rPr>
+        <w:rFonts w:ascii="Wingdings" w:hAnsi="Wingdings" w:hint="default"/>
+      </w:rPr>
+    </w:lvl>
+  </w:abstractNum>
   <w:num w:numId="1" w16cid:durableId="1887639875">
-    <w:abstractNumId w:val="6"/>
+    <w:abstractNumId w:val="7"/>
   </w:num>
   <w:num w:numId="2" w16cid:durableId="418253258">
-    <w:abstractNumId w:val="7"/>
+    <w:abstractNumId w:val="8"/>
   </w:num>
   <w:num w:numId="3" w16cid:durableId="299580978">
     <w:abstractNumId w:val="4"/>
@@ -2414,10 +3075,10 @@
     <w:abstractNumId w:val="0"/>
   </w:num>
   <w:num w:numId="6" w16cid:durableId="248317664">
-    <w:abstractNumId w:val="8"/>
+    <w:abstractNumId w:val="9"/>
   </w:num>
   <w:num w:numId="7" w16cid:durableId="1564564695">
-    <w:abstractNumId w:val="9"/>
+    <w:abstractNumId w:val="10"/>
   </w:num>
   <w:num w:numId="8" w16cid:durableId="1436513467">
     <w:abstractNumId w:val="1"/>
@@ -2427,6 +3088,12 @@
   </w:num>
   <w:num w:numId="10" w16cid:durableId="1839155016">
     <w:abstractNumId w:val="5"/>
+  </w:num>
+  <w:num w:numId="11" w16cid:durableId="600063406">
+    <w:abstractNumId w:val="11"/>
+  </w:num>
+  <w:num w:numId="12" w16cid:durableId="113796094">
+    <w:abstractNumId w:val="6"/>
   </w:num>
 </w:numbering>
 </file>

--- a/kubernetes/Kubernetes notes.docx
+++ b/kubernetes/Kubernetes notes.docx
@@ -322,13 +322,7 @@
     </w:p>
     <w:p>
       <w:r>
-        <w:t xml:space="preserve">It is a blueprint, set of instructions for </w:t>
-      </w:r>
-      <w:r>
-        <w:t>creating</w:t>
-      </w:r>
-      <w:r>
-        <w:t xml:space="preserve"> Pods. It is abstraction of Pods. It specifies which app we want to run (which container), how many replicas of that Pod to create</w:t>
+        <w:t>It is a blueprint, set of instructions for creating Pods. It is abstraction of Pods. It specifies which app we want to run (which container), how many replicas of that Pod to create</w:t>
       </w:r>
       <w:r>
         <w:t xml:space="preserve"> etc</w:t>
@@ -876,10 +870,7 @@
     </w:p>
     <w:p>
       <w:r>
-        <w:t xml:space="preserve">And then we create a </w:t>
-      </w:r>
-      <w:r>
-        <w:t>Volume and volumeMount like this:</w:t>
+        <w:t>And then we create a Volume and volumeMount like this:</w:t>
       </w:r>
     </w:p>
     <w:p>
@@ -1560,7 +1551,44 @@
     </w:p>
     <w:p>
       <w:r>
-        <w:t>The Webhook server usually runs inside of its own Pod. Kubernetes communicates with that server through HTTPS.</w:t>
+        <w:t xml:space="preserve">The Webhook server usually runs inside of its own Pod. </w:t>
+      </w:r>
+    </w:p>
+    <w:p>
+      <w:r>
+        <w:t>Always when we create a resource in Kubernetes, Kubernetes API server checks if there are any configurations for that resource (</w:t>
+      </w:r>
+      <w:r>
+        <w:t>MutatingWebhookConfiguration and ValidatingWebhookConfiguration</w:t>
+      </w:r>
+      <w:r>
+        <w:t>).</w:t>
+      </w:r>
+    </w:p>
+    <w:p>
+      <w:r>
+        <w:t xml:space="preserve">If Webhook configurations are found for a resource, then Kubernetes API server </w:t>
+      </w:r>
+      <w:r>
+        <w:t xml:space="preserve">communicates with Webhook </w:t>
+      </w:r>
+      <w:r>
+        <w:t>using</w:t>
+      </w:r>
+      <w:r>
+        <w:t xml:space="preserve"> HTTPS </w:t>
+      </w:r>
+      <w:r>
+        <w:t xml:space="preserve">through </w:t>
+      </w:r>
+      <w:r>
+        <w:t xml:space="preserve">the </w:t>
+      </w:r>
+      <w:r>
+        <w:t>Webhook’s service</w:t>
+      </w:r>
+      <w:r>
+        <w:t>.</w:t>
       </w:r>
     </w:p>
     <w:p>
@@ -1645,6 +1673,7 @@
     </w:p>
     <w:p>
       <w:r>
+        <w:lastRenderedPageBreak/>
         <w:t>podTemplateFile specifies a path to another YAML manifest where we specify additional parameters we want to have in our CR</w:t>
       </w:r>
       <w:r>
@@ -1659,7 +1688,6 @@
         <w:pStyle w:val="Heading1"/>
       </w:pPr>
       <w:r>
-        <w:lastRenderedPageBreak/>
         <w:t>CronJobs</w:t>
       </w:r>
     </w:p>

--- a/kubernetes/Kubernetes notes.docx
+++ b/kubernetes/Kubernetes notes.docx
@@ -2,6 +2,34 @@
 <file path=word/document.xml><?xml version="1.0" encoding="utf-8"?>
 <w:document xmlns:wpc="http://schemas.microsoft.com/office/word/2010/wordprocessingCanvas" xmlns:cx="http://schemas.microsoft.com/office/drawing/2014/chartex" xmlns:cx1="http://schemas.microsoft.com/office/drawing/2015/9/8/chartex" xmlns:cx2="http://schemas.microsoft.com/office/drawing/2015/10/21/chartex" xmlns:cx3="http://schemas.microsoft.com/office/drawing/2016/5/9/chartex" xmlns:cx4="http://schemas.microsoft.com/office/drawing/2016/5/10/chartex" xmlns:cx5="http://schemas.microsoft.com/office/drawing/2016/5/11/chartex" xmlns:cx6="http://schemas.microsoft.com/office/drawing/2016/5/12/chartex" xmlns:cx7="http://schemas.microsoft.com/office/drawing/2016/5/13/chartex" xmlns:cx8="http://schemas.microsoft.com/office/drawing/2016/5/14/chartex" xmlns:mc="http://schemas.openxmlformats.org/markup-compatibility/2006" xmlns:aink="http://schemas.microsoft.com/office/drawing/2016/ink" xmlns:am3d="http://schemas.microsoft.com/office/drawing/2017/model3d" xmlns:o="urn:schemas-microsoft-com:office:office" xmlns:oel="http://schemas.microsoft.com/office/2019/extlst" xmlns:r="http://schemas.openxmlformats.org/officeDocument/2006/relationships" xmlns:m="http://schemas.openxmlformats.org/officeDocument/2006/math" xmlns:v="urn:schemas-microsoft-com:vml" xmlns:wp14="http://schemas.microsoft.com/office/word/2010/wordprocessingDrawing" xmlns:wp="http://schemas.openxmlformats.org/drawingml/2006/wordprocessingDrawing" xmlns:w10="urn:schemas-microsoft-com:office:word" xmlns:w="http://schemas.openxmlformats.org/wordprocessingml/2006/main" xmlns:w14="http://schemas.microsoft.com/office/word/2010/wordml" xmlns:w15="http://schemas.microsoft.com/office/word/2012/wordml" xmlns:w16cex="http://schemas.microsoft.com/office/word/2018/wordml/cex" xmlns:w16cid="http://schemas.microsoft.com/office/word/2016/wordml/cid" xmlns:w16="http://schemas.microsoft.com/office/word/2018/wordml" xmlns:w16du="http://schemas.microsoft.com/office/word/2023/wordml/word16du" xmlns:w16sdtdh="http://schemas.microsoft.com/office/word/2020/wordml/sdtdatahash" xmlns:w16sdtfl="http://schemas.microsoft.com/office/word/2024/wordml/sdtformatlock" xmlns:w16se="http://schemas.microsoft.com/office/word/2015/wordml/symex" xmlns:wpg="http://schemas.microsoft.com/office/word/2010/wordprocessingGroup" xmlns:wpi="http://schemas.microsoft.com/office/word/2010/wordprocessingInk" xmlns:wne="http://schemas.microsoft.com/office/word/2006/wordml" xmlns:wps="http://schemas.microsoft.com/office/word/2010/wordprocessingShape" mc:Ignorable="w14 w15 w16se w16cid w16 w16cex w16sdtdh w16sdtfl w16du wp14">
   <w:body>
+    <w:p>
+      <w:pPr>
+        <w:pStyle w:val="Heading1"/>
+      </w:pPr>
+      <w:r>
+        <w:t>Introduction</w:t>
+      </w:r>
+    </w:p>
+    <w:p>
+      <w:r>
+        <w:t>In short Kubernetes allows us to manage multiple applications running across multi node cluster.</w:t>
+      </w:r>
+    </w:p>
+    <w:p>
+      <w:r>
+        <w:t>It helps with allocating computer resources (CPU, RAM etc.) to applications. In that aspect, it is like a kernel but for a cluster consisting of multiple servers.</w:t>
+      </w:r>
+    </w:p>
+    <w:p>
+      <w:r>
+        <w:t>It gives us a possibility of deploying multiple applications as containers by using YAML files where we provide a specification about how those containers need to be created.</w:t>
+      </w:r>
+    </w:p>
+    <w:p>
+      <w:r>
+        <w:t>It also helps with networking between containers. Each container can get assigned easily a static IP address and a DNS name.</w:t>
+      </w:r>
+    </w:p>
     <w:p>
       <w:pPr>
         <w:pStyle w:val="Heading1"/>
@@ -41,12 +69,557 @@
         <w:pStyle w:val="Heading1"/>
       </w:pPr>
       <w:r>
+        <w:t>CronJobs</w:t>
+      </w:r>
+    </w:p>
+    <w:p>
+      <w:r>
+        <w:t>It is a scheduler which can orchestrate deploying Pods for batch tasks. That means that those Pods are supposed to execute some task relatively quickly and stop. It is not for deploying long running applications.</w:t>
+      </w:r>
+    </w:p>
+    <w:p>
+      <w:pPr>
+        <w:pStyle w:val="Heading1"/>
+      </w:pPr>
+      <w:r>
+        <w:t>ConfigMap</w:t>
+      </w:r>
+    </w:p>
+    <w:p>
+      <w:r>
+        <w:t>ConfigMap is a resource which we can use to provide an external configuration for an application running as a container in a Pod.</w:t>
+      </w:r>
+    </w:p>
+    <w:p>
+      <w:r>
+        <w:t>We can store there data asf key value pairs which will be used by our app running in Pod, and we can change them without changing the app itself.</w:t>
+      </w:r>
+    </w:p>
+    <w:p>
+      <w:pPr>
+        <w:pStyle w:val="Heading1"/>
+      </w:pPr>
+      <w:r>
+        <w:t>CoreDNS</w:t>
+      </w:r>
+    </w:p>
+    <w:p>
+      <w:r>
+        <w:t>It is a DNS server. It translates domain (DNS) names into IP addresses inside of a cluster. That means that once we assign a DNS name to a Pod then every other Pod from a cluster can resolve it.</w:t>
+      </w:r>
+    </w:p>
+    <w:p>
+      <w:r>
+        <w:t>Every Pod get assigned a default DNS name like this:</w:t>
+      </w:r>
+    </w:p>
+    <w:p>
+      <w:pPr>
+        <w:pStyle w:val="ListParagraph"/>
+        <w:numPr>
+          <w:ilvl w:val="0"/>
+          <w:numId w:val="10"/>
+        </w:numPr>
+      </w:pPr>
+      <w:r>
+        <w:lastRenderedPageBreak/>
+        <w:t>&lt;pod-ip-address&gt;.&lt;namespace&gt;.pod.cluster.local</w:t>
+      </w:r>
+    </w:p>
+    <w:p>
+      <w:r>
+        <w:t>We can also use a Service resource in order to assign a static IP address and our chosen domain name to a Pod. Then everytime we recreate that Pod it will have always the same domain name.</w:t>
+      </w:r>
+    </w:p>
+    <w:p>
+      <w:pPr>
+        <w:pStyle w:val="Heading1"/>
+      </w:pPr>
+      <w:r>
+        <w:t>Deployment</w:t>
+      </w:r>
+    </w:p>
+    <w:p>
+      <w:r>
+        <w:t>It is a blueprint, set of instructions for creating Pods. It is abstraction of Pods. It specifies which app we want to run (which container), how many replicas of that Pod to create etc.</w:t>
+      </w:r>
+    </w:p>
+    <w:p>
+      <w:pPr>
+        <w:pStyle w:val="Heading1"/>
+      </w:pPr>
+      <w:r>
+        <w:t>Helm</w:t>
+      </w:r>
+    </w:p>
+    <w:p>
+      <w:r>
+        <w:t xml:space="preserve">Helm is a package manager for Kubernetes that helps you define, install, and manage Kubernetes applications. </w:t>
+      </w:r>
+    </w:p>
+    <w:p>
+      <w:pPr>
+        <w:pStyle w:val="Heading2"/>
+      </w:pPr>
+      <w:r>
+        <w:t>Sharing Helm charts</w:t>
+      </w:r>
+    </w:p>
+    <w:p>
+      <w:r>
+        <w:t>Helm uses charts, which are packages of pre-configured Kubernetes resources written in YAML.</w:t>
+      </w:r>
+      <w:r>
+        <w:t xml:space="preserve"> They can be uploaded and downloaded from repositories.</w:t>
+      </w:r>
+    </w:p>
+    <w:p>
+      <w:pPr>
+        <w:pStyle w:val="Heading2"/>
+        <w:rPr>
+          <w:rFonts w:eastAsiaTheme="minorHAnsi"/>
+        </w:rPr>
+      </w:pPr>
+      <w:r>
+        <w:rPr>
+          <w:rFonts w:eastAsiaTheme="minorHAnsi"/>
+        </w:rPr>
+        <w:t>Templating YAML files</w:t>
+      </w:r>
+    </w:p>
+    <w:p>
+      <w:r>
+        <w:t>Helm also allows for creating YAML files which are using variables and we can put different values into them.</w:t>
+      </w:r>
+    </w:p>
+    <w:p>
+      <w:pPr>
+        <w:pStyle w:val="Heading1"/>
+      </w:pPr>
+      <w:r>
+        <w:t>Ingress</w:t>
+      </w:r>
+    </w:p>
+    <w:p>
+      <w:r>
+        <w:t>Ingress is a resource which we can use to specify which URL will be redirecting to which Service when making a HTTP request.</w:t>
+      </w:r>
+    </w:p>
+    <w:p>
+      <w:pPr>
+        <w:pStyle w:val="Heading1"/>
+      </w:pPr>
+      <w:r>
+        <w:t>Kubectl</w:t>
+      </w:r>
+    </w:p>
+    <w:p>
+      <w:r>
+        <w:t>This is a tool for users to interact with a Kubernetes cluster. It allows for example to get list of Pods, create, update or delete resources.</w:t>
+      </w:r>
+    </w:p>
+    <w:p>
+      <w:pPr>
+        <w:pStyle w:val="Heading1"/>
+      </w:pPr>
+      <w:r>
+        <w:t>Namespace</w:t>
+      </w:r>
+    </w:p>
+    <w:p>
+      <w:r>
+        <w:t>Namespaces are a way for organizing resources in Kubernetes. They are groups containing specified resources.</w:t>
+      </w:r>
+    </w:p>
+    <w:p>
+      <w:r>
+        <w:lastRenderedPageBreak/>
+        <w:t xml:space="preserve">Each namespace doesn’t have separate resources (nodes, CPU, RAM). They share common, cluster’s resources. They just provide a way to logically group resources. </w:t>
+      </w:r>
+    </w:p>
+    <w:p>
+      <w:pPr>
+        <w:pStyle w:val="Heading2"/>
+      </w:pPr>
+      <w:r>
+        <w:t xml:space="preserve">The </w:t>
+      </w:r>
+      <w:r>
+        <w:t>kube-system</w:t>
+      </w:r>
+      <w:r>
+        <w:t xml:space="preserve"> Namespace</w:t>
+      </w:r>
+    </w:p>
+    <w:p>
+      <w:r>
+        <w:t>This namespace contains all the system pods which are running required Kubernetes services like kube proxy, kube scheduler, api server etc.</w:t>
+      </w:r>
+    </w:p>
+    <w:p>
+      <w:pPr>
+        <w:pStyle w:val="Heading1"/>
+      </w:pPr>
+      <w:r>
         <w:t>Node</w:t>
       </w:r>
     </w:p>
     <w:p>
       <w:r>
         <w:t>Node is a single computer in Kubernetes cluster (a group of nodes).</w:t>
+      </w:r>
+    </w:p>
+    <w:p>
+      <w:pPr>
+        <w:pStyle w:val="Heading1"/>
+      </w:pPr>
+      <w:r>
+        <w:t>Operators</w:t>
+      </w:r>
+    </w:p>
+    <w:p>
+      <w:r>
+        <w:t>Operators can manage applications (resources) in Kubernetes. For example, in case of PostgreSQL it can:</w:t>
+      </w:r>
+    </w:p>
+    <w:p>
+      <w:pPr>
+        <w:pStyle w:val="ListParagraph"/>
+        <w:numPr>
+          <w:ilvl w:val="0"/>
+          <w:numId w:val="6"/>
+        </w:numPr>
+        <w:jc w:val="both"/>
+      </w:pPr>
+      <w:r>
+        <w:t>Create a PostgreSQL instance</w:t>
+      </w:r>
+    </w:p>
+    <w:p>
+      <w:pPr>
+        <w:pStyle w:val="ListParagraph"/>
+        <w:numPr>
+          <w:ilvl w:val="0"/>
+          <w:numId w:val="6"/>
+        </w:numPr>
+        <w:jc w:val="both"/>
+      </w:pPr>
+      <w:r>
+        <w:t>Monitor its health</w:t>
+      </w:r>
+    </w:p>
+    <w:p>
+      <w:pPr>
+        <w:pStyle w:val="ListParagraph"/>
+        <w:numPr>
+          <w:ilvl w:val="0"/>
+          <w:numId w:val="6"/>
+        </w:numPr>
+        <w:jc w:val="both"/>
+      </w:pPr>
+      <w:r>
+        <w:t>Automatically handle failures</w:t>
+      </w:r>
+    </w:p>
+    <w:p>
+      <w:pPr>
+        <w:pStyle w:val="ListParagraph"/>
+        <w:numPr>
+          <w:ilvl w:val="0"/>
+          <w:numId w:val="6"/>
+        </w:numPr>
+        <w:jc w:val="both"/>
+      </w:pPr>
+      <w:r>
+        <w:t>Manage backups</w:t>
+      </w:r>
+    </w:p>
+    <w:p>
+      <w:pPr>
+        <w:jc w:val="both"/>
+      </w:pPr>
+      <w:r>
+        <w:t>Or in case of Spark Operator:</w:t>
+      </w:r>
+    </w:p>
+    <w:p>
+      <w:pPr>
+        <w:pStyle w:val="ListParagraph"/>
+        <w:numPr>
+          <w:ilvl w:val="0"/>
+          <w:numId w:val="7"/>
+        </w:numPr>
+        <w:jc w:val="both"/>
+      </w:pPr>
+      <w:r>
+        <w:t>It watches for the SparkApplication custom resource</w:t>
+      </w:r>
+    </w:p>
+    <w:p>
+      <w:pPr>
+        <w:pStyle w:val="ListParagraph"/>
+        <w:numPr>
+          <w:ilvl w:val="0"/>
+          <w:numId w:val="7"/>
+        </w:numPr>
+        <w:jc w:val="both"/>
+      </w:pPr>
+      <w:r>
+        <w:t>Once that resource is created it creates a Spark Driver Pod</w:t>
+      </w:r>
+    </w:p>
+    <w:p>
+      <w:pPr>
+        <w:pStyle w:val="Heading1"/>
+      </w:pPr>
+      <w:r>
+        <w:t>Processes running on worker nodes</w:t>
+      </w:r>
+    </w:p>
+    <w:p>
+      <w:r>
+        <w:t>Each worker node needs to have installed 3 tools:</w:t>
+      </w:r>
+    </w:p>
+    <w:p>
+      <w:pPr>
+        <w:pStyle w:val="ListParagraph"/>
+        <w:numPr>
+          <w:ilvl w:val="0"/>
+          <w:numId w:val="3"/>
+        </w:numPr>
+      </w:pPr>
+      <w:r>
+        <w:t>Container runtime</w:t>
+      </w:r>
+    </w:p>
+    <w:p>
+      <w:pPr>
+        <w:pStyle w:val="ListParagraph"/>
+        <w:numPr>
+          <w:ilvl w:val="0"/>
+          <w:numId w:val="3"/>
+        </w:numPr>
+      </w:pPr>
+      <w:r>
+        <w:t>Kubelet</w:t>
+      </w:r>
+    </w:p>
+    <w:p>
+      <w:pPr>
+        <w:pStyle w:val="ListParagraph"/>
+        <w:numPr>
+          <w:ilvl w:val="0"/>
+          <w:numId w:val="3"/>
+        </w:numPr>
+      </w:pPr>
+      <w:r>
+        <w:t>Kube proxy</w:t>
+      </w:r>
+    </w:p>
+    <w:p>
+      <w:pPr>
+        <w:pStyle w:val="Heading2"/>
+      </w:pPr>
+      <w:r>
+        <w:t>Container runtime</w:t>
+      </w:r>
+    </w:p>
+    <w:p>
+      <w:r>
+        <w:t>Each node needs to have installed a container runtime, like docker or containerd, which will be running containers.</w:t>
+      </w:r>
+    </w:p>
+    <w:p>
+      <w:pPr>
+        <w:pStyle w:val="Heading2"/>
+      </w:pPr>
+      <w:r>
+        <w:lastRenderedPageBreak/>
+        <w:t>Kubelet</w:t>
+      </w:r>
+    </w:p>
+    <w:p>
+      <w:r>
+        <w:t>It is a process running containers on nodes. It interacts with a container and node. It creates containers based on provided configuration, YAML manifests.</w:t>
+      </w:r>
+    </w:p>
+    <w:p>
+      <w:pPr>
+        <w:pStyle w:val="Heading2"/>
+      </w:pPr>
+      <w:r>
+        <w:t>Kube proxy</w:t>
+      </w:r>
+    </w:p>
+    <w:p>
+      <w:r>
+        <w:t xml:space="preserve">It forwards requests from Services to Pods.  </w:t>
+      </w:r>
+    </w:p>
+    <w:p>
+      <w:pPr>
+        <w:pStyle w:val="Heading1"/>
+      </w:pPr>
+      <w:r>
+        <w:t>Processes running on master nodes</w:t>
+      </w:r>
+    </w:p>
+    <w:p>
+      <w:r>
+        <w:t>Each master node needs to have 4 processes running:</w:t>
+      </w:r>
+    </w:p>
+    <w:p>
+      <w:pPr>
+        <w:pStyle w:val="ListParagraph"/>
+        <w:numPr>
+          <w:ilvl w:val="0"/>
+          <w:numId w:val="4"/>
+        </w:numPr>
+      </w:pPr>
+      <w:r>
+        <w:t>API server</w:t>
+      </w:r>
+    </w:p>
+    <w:p>
+      <w:pPr>
+        <w:pStyle w:val="ListParagraph"/>
+        <w:numPr>
+          <w:ilvl w:val="0"/>
+          <w:numId w:val="4"/>
+        </w:numPr>
+      </w:pPr>
+      <w:r>
+        <w:t>Scheduler</w:t>
+      </w:r>
+    </w:p>
+    <w:p>
+      <w:pPr>
+        <w:pStyle w:val="ListParagraph"/>
+        <w:numPr>
+          <w:ilvl w:val="0"/>
+          <w:numId w:val="4"/>
+        </w:numPr>
+      </w:pPr>
+      <w:r>
+        <w:t>Controller manager</w:t>
+      </w:r>
+    </w:p>
+    <w:p>
+      <w:pPr>
+        <w:pStyle w:val="ListParagraph"/>
+        <w:numPr>
+          <w:ilvl w:val="0"/>
+          <w:numId w:val="4"/>
+        </w:numPr>
+      </w:pPr>
+      <w:r>
+        <w:t>Etcd</w:t>
+      </w:r>
+    </w:p>
+    <w:p>
+      <w:pPr>
+        <w:pStyle w:val="Heading2"/>
+      </w:pPr>
+      <w:r>
+        <w:t>API server</w:t>
+      </w:r>
+    </w:p>
+    <w:p>
+      <w:r>
+        <w:t xml:space="preserve">Users interacting with Kubernetes cluster are using the API server. It takes requests from users about what they want to do with a cluster, and then API server talks to other processes running on Kubernetes. </w:t>
+      </w:r>
+    </w:p>
+    <w:p>
+      <w:r>
+        <w:t>It is also used for authentication.</w:t>
+      </w:r>
+    </w:p>
+    <w:p>
+      <w:pPr>
+        <w:pStyle w:val="Heading2"/>
+      </w:pPr>
+      <w:r>
+        <w:t>Scheduler</w:t>
+      </w:r>
+    </w:p>
+    <w:p>
+      <w:r>
+        <w:t>API server talks to the Scheduler and Scheduler decides on which node to run requested Pods. It check how much resources (CPU, RAM) will be needed for running a Pod, and which nodes have those resources available.</w:t>
+      </w:r>
+    </w:p>
+    <w:p>
+      <w:r>
+        <w:t>Scheduler doesn’t run the app itself but it talks to the kubelet and kubelet runs an app.</w:t>
+      </w:r>
+    </w:p>
+    <w:p>
+      <w:pPr>
+        <w:pStyle w:val="Heading2"/>
+      </w:pPr>
+      <w:r>
+        <w:t>Controller manager</w:t>
+      </w:r>
+    </w:p>
+    <w:p>
+      <w:r>
+        <w:t>It monitors the state of Pods, if they are running correctly or if they have died. If a Pod died then Controller manager talks to the Scheduler in order to rerun a Pod.</w:t>
+      </w:r>
+    </w:p>
+    <w:p>
+      <w:pPr>
+        <w:pStyle w:val="Heading2"/>
+      </w:pPr>
+      <w:r>
+        <w:t>Etcd</w:t>
+      </w:r>
+    </w:p>
+    <w:p>
+      <w:r>
+        <w:t>Etcd Stores data about all the changes that happens in a Kubernetes cluster, for example when Pod dies, and when a new Pod gets created.</w:t>
+      </w:r>
+    </w:p>
+    <w:p>
+      <w:r>
+        <w:t>It provides data used by other servicer (API server, Scheduler, Controller manager).</w:t>
+      </w:r>
+    </w:p>
+    <w:p>
+      <w:pPr>
+        <w:pStyle w:val="Heading1"/>
+      </w:pPr>
+      <w:r>
+        <w:lastRenderedPageBreak/>
+        <w:t>Pod</w:t>
+      </w:r>
+    </w:p>
+    <w:p>
+      <w:r>
+        <w:t>It is a resource which is the smallest unit in Kubernetes. It is an abstraction of a container. Inside of a Pod we have a container running with app, and that Pod is running on one of the nodes.</w:t>
+      </w:r>
+    </w:p>
+    <w:p>
+      <w:r>
+        <w:t>We don’t work with the container itself in Kubernetes, just with a Pod or abstractions of Pod (for example Deployment).</w:t>
+      </w:r>
+    </w:p>
+    <w:p>
+      <w:pPr>
+        <w:pStyle w:val="Heading1"/>
+      </w:pPr>
+      <w:r>
+        <w:t>podTemplateFile</w:t>
+      </w:r>
+    </w:p>
+    <w:p>
+      <w:r>
+        <w:t>podTemplateFile is used in custom resource definitions (CRDs) to provide additional parameters which we are not able to provide in the CRD itself.</w:t>
+      </w:r>
+    </w:p>
+    <w:p>
+      <w:r>
+        <w:t>podTemplateFile specifies a path to another YAML manifest where we specify additional parameters we want to have in our CRD.</w:t>
       </w:r>
     </w:p>
     <w:p>
@@ -131,20 +704,64 @@
     </w:p>
     <w:p>
       <w:pPr>
+        <w:pStyle w:val="Heading2"/>
+      </w:pPr>
+      <w:r>
+        <w:t>Manifests</w:t>
+      </w:r>
+    </w:p>
+    <w:p>
+      <w:r>
+        <w:t>Manifests are conifguration files (mainly YAML) which defines what resources we want to create in Kubernetes cluster.</w:t>
+      </w:r>
+    </w:p>
+    <w:p>
+      <w:r>
+        <w:t>We are preparing Manifest first and then we apply it in order to create the specified resource.</w:t>
+      </w:r>
+    </w:p>
+    <w:p>
+      <w:pPr>
+        <w:pStyle w:val="Heading2"/>
+      </w:pPr>
+      <w:r>
+        <w:lastRenderedPageBreak/>
+        <w:t>Custom resources</w:t>
+      </w:r>
+    </w:p>
+    <w:p>
+      <w:r>
+        <w:t>Standard resources and available by default in every Kubernetes cluster and Custom resources are additional ones added by using the CRD (Custom Resource Definition)</w:t>
+      </w:r>
+      <w:r>
+        <w:t xml:space="preserve"> which is a YAML</w:t>
+      </w:r>
+      <w:r>
+        <w:t xml:space="preserve"> manifest</w:t>
+      </w:r>
+      <w:r>
+        <w:t xml:space="preserve"> specifying that resource</w:t>
+      </w:r>
+      <w:r>
+        <w:t>.</w:t>
+      </w:r>
+    </w:p>
+    <w:p>
+      <w:pPr>
         <w:pStyle w:val="Heading1"/>
       </w:pPr>
       <w:r>
-        <w:t>Manifests</w:t>
-      </w:r>
-    </w:p>
-    <w:p>
-      <w:r>
-        <w:t>Manifests are conifguration files (mainly YAML) which defines what resources we want to create in Kubernetes cluster.</w:t>
-      </w:r>
-    </w:p>
-    <w:p>
-      <w:r>
-        <w:t>We are preparing Manifest first and then we apply it in order to create the specified resource.</w:t>
+        <w:t>Replicas</w:t>
+      </w:r>
+    </w:p>
+    <w:p>
+      <w:r>
+        <w:t>We can have multiple replicas of the same app (Pod). That means that we have multiple copies of the same app running. It is useful because when one app goes down, then the other one can take its place in handling requests.</w:t>
+      </w:r>
+    </w:p>
+    <w:p>
+      <w:r>
+        <w:t>We can use a Service (described in the previous section) to create a static IP address, and each request made to that IP address will be redirected by a Service to a replica which is the least busy.</w:t>
       </w:r>
     </w:p>
     <w:p>
@@ -152,297 +769,116 @@
         <w:pStyle w:val="Heading1"/>
       </w:pPr>
       <w:r>
-        <w:t>Custom resources</w:t>
-      </w:r>
-    </w:p>
-    <w:p>
-      <w:r>
-        <w:t>Standard resources and available by default in every Kubernetes cluster and Custom resources are additional ones added by using the CRD (Custom Resource Definition)</w:t>
-      </w:r>
-      <w:r>
-        <w:t xml:space="preserve"> which is a YAML</w:t>
-      </w:r>
-      <w:r>
-        <w:t xml:space="preserve"> manifest</w:t>
-      </w:r>
-      <w:r>
-        <w:t xml:space="preserve"> specifying that resource</w:t>
+        <w:t>Service</w:t>
+      </w:r>
+    </w:p>
+    <w:p>
+      <w:r>
+        <w:t>Service is a resource which w</w:t>
+      </w:r>
+      <w:r>
+        <w:t xml:space="preserve">e can assign to a </w:t>
+      </w:r>
+      <w:r>
+        <w:t xml:space="preserve">Pod </w:t>
+      </w:r>
+      <w:r>
+        <w:t>and i</w:t>
+      </w:r>
+      <w:r>
+        <w:t>t provides a static IP address to</w:t>
+      </w:r>
+      <w:r>
+        <w:t xml:space="preserve"> a </w:t>
+      </w:r>
+      <w:r>
+        <w:t>Pod</w:t>
       </w:r>
       <w:r>
         <w:t>.</w:t>
       </w:r>
+      <w:r>
+        <w:t xml:space="preserve"> </w:t>
+      </w:r>
+    </w:p>
+    <w:p>
+      <w:r>
+        <w:t xml:space="preserve">Pods have its own IP address, which can change over time, and Service has a separate, static IP address and it is independent on the IP address of the </w:t>
+      </w:r>
+      <w:r>
+        <w:t>Pod</w:t>
+      </w:r>
+      <w:r>
+        <w:t>.</w:t>
+      </w:r>
+    </w:p>
+    <w:p>
+      <w:r>
+        <w:t>In Service we can also specify a domain name for a Pod.</w:t>
+      </w:r>
+    </w:p>
+    <w:p>
+      <w:r>
+        <w:t>It also acts as a load balancer. We can have two replicas</w:t>
+      </w:r>
+      <w:r>
+        <w:t xml:space="preserve"> (described in the next section)</w:t>
+      </w:r>
+      <w:r>
+        <w:t xml:space="preserve"> of the same app</w:t>
+      </w:r>
+      <w:r>
+        <w:t xml:space="preserve"> (Pod)</w:t>
+      </w:r>
+      <w:r>
+        <w:t xml:space="preserve">, both attached to the same service, and service will redirect a request to the replica which is </w:t>
+      </w:r>
+      <w:r>
+        <w:t>the least</w:t>
+      </w:r>
+      <w:r>
+        <w:t xml:space="preserve"> busy.</w:t>
+      </w:r>
     </w:p>
     <w:p>
       <w:pPr>
         <w:pStyle w:val="Heading1"/>
       </w:pPr>
       <w:r>
+        <w:t>StatefulSet</w:t>
+      </w:r>
+    </w:p>
+    <w:p>
+      <w:r>
+        <w:t xml:space="preserve">It </w:t>
+      </w:r>
+      <w:r>
+        <w:t>i</w:t>
+      </w:r>
+      <w:r>
+        <w:t>s like a Deployment but specifically designed for applications which have a state. For example databases have a state which is their data</w:t>
+      </w:r>
+      <w:r>
+        <w:t xml:space="preserve"> (which changes over time)</w:t>
+      </w:r>
+      <w:r>
+        <w:t>.</w:t>
+      </w:r>
+      <w:r>
+        <w:t xml:space="preserve"> We can’t simply delete and recreate such an app because we will loose that state.</w:t>
+      </w:r>
+    </w:p>
+    <w:p>
+      <w:r>
+        <w:t>Even if we are using volumes for our databases running in Pods, then still we should use the StatefulSet for them to guarantee data consistency.</w:t>
+      </w:r>
+    </w:p>
+    <w:p>
+      <w:pPr>
+        <w:pStyle w:val="Heading1"/>
+      </w:pPr>
+      <w:r>
         <w:lastRenderedPageBreak/>
-        <w:t>Pod</w:t>
-      </w:r>
-    </w:p>
-    <w:p>
-      <w:r>
-        <w:t>It is a resource which is the smallest unit in Kubernetes. It is an abstraction of a container. Inside of a Pod we have a container running with app, and that Pod is running on one of the nodes.</w:t>
-      </w:r>
-    </w:p>
-    <w:p>
-      <w:r>
-        <w:t>We don’t work with the container itself</w:t>
-      </w:r>
-      <w:r>
-        <w:t xml:space="preserve"> in Kubernetes</w:t>
-      </w:r>
-      <w:r>
-        <w:t>, just with a Pod</w:t>
-      </w:r>
-      <w:r>
-        <w:t xml:space="preserve"> or abstractions of Pod</w:t>
-      </w:r>
-      <w:r>
-        <w:t xml:space="preserve"> (for example Deployment)</w:t>
-      </w:r>
-      <w:r>
-        <w:t>.</w:t>
-      </w:r>
-    </w:p>
-    <w:p>
-      <w:pPr>
-        <w:pStyle w:val="Heading1"/>
-      </w:pPr>
-      <w:r>
-        <w:t>Service</w:t>
-      </w:r>
-    </w:p>
-    <w:p>
-      <w:r>
-        <w:t>Service is a resource which w</w:t>
-      </w:r>
-      <w:r>
-        <w:t xml:space="preserve">e can assign to a </w:t>
-      </w:r>
-      <w:r>
-        <w:t xml:space="preserve">Pod </w:t>
-      </w:r>
-      <w:r>
-        <w:t>and i</w:t>
-      </w:r>
-      <w:r>
-        <w:t>t provides a static IP address to</w:t>
-      </w:r>
-      <w:r>
-        <w:t xml:space="preserve"> a </w:t>
-      </w:r>
-      <w:r>
-        <w:t>Pod</w:t>
-      </w:r>
-      <w:r>
-        <w:t>.</w:t>
-      </w:r>
-      <w:r>
-        <w:t xml:space="preserve"> </w:t>
-      </w:r>
-    </w:p>
-    <w:p>
-      <w:r>
-        <w:t xml:space="preserve">Pods have its own IP address, which can change over time, and Service has a separate, static IP address and it is independent on the IP address of the </w:t>
-      </w:r>
-      <w:r>
-        <w:t>Pod</w:t>
-      </w:r>
-      <w:r>
-        <w:t>.</w:t>
-      </w:r>
-    </w:p>
-    <w:p>
-      <w:r>
-        <w:t>In Service we can also specify a domain name for a Pod.</w:t>
-      </w:r>
-    </w:p>
-    <w:p>
-      <w:r>
-        <w:t>It also acts as a load balancer. We can have two replicas</w:t>
-      </w:r>
-      <w:r>
-        <w:t xml:space="preserve"> (described in the next section)</w:t>
-      </w:r>
-      <w:r>
-        <w:t xml:space="preserve"> of the same app</w:t>
-      </w:r>
-      <w:r>
-        <w:t xml:space="preserve"> (Pod)</w:t>
-      </w:r>
-      <w:r>
-        <w:t xml:space="preserve">, both attached to the same service, and service will redirect a request to the replica which is </w:t>
-      </w:r>
-      <w:r>
-        <w:t>the least</w:t>
-      </w:r>
-      <w:r>
-        <w:t xml:space="preserve"> busy.</w:t>
-      </w:r>
-    </w:p>
-    <w:p>
-      <w:pPr>
-        <w:pStyle w:val="Heading1"/>
-      </w:pPr>
-      <w:r>
-        <w:t>Replicas</w:t>
-      </w:r>
-    </w:p>
-    <w:p>
-      <w:r>
-        <w:t>We can have multiple replicas of the same app</w:t>
-      </w:r>
-      <w:r>
-        <w:t xml:space="preserve"> (Pod)</w:t>
-      </w:r>
-      <w:r>
-        <w:t>. That means that we have multiple copies of the same app running. It is useful because when one app goes down, then the other one can take its place in handling requests.</w:t>
-      </w:r>
-    </w:p>
-    <w:p>
-      <w:r>
-        <w:t xml:space="preserve">We can use </w:t>
-      </w:r>
-      <w:r>
-        <w:t>a</w:t>
-      </w:r>
-      <w:r>
-        <w:t xml:space="preserve"> Service (described in the previous section) to create a static IP address, and each request made to that IP address will be redirected by a Service to a replica which is the least busy.</w:t>
-      </w:r>
-    </w:p>
-    <w:p>
-      <w:pPr>
-        <w:pStyle w:val="Heading1"/>
-      </w:pPr>
-      <w:r>
-        <w:t>Deployment</w:t>
-      </w:r>
-    </w:p>
-    <w:p>
-      <w:r>
-        <w:t>It is a blueprint, set of instructions for creating Pods. It is abstraction of Pods. It specifies which app we want to run (which container), how many replicas of that Pod to create</w:t>
-      </w:r>
-      <w:r>
-        <w:t xml:space="preserve"> etc</w:t>
-      </w:r>
-      <w:r>
-        <w:t>.</w:t>
-      </w:r>
-    </w:p>
-    <w:p>
-      <w:pPr>
-        <w:pStyle w:val="Heading1"/>
-      </w:pPr>
-      <w:r>
-        <w:lastRenderedPageBreak/>
-        <w:t>StatefulSet</w:t>
-      </w:r>
-    </w:p>
-    <w:p>
-      <w:r>
-        <w:t xml:space="preserve">It </w:t>
-      </w:r>
-      <w:r>
-        <w:t>i</w:t>
-      </w:r>
-      <w:r>
-        <w:t>s like a Deployment but specifically designed for applications which have a state. For example databases have a state which is their data</w:t>
-      </w:r>
-      <w:r>
-        <w:t xml:space="preserve"> (which changes over time)</w:t>
-      </w:r>
-      <w:r>
-        <w:t>.</w:t>
-      </w:r>
-      <w:r>
-        <w:t xml:space="preserve"> We can’t simply delete and recreate such an app because we will loose that state.</w:t>
-      </w:r>
-    </w:p>
-    <w:p>
-      <w:r>
-        <w:t>Even if we are using volumes for our databases running in Pods, then still we should use the StatefulSet for them to guarantee data consistency.</w:t>
-      </w:r>
-    </w:p>
-    <w:p>
-      <w:pPr>
-        <w:pStyle w:val="Heading1"/>
-      </w:pPr>
-      <w:r>
-        <w:t>Ingress</w:t>
-      </w:r>
-    </w:p>
-    <w:p>
-      <w:r>
-        <w:t>I</w:t>
-      </w:r>
-      <w:r>
-        <w:t xml:space="preserve">ngress </w:t>
-      </w:r>
-      <w:r>
-        <w:t xml:space="preserve">is a resource which we can use to </w:t>
-      </w:r>
-      <w:r>
-        <w:t>specify which URL will be redirecting to which Service when making a HTTP request.</w:t>
-      </w:r>
-    </w:p>
-    <w:p>
-      <w:pPr>
-        <w:pStyle w:val="Heading1"/>
-      </w:pPr>
-      <w:r>
-        <w:t>ConfigMap</w:t>
-      </w:r>
-    </w:p>
-    <w:p>
-      <w:r>
-        <w:t xml:space="preserve">ConfigMap is a resource which we can use to </w:t>
-      </w:r>
-      <w:r>
-        <w:t>provide</w:t>
-      </w:r>
-      <w:r>
-        <w:t xml:space="preserve"> an</w:t>
-      </w:r>
-      <w:r>
-        <w:t xml:space="preserve"> external configuration for an application running as a container in a </w:t>
-      </w:r>
-      <w:r>
-        <w:t>Pod</w:t>
-      </w:r>
-      <w:r>
-        <w:t>.</w:t>
-      </w:r>
-    </w:p>
-    <w:p>
-      <w:r>
-        <w:t xml:space="preserve">We can </w:t>
-      </w:r>
-      <w:r>
-        <w:t>store there data as</w:t>
-      </w:r>
-      <w:r>
-        <w:t>f</w:t>
-      </w:r>
-      <w:r>
-        <w:t xml:space="preserve"> key value pairs</w:t>
-      </w:r>
-      <w:r>
-        <w:t xml:space="preserve"> which will be used by our app running in </w:t>
-      </w:r>
-      <w:r>
-        <w:t>Pod</w:t>
-      </w:r>
-      <w:r>
-        <w:t>, and we can change them without changing the app itself.</w:t>
-      </w:r>
-    </w:p>
-    <w:p>
-      <w:pPr>
-        <w:pStyle w:val="Heading1"/>
-      </w:pPr>
-      <w:r>
         <w:t>Secret</w:t>
       </w:r>
     </w:p>
@@ -559,42 +995,70 @@
         <w:pStyle w:val="Heading1"/>
       </w:pPr>
       <w:r>
+        <w:t>Taints</w:t>
+      </w:r>
+    </w:p>
+    <w:p>
+      <w:r>
+        <w:t xml:space="preserve">Taints are a way to control which Pods can be scheduled on which Nodes. </w:t>
+      </w:r>
+    </w:p>
+    <w:p>
+      <w:r>
+        <w:t xml:space="preserve">We can create a taint on a Node and then every Pod that doesn’t tolerate it will not be able to be scheduled on that Node. </w:t>
+      </w:r>
+    </w:p>
+    <w:p>
+      <w:r>
+        <w:t>In a Pod’s manifest we can specify which taints it tolerates and then we can create that Pod on Nodes which have those taints.</w:t>
+      </w:r>
+    </w:p>
+    <w:p>
+      <w:r>
+        <w:t>Every Taint consists of 3 parts: key, value and effect. Key and value identifies a Taint (unique identifier of a Taint) and effect defines what happnes when we try to schedule a Pod on a Node that has a Taint not tolerated by that Pod.</w:t>
+      </w:r>
+    </w:p>
+    <w:p>
+      <w:pPr>
+        <w:pStyle w:val="Heading1"/>
+      </w:pPr>
+      <w:r>
+        <w:t>Volumes</w:t>
+      </w:r>
+      <w:r>
+        <w:t xml:space="preserve"> and volumeMounts</w:t>
+      </w:r>
+    </w:p>
+    <w:p>
+      <w:r>
+        <w:t xml:space="preserve">Volumes are a resource which works </w:t>
+      </w:r>
+      <w:r>
+        <w:t>like volumes in Docker.</w:t>
+      </w:r>
+      <w:r>
+        <w:t xml:space="preserve"> Volumes allow us to save data from a container outside of a container (on a </w:t>
+      </w:r>
+      <w:r>
+        <w:t>host</w:t>
+      </w:r>
+      <w:r>
+        <w:t xml:space="preserve"> running a container). </w:t>
+      </w:r>
+    </w:p>
+    <w:p>
+      <w:r>
+        <w:t xml:space="preserve">So container will be using this data and even after container restart, that data will be still accessible. </w:t>
+      </w:r>
+    </w:p>
+    <w:p>
+      <w:r>
+        <w:t>Volumes need to be used together with VolumeMounts which will specify the path in the container where data from a Volume will be accessible.</w:t>
+      </w:r>
+    </w:p>
+    <w:p>
+      <w:r>
         <w:lastRenderedPageBreak/>
-        <w:t>Volumes</w:t>
-      </w:r>
-      <w:r>
-        <w:t xml:space="preserve"> and volumeMounts</w:t>
-      </w:r>
-    </w:p>
-    <w:p>
-      <w:r>
-        <w:t xml:space="preserve">Volumes are a resource which works </w:t>
-      </w:r>
-      <w:r>
-        <w:t>like volumes in Docker.</w:t>
-      </w:r>
-      <w:r>
-        <w:t xml:space="preserve"> Volumes allow us to save data from a container outside of a container (on a </w:t>
-      </w:r>
-      <w:r>
-        <w:t>host</w:t>
-      </w:r>
-      <w:r>
-        <w:t xml:space="preserve"> running a container). </w:t>
-      </w:r>
-    </w:p>
-    <w:p>
-      <w:r>
-        <w:t xml:space="preserve">So container will be using this data and even after container restart, that data will be still accessible. </w:t>
-      </w:r>
-    </w:p>
-    <w:p>
-      <w:r>
-        <w:t>Volumes need to be used together with VolumeMounts which will specify the path in the container where data from a Volume will be accessible.</w:t>
-      </w:r>
-    </w:p>
-    <w:p>
-      <w:r>
         <w:t xml:space="preserve">We can additionally use the hostPath parameter to specify where data from a Volume will be stored on a </w:t>
       </w:r>
       <w:r>
@@ -667,7 +1131,6 @@
         <w:rPr>
           <w:noProof/>
         </w:rPr>
-        <w:lastRenderedPageBreak/>
         <w:drawing>
           <wp:inline distT="0" distB="0" distL="0" distR="0" wp14:anchorId="5E81BEC3" wp14:editId="13338342">
             <wp:extent cx="3069355" cy="4190955"/>
@@ -923,21 +1386,50 @@
     </w:p>
     <w:p>
       <w:pPr>
-        <w:pStyle w:val="Heading1"/>
-      </w:pPr>
-      <w:r>
-        <w:t>Processes runnin</w:t>
-      </w:r>
-      <w:r>
-        <w:t>g</w:t>
-      </w:r>
-      <w:r>
-        <w:t xml:space="preserve"> on worker nodes</w:t>
-      </w:r>
-    </w:p>
-    <w:p>
-      <w:r>
-        <w:t>Each worker node needs to have installed 3 tools:</w:t>
+        <w:pStyle w:val="Heading2"/>
+      </w:pPr>
+      <w:r>
+        <w:t>Volume claims</w:t>
+      </w:r>
+    </w:p>
+    <w:p>
+      <w:r>
+        <w:t xml:space="preserve">As mentioned earlier in the ‘Volumes and volumeMounts’ section, we can use volume claims to attach a volume to our Pod, for example the </w:t>
+      </w:r>
+      <w:r>
+        <w:t>PersistentVolumeClaims</w:t>
+      </w:r>
+      <w:r>
+        <w:t xml:space="preserve"> resource.</w:t>
+      </w:r>
+    </w:p>
+    <w:p>
+      <w:r>
+        <w:t>If we deploy a Volume claim, then we need to have either</w:t>
+      </w:r>
+      <w:r>
+        <w:t xml:space="preserve"> a volume prepared or we need to have </w:t>
+      </w:r>
+      <w:r>
+        <w:t>a dynamic storage provisioner which is explained in another section.</w:t>
+      </w:r>
+    </w:p>
+    <w:p>
+      <w:pPr>
+        <w:pStyle w:val="Heading2"/>
+      </w:pPr>
+      <w:r>
+        <w:t>Dynamic storage provisioner</w:t>
+      </w:r>
+    </w:p>
+    <w:p>
+      <w:r>
+        <w:t>A Dynamic storage provisioner automatically creates a volume when a volume claim is deployed.</w:t>
+      </w:r>
+    </w:p>
+    <w:p>
+      <w:r>
+        <w:t>There are multiple options for this:</w:t>
       </w:r>
     </w:p>
     <w:p>
@@ -945,11 +1437,11 @@
         <w:pStyle w:val="ListParagraph"/>
         <w:numPr>
           <w:ilvl w:val="0"/>
-          <w:numId w:val="3"/>
+          <w:numId w:val="13"/>
         </w:numPr>
       </w:pPr>
       <w:r>
-        <w:t>Container runtime</w:t>
+        <w:t>NFS</w:t>
       </w:r>
     </w:p>
     <w:p>
@@ -957,92 +1449,11 @@
         <w:pStyle w:val="ListParagraph"/>
         <w:numPr>
           <w:ilvl w:val="0"/>
-          <w:numId w:val="3"/>
+          <w:numId w:val="13"/>
         </w:numPr>
       </w:pPr>
       <w:r>
-        <w:t>Kubelet</w:t>
-      </w:r>
-    </w:p>
-    <w:p>
-      <w:pPr>
-        <w:pStyle w:val="ListParagraph"/>
-        <w:numPr>
-          <w:ilvl w:val="0"/>
-          <w:numId w:val="3"/>
-        </w:numPr>
-      </w:pPr>
-      <w:r>
-        <w:t>Kube proxy</w:t>
-      </w:r>
-    </w:p>
-    <w:p>
-      <w:pPr>
-        <w:pStyle w:val="Heading2"/>
-      </w:pPr>
-      <w:r>
-        <w:t>Container runtime</w:t>
-      </w:r>
-    </w:p>
-    <w:p>
-      <w:r>
-        <w:t>Each node needs to have installed a container runtime, like docker or containerd, which will be running containers.</w:t>
-      </w:r>
-    </w:p>
-    <w:p>
-      <w:pPr>
-        <w:pStyle w:val="Heading2"/>
-      </w:pPr>
-      <w:r>
-        <w:t>Kubelet</w:t>
-      </w:r>
-    </w:p>
-    <w:p>
-      <w:r>
-        <w:t xml:space="preserve">It is </w:t>
-      </w:r>
-      <w:r>
-        <w:t xml:space="preserve">a process </w:t>
-      </w:r>
-      <w:r>
-        <w:t xml:space="preserve">running containers on nodes. It interacts with a container and node. </w:t>
-      </w:r>
-      <w:r>
-        <w:t xml:space="preserve">It creates containers based on provided configuration, </w:t>
-      </w:r>
-      <w:r>
-        <w:t>YAML manifests</w:t>
-      </w:r>
-      <w:r>
-        <w:t>.</w:t>
-      </w:r>
-    </w:p>
-    <w:p>
-      <w:pPr>
-        <w:pStyle w:val="Heading2"/>
-      </w:pPr>
-      <w:r>
-        <w:t>Kube proxy</w:t>
-      </w:r>
-    </w:p>
-    <w:p>
-      <w:r>
-        <w:t xml:space="preserve">It forwards requests from </w:t>
-      </w:r>
-      <w:r>
-        <w:t>S</w:t>
-      </w:r>
-      <w:r>
-        <w:t xml:space="preserve">ervices to </w:t>
-      </w:r>
-      <w:r>
-        <w:t>Pods</w:t>
-      </w:r>
-      <w:r>
-        <w:t>.</w:t>
-      </w:r>
-      <w:r>
-        <w:t xml:space="preserve">  </w:t>
+        <w:t>Ceph + Rook</w:t>
       </w:r>
     </w:p>
     <w:p>
@@ -1050,527 +1461,60 @@
         <w:pStyle w:val="Heading1"/>
       </w:pPr>
       <w:r>
-        <w:t>Processes running on master nodes</w:t>
-      </w:r>
-    </w:p>
-    <w:p>
-      <w:r>
-        <w:t>Each master node needs to have 4 processes running:</w:t>
-      </w:r>
-    </w:p>
-    <w:p>
-      <w:pPr>
-        <w:pStyle w:val="ListParagraph"/>
-        <w:numPr>
-          <w:ilvl w:val="0"/>
-          <w:numId w:val="4"/>
-        </w:numPr>
-      </w:pPr>
-      <w:r>
-        <w:t>API server</w:t>
-      </w:r>
-    </w:p>
-    <w:p>
-      <w:pPr>
-        <w:pStyle w:val="ListParagraph"/>
-        <w:numPr>
-          <w:ilvl w:val="0"/>
-          <w:numId w:val="4"/>
-        </w:numPr>
-      </w:pPr>
+        <w:t>Webhooks</w:t>
+      </w:r>
+    </w:p>
+    <w:p>
+      <w:r>
+        <w:t>Webhook</w:t>
+      </w:r>
+      <w:r>
+        <w:t xml:space="preserve"> is</w:t>
+      </w:r>
+      <w:r>
+        <w:t xml:space="preserve"> a </w:t>
+      </w:r>
+      <w:r>
+        <w:t>tool</w:t>
+      </w:r>
+      <w:r>
+        <w:t xml:space="preserve"> used for validation or modification of other resources during their creation or update.</w:t>
+      </w:r>
+      <w:r>
+        <w:t xml:space="preserve"> </w:t>
+      </w:r>
+    </w:p>
+    <w:p>
+      <w:r>
+        <w:t xml:space="preserve">They are configured using the </w:t>
+      </w:r>
+      <w:r>
+        <w:t>MutatingWebhookConfiguration and ValidatingWebhookConfiguration</w:t>
+      </w:r>
+      <w:r>
+        <w:t xml:space="preserve"> resources.</w:t>
+      </w:r>
+    </w:p>
+    <w:p>
+      <w:r>
+        <w:t xml:space="preserve">The Webhook server usually runs inside of its own Pod. </w:t>
+      </w:r>
+    </w:p>
+    <w:p>
       <w:r>
         <w:lastRenderedPageBreak/>
-        <w:t>Scheduler</w:t>
-      </w:r>
-    </w:p>
-    <w:p>
-      <w:pPr>
-        <w:pStyle w:val="ListParagraph"/>
-        <w:numPr>
-          <w:ilvl w:val="0"/>
-          <w:numId w:val="4"/>
-        </w:numPr>
-      </w:pPr>
-      <w:r>
-        <w:t>Controller manager</w:t>
-      </w:r>
-    </w:p>
-    <w:p>
-      <w:pPr>
-        <w:pStyle w:val="ListParagraph"/>
-        <w:numPr>
-          <w:ilvl w:val="0"/>
-          <w:numId w:val="4"/>
-        </w:numPr>
-      </w:pPr>
-      <w:r>
-        <w:t>Etcd</w:t>
-      </w:r>
-    </w:p>
-    <w:p>
-      <w:pPr>
-        <w:pStyle w:val="Heading2"/>
-      </w:pPr>
-      <w:r>
-        <w:t>API server</w:t>
-      </w:r>
-    </w:p>
-    <w:p>
-      <w:r>
-        <w:t xml:space="preserve">Users interacting with Kubernetes cluster are using the API server. It takes requests from users about what they want to do with a cluster, and then API server talks to other processes running on Kubernetes. </w:t>
-      </w:r>
-    </w:p>
-    <w:p>
-      <w:r>
-        <w:t>It is also used for authentication.</w:t>
-      </w:r>
-    </w:p>
-    <w:p>
-      <w:pPr>
-        <w:pStyle w:val="Heading2"/>
-      </w:pPr>
-      <w:r>
-        <w:t>Scheduler</w:t>
-      </w:r>
-    </w:p>
-    <w:p>
-      <w:r>
-        <w:t xml:space="preserve">API server talks to the Scheduler and Scheduler </w:t>
-      </w:r>
-      <w:r>
-        <w:t>decides on which node to run requested</w:t>
-      </w:r>
-      <w:r>
-        <w:t xml:space="preserve"> Pods. It check how much resources (CPU, RAM) will be needed for running a Pod, and which nodes have those resources available.</w:t>
-      </w:r>
-    </w:p>
-    <w:p>
-      <w:r>
-        <w:t>Scheduler doesn’t run the app itself but it talks to the kubelet and kubelet runs an app.</w:t>
-      </w:r>
-    </w:p>
-    <w:p>
-      <w:pPr>
-        <w:pStyle w:val="Heading2"/>
-      </w:pPr>
-      <w:r>
-        <w:t>Controller manager</w:t>
-      </w:r>
-    </w:p>
-    <w:p>
-      <w:r>
-        <w:t>It monitors the state of Pods, if they are running correctly or if they have died. If a Pod died then Controller manager talks to the Scheduler in order to rerun a Pod.</w:t>
-      </w:r>
-    </w:p>
-    <w:p>
-      <w:pPr>
-        <w:pStyle w:val="Heading2"/>
-      </w:pPr>
-      <w:r>
-        <w:t>Etcd</w:t>
-      </w:r>
-    </w:p>
-    <w:p>
-      <w:r>
-        <w:t>Etcd Stores data about all the changes that happens in a Kubernetes cluster, for example when Pod dies, and when a new Pod gets created.</w:t>
-      </w:r>
-    </w:p>
-    <w:p>
-      <w:r>
-        <w:t>It provides data used by other servicer (</w:t>
-      </w:r>
-      <w:r>
-        <w:t xml:space="preserve">API server, </w:t>
-      </w:r>
-      <w:r>
-        <w:t>Scheduler, Controller manager).</w:t>
-      </w:r>
-    </w:p>
-    <w:p>
-      <w:pPr>
-        <w:pStyle w:val="Heading1"/>
-      </w:pPr>
-      <w:r>
-        <w:t>Kubectl</w:t>
-      </w:r>
-    </w:p>
-    <w:p>
-      <w:r>
-        <w:t>This is a tool for users to interact with a Kubernetes cluster. It allows for example to get list of Pods, create, update or delete resources.</w:t>
-      </w:r>
-    </w:p>
-    <w:p>
-      <w:pPr>
-        <w:pStyle w:val="Heading1"/>
-      </w:pPr>
-      <w:r>
-        <w:t>Namespace</w:t>
-      </w:r>
-    </w:p>
-    <w:p>
-      <w:r>
-        <w:t>Namespaces are a way for organizing resources in Kubernetes. They are groups containing specified resources</w:t>
-      </w:r>
-      <w:r>
-        <w:t>.</w:t>
-      </w:r>
-    </w:p>
-    <w:p>
-      <w:r>
-        <w:t>Each namespace</w:t>
-      </w:r>
-      <w:r>
-        <w:t xml:space="preserve"> </w:t>
-      </w:r>
-      <w:r>
-        <w:t xml:space="preserve">doesn’t </w:t>
-      </w:r>
-      <w:r>
-        <w:t xml:space="preserve">have separate resources (nodes, CPU, RAM). They share common, cluster’s resources. They just provide a way </w:t>
-      </w:r>
-      <w:r>
-        <w:t>t</w:t>
-      </w:r>
-      <w:r>
-        <w:t xml:space="preserve">o logically group resources. </w:t>
-      </w:r>
-    </w:p>
-    <w:p>
-      <w:pPr>
-        <w:pStyle w:val="Heading2"/>
-      </w:pPr>
-      <w:r>
-        <w:lastRenderedPageBreak/>
-        <w:t xml:space="preserve">The </w:t>
-      </w:r>
-      <w:r>
-        <w:t>kube-system</w:t>
-      </w:r>
-      <w:r>
-        <w:t xml:space="preserve"> Namespace</w:t>
-      </w:r>
-    </w:p>
-    <w:p>
-      <w:r>
-        <w:t>This namespace contains all the system pods which are running required Kubernetes services like kube proxy, kube scheduler, api server etc.</w:t>
-      </w:r>
-    </w:p>
-    <w:p>
-      <w:pPr>
-        <w:pStyle w:val="Heading1"/>
-      </w:pPr>
-      <w:r>
-        <w:t>Helm</w:t>
-      </w:r>
-    </w:p>
-    <w:p>
-      <w:r>
-        <w:t xml:space="preserve">Helm is a package manager for Kubernetes that helps you define, install, and manage Kubernetes applications. </w:t>
-      </w:r>
-    </w:p>
-    <w:p>
-      <w:pPr>
-        <w:pStyle w:val="Heading2"/>
-      </w:pPr>
-      <w:r>
-        <w:t>Sharing Helm charts</w:t>
-      </w:r>
-    </w:p>
-    <w:p>
-      <w:r>
-        <w:t>Helm uses charts, which are packages of pre-configured Kubernetes resources written in YAML.</w:t>
-      </w:r>
-      <w:r>
-        <w:t xml:space="preserve"> They can be uploaded and downloaded from repositories.</w:t>
-      </w:r>
-    </w:p>
-    <w:p>
-      <w:pPr>
-        <w:pStyle w:val="Heading2"/>
-        <w:rPr>
-          <w:rFonts w:eastAsiaTheme="minorHAnsi"/>
-        </w:rPr>
-      </w:pPr>
-      <w:r>
-        <w:rPr>
-          <w:rFonts w:eastAsiaTheme="minorHAnsi"/>
-        </w:rPr>
-        <w:t>Templating YAML files</w:t>
-      </w:r>
-    </w:p>
-    <w:p>
-      <w:r>
-        <w:t>Helm also allows for creating YAML files which are using variables and we can put different values into them.</w:t>
-      </w:r>
-    </w:p>
-    <w:p>
-      <w:pPr>
-        <w:pStyle w:val="Heading1"/>
-      </w:pPr>
-      <w:r>
-        <w:t>Operators</w:t>
-      </w:r>
-    </w:p>
-    <w:p>
-      <w:r>
-        <w:t>Operators can manage applications</w:t>
-      </w:r>
-      <w:r>
-        <w:t xml:space="preserve"> (</w:t>
-      </w:r>
-      <w:r>
-        <w:t>resources</w:t>
-      </w:r>
-      <w:r>
-        <w:t>)</w:t>
-      </w:r>
-      <w:r>
-        <w:t xml:space="preserve"> in Kubernetes. For example</w:t>
-      </w:r>
-      <w:r>
-        <w:t>, in case of Post</w:t>
-      </w:r>
-      <w:r>
-        <w:t>g</w:t>
-      </w:r>
-      <w:r>
-        <w:t>reSQL</w:t>
-      </w:r>
-      <w:r>
-        <w:t xml:space="preserve"> it can</w:t>
-      </w:r>
-      <w:r>
-        <w:t>:</w:t>
-      </w:r>
-    </w:p>
-    <w:p>
-      <w:pPr>
-        <w:pStyle w:val="ListParagraph"/>
-        <w:numPr>
-          <w:ilvl w:val="0"/>
-          <w:numId w:val="6"/>
-        </w:numPr>
-        <w:jc w:val="both"/>
-      </w:pPr>
-      <w:r>
-        <w:t>Create a PostgreSQL instance</w:t>
-      </w:r>
-    </w:p>
-    <w:p>
-      <w:pPr>
-        <w:pStyle w:val="ListParagraph"/>
-        <w:numPr>
-          <w:ilvl w:val="0"/>
-          <w:numId w:val="6"/>
-        </w:numPr>
-        <w:jc w:val="both"/>
-      </w:pPr>
-      <w:r>
-        <w:t>Monitor its health</w:t>
-      </w:r>
-    </w:p>
-    <w:p>
-      <w:pPr>
-        <w:pStyle w:val="ListParagraph"/>
-        <w:numPr>
-          <w:ilvl w:val="0"/>
-          <w:numId w:val="6"/>
-        </w:numPr>
-        <w:jc w:val="both"/>
-      </w:pPr>
-      <w:r>
-        <w:t>Automatically handle failures</w:t>
-      </w:r>
-    </w:p>
-    <w:p>
-      <w:pPr>
-        <w:pStyle w:val="ListParagraph"/>
-        <w:numPr>
-          <w:ilvl w:val="0"/>
-          <w:numId w:val="6"/>
-        </w:numPr>
-        <w:jc w:val="both"/>
-      </w:pPr>
-      <w:r>
-        <w:t>Manage backups</w:t>
-      </w:r>
-    </w:p>
-    <w:p>
-      <w:pPr>
-        <w:jc w:val="both"/>
-      </w:pPr>
-      <w:r>
-        <w:t>Or in case of Spark Operator:</w:t>
-      </w:r>
-    </w:p>
-    <w:p>
-      <w:pPr>
-        <w:pStyle w:val="ListParagraph"/>
-        <w:numPr>
-          <w:ilvl w:val="0"/>
-          <w:numId w:val="7"/>
-        </w:numPr>
-        <w:jc w:val="both"/>
-      </w:pPr>
-      <w:r>
-        <w:t>It watches for the SparkA</w:t>
-      </w:r>
-      <w:r>
-        <w:t>p</w:t>
-      </w:r>
-      <w:r>
-        <w:t>plication custom resource</w:t>
-      </w:r>
-    </w:p>
-    <w:p>
-      <w:pPr>
-        <w:pStyle w:val="ListParagraph"/>
-        <w:numPr>
-          <w:ilvl w:val="0"/>
-          <w:numId w:val="7"/>
-        </w:numPr>
-        <w:jc w:val="both"/>
-      </w:pPr>
-      <w:r>
-        <w:t>Once that resource is created it creates a Spark Driver Pod</w:t>
-      </w:r>
-    </w:p>
-    <w:p>
-      <w:pPr>
-        <w:pStyle w:val="Heading1"/>
-      </w:pPr>
-      <w:r>
-        <w:t>CoreDNS</w:t>
-      </w:r>
-    </w:p>
-    <w:p>
-      <w:r>
-        <w:t>It is a DNS server. It translates domain</w:t>
-      </w:r>
-      <w:r>
-        <w:t xml:space="preserve"> (DNS)</w:t>
-      </w:r>
-      <w:r>
-        <w:t xml:space="preserve"> names into IP addresses</w:t>
-      </w:r>
-      <w:r>
-        <w:t xml:space="preserve"> inside of a cluster. That means that once we assign a </w:t>
-      </w:r>
-      <w:r>
-        <w:t>DNS</w:t>
-      </w:r>
-      <w:r>
-        <w:t xml:space="preserve"> name to a Pod then every other Pod from a cluster can resolve it</w:t>
-      </w:r>
-      <w:r>
-        <w:t>.</w:t>
-      </w:r>
-    </w:p>
-    <w:p>
-      <w:r>
-        <w:t xml:space="preserve">Every </w:t>
-      </w:r>
-      <w:r>
-        <w:t>Pod</w:t>
-      </w:r>
-      <w:r>
-        <w:t xml:space="preserve"> get assigned a </w:t>
-      </w:r>
-      <w:r>
-        <w:t xml:space="preserve">default </w:t>
-      </w:r>
-      <w:r>
-        <w:t>DNS name</w:t>
-      </w:r>
-      <w:r>
-        <w:t xml:space="preserve"> like this:</w:t>
-      </w:r>
-    </w:p>
-    <w:p>
-      <w:pPr>
-        <w:pStyle w:val="ListParagraph"/>
-        <w:numPr>
-          <w:ilvl w:val="0"/>
-          <w:numId w:val="10"/>
-        </w:numPr>
-      </w:pPr>
-      <w:r>
-        <w:lastRenderedPageBreak/>
-        <w:t>&lt;pod-ip-address&gt;.&lt;namespace&gt;.pod.cluster.local</w:t>
-      </w:r>
-    </w:p>
-    <w:p>
-      <w:r>
-        <w:t xml:space="preserve">We can also use a Service resource in order to assign </w:t>
-      </w:r>
-      <w:r>
-        <w:t xml:space="preserve">a static IP address and </w:t>
-      </w:r>
-      <w:r>
-        <w:t>our chosen domain name to a Pod. Then everytime we recreate that Pod it will have always the same domain name.</w:t>
-      </w:r>
-    </w:p>
-    <w:p>
-      <w:pPr>
-        <w:pStyle w:val="Heading1"/>
-      </w:pPr>
-      <w:r>
-        <w:t>Webhooks</w:t>
-      </w:r>
-    </w:p>
-    <w:p>
-      <w:r>
-        <w:t>Webhook</w:t>
-      </w:r>
-      <w:r>
-        <w:t xml:space="preserve"> is</w:t>
-      </w:r>
-      <w:r>
-        <w:t xml:space="preserve"> a </w:t>
-      </w:r>
-      <w:r>
-        <w:t>tool</w:t>
-      </w:r>
-      <w:r>
-        <w:t xml:space="preserve"> used for validation or modification of other resources during their creation or update.</w:t>
-      </w:r>
-      <w:r>
-        <w:t xml:space="preserve"> </w:t>
-      </w:r>
-    </w:p>
-    <w:p>
-      <w:r>
-        <w:t xml:space="preserve">They are configured using the </w:t>
+        <w:t>Always when we create a resource in Kubernetes, Kubernetes API server checks if there are any configurations for that resource (</w:t>
       </w:r>
       <w:r>
         <w:t>MutatingWebhookConfiguration and ValidatingWebhookConfiguration</w:t>
       </w:r>
       <w:r>
-        <w:t xml:space="preserve"> resources.</w:t>
-      </w:r>
-    </w:p>
-    <w:p>
-      <w:r>
-        <w:t xml:space="preserve">The Webhook server usually runs inside of its own Pod. </w:t>
-      </w:r>
-    </w:p>
-    <w:p>
-      <w:r>
-        <w:t>Always when we create a resource in Kubernetes, Kubernetes API server checks if there are any configurations for that resource (</w:t>
-      </w:r>
-      <w:r>
-        <w:t>MutatingWebhookConfiguration and ValidatingWebhookConfiguration</w:t>
-      </w:r>
-      <w:r>
         <w:t>).</w:t>
       </w:r>
     </w:p>
     <w:p>
       <w:r>
-        <w:t xml:space="preserve">If Webhook configurations are found for a resource, then Kubernetes API server </w:t>
-      </w:r>
-      <w:r>
-        <w:t xml:space="preserve">communicates with Webhook </w:t>
+        <w:t xml:space="preserve">If Webhook configurations are found for a resource, then Kubernetes API server communicates with Webhook </w:t>
       </w:r>
       <w:r>
         <w:t>using</w:t>
@@ -1585,139 +1529,7 @@
         <w:t xml:space="preserve">the </w:t>
       </w:r>
       <w:r>
-        <w:t>Webhook’s service</w:t>
-      </w:r>
-      <w:r>
-        <w:t>.</w:t>
-      </w:r>
-    </w:p>
-    <w:p>
-      <w:pPr>
-        <w:pStyle w:val="Heading1"/>
-      </w:pPr>
-      <w:r>
-        <w:t>Taints</w:t>
-      </w:r>
-    </w:p>
-    <w:p>
-      <w:r>
-        <w:t xml:space="preserve">Taints are a way to control which Pods can be scheduled on </w:t>
-      </w:r>
-      <w:r>
-        <w:t>which</w:t>
-      </w:r>
-      <w:r>
-        <w:t xml:space="preserve"> Nodes. </w:t>
-      </w:r>
-    </w:p>
-    <w:p>
-      <w:r>
-        <w:t xml:space="preserve">We can create a taint on a Node </w:t>
-      </w:r>
-      <w:r>
-        <w:t>and then</w:t>
-      </w:r>
-      <w:r>
-        <w:t xml:space="preserve"> every Pod that doesn’t tolerate it will not be able to be scheduled on that Node. </w:t>
-      </w:r>
-    </w:p>
-    <w:p>
-      <w:r>
-        <w:t>I</w:t>
-      </w:r>
-      <w:r>
-        <w:t xml:space="preserve">n a Pod’s manifest we can specify </w:t>
-      </w:r>
-      <w:r>
-        <w:t xml:space="preserve">which taints </w:t>
-      </w:r>
-      <w:r>
-        <w:t>it tolerates</w:t>
-      </w:r>
-      <w:r>
-        <w:t xml:space="preserve"> and then we can create that Pod on Nodes</w:t>
-      </w:r>
-      <w:r>
-        <w:t xml:space="preserve"> which have</w:t>
-      </w:r>
-      <w:r>
-        <w:t xml:space="preserve"> those taints</w:t>
-      </w:r>
-      <w:r>
-        <w:t>.</w:t>
-      </w:r>
-    </w:p>
-    <w:p>
-      <w:r>
-        <w:t>Every Taint consists of 3 parts: key, value and effect. Key and value identifies a Taint (unique identifier of a Taint) and effect defines what happnes when we try to schedule a Pod on a Node that has a Taint not tolerated by that Pod.</w:t>
-      </w:r>
-    </w:p>
-    <w:p>
-      <w:pPr>
-        <w:pStyle w:val="Heading1"/>
-      </w:pPr>
-      <w:r>
-        <w:t>podTemplateFile</w:t>
-      </w:r>
-    </w:p>
-    <w:p>
-      <w:r>
-        <w:t xml:space="preserve">podTemplateFile is used in custom resource definitions (CRDs) to provide additional parameters which we are not able to provide in the CRD </w:t>
-      </w:r>
-      <w:r>
-        <w:t>itself</w:t>
-      </w:r>
-      <w:r>
-        <w:t>.</w:t>
-      </w:r>
-    </w:p>
-    <w:p>
-      <w:r>
-        <w:lastRenderedPageBreak/>
-        <w:t>podTemplateFile specifies a path to another YAML manifest where we specify additional parameters we want to have in our CR</w:t>
-      </w:r>
-      <w:r>
-        <w:t>D</w:t>
-      </w:r>
-      <w:r>
-        <w:t>.</w:t>
-      </w:r>
-    </w:p>
-    <w:p>
-      <w:pPr>
-        <w:pStyle w:val="Heading1"/>
-      </w:pPr>
-      <w:r>
-        <w:t>CronJobs</w:t>
-      </w:r>
-    </w:p>
-    <w:p>
-      <w:r>
-        <w:t>It is a scheduler which can orchestrate deploying Pods</w:t>
-      </w:r>
-      <w:r>
-        <w:t xml:space="preserve"> for batch tasks</w:t>
-      </w:r>
-      <w:r>
-        <w:t>.</w:t>
-      </w:r>
-      <w:r>
-        <w:t xml:space="preserve"> That</w:t>
-      </w:r>
-      <w:r>
-        <w:t xml:space="preserve"> means that</w:t>
-      </w:r>
-      <w:r>
-        <w:t xml:space="preserve"> those Pods are supposed to execute some task relatively quickly and</w:t>
-      </w:r>
-      <w:r>
-        <w:t xml:space="preserve"> stop</w:t>
-      </w:r>
-      <w:r>
-        <w:t>.</w:t>
-      </w:r>
-      <w:r>
-        <w:t xml:space="preserve"> It is not for deploying long running applications.</w:t>
+        <w:t>Webhook’s service.</w:t>
       </w:r>
     </w:p>
     <w:sectPr>
@@ -2298,6 +2110,119 @@
     </w:lvl>
   </w:abstractNum>
   <w:abstractNum w:abstractNumId="5" w15:restartNumberingAfterBreak="0">
+    <w:nsid w:val="42351A6B"/>
+    <w:multiLevelType w:val="hybridMultilevel"/>
+    <w:tmpl w:val="5786442A"/>
+    <w:lvl w:ilvl="0" w:tplc="04090001">
+      <w:start w:val="1"/>
+      <w:numFmt w:val="bullet"/>
+      <w:lvlText w:val=""/>
+      <w:lvlJc w:val="left"/>
+      <w:pPr>
+        <w:ind w:left="720" w:hanging="360"/>
+      </w:pPr>
+      <w:rPr>
+        <w:rFonts w:ascii="Symbol" w:hAnsi="Symbol" w:hint="default"/>
+      </w:rPr>
+    </w:lvl>
+    <w:lvl w:ilvl="1" w:tplc="04090003" w:tentative="1">
+      <w:start w:val="1"/>
+      <w:numFmt w:val="bullet"/>
+      <w:lvlText w:val="o"/>
+      <w:lvlJc w:val="left"/>
+      <w:pPr>
+        <w:ind w:left="1440" w:hanging="360"/>
+      </w:pPr>
+      <w:rPr>
+        <w:rFonts w:ascii="Courier New" w:hAnsi="Courier New" w:cs="Courier New" w:hint="default"/>
+      </w:rPr>
+    </w:lvl>
+    <w:lvl w:ilvl="2" w:tplc="04090005" w:tentative="1">
+      <w:start w:val="1"/>
+      <w:numFmt w:val="bullet"/>
+      <w:lvlText w:val=""/>
+      <w:lvlJc w:val="left"/>
+      <w:pPr>
+        <w:ind w:left="2160" w:hanging="360"/>
+      </w:pPr>
+      <w:rPr>
+        <w:rFonts w:ascii="Wingdings" w:hAnsi="Wingdings" w:hint="default"/>
+      </w:rPr>
+    </w:lvl>
+    <w:lvl w:ilvl="3" w:tplc="04090001" w:tentative="1">
+      <w:start w:val="1"/>
+      <w:numFmt w:val="bullet"/>
+      <w:lvlText w:val=""/>
+      <w:lvlJc w:val="left"/>
+      <w:pPr>
+        <w:ind w:left="2880" w:hanging="360"/>
+      </w:pPr>
+      <w:rPr>
+        <w:rFonts w:ascii="Symbol" w:hAnsi="Symbol" w:hint="default"/>
+      </w:rPr>
+    </w:lvl>
+    <w:lvl w:ilvl="4" w:tplc="04090003" w:tentative="1">
+      <w:start w:val="1"/>
+      <w:numFmt w:val="bullet"/>
+      <w:lvlText w:val="o"/>
+      <w:lvlJc w:val="left"/>
+      <w:pPr>
+        <w:ind w:left="3600" w:hanging="360"/>
+      </w:pPr>
+      <w:rPr>
+        <w:rFonts w:ascii="Courier New" w:hAnsi="Courier New" w:cs="Courier New" w:hint="default"/>
+      </w:rPr>
+    </w:lvl>
+    <w:lvl w:ilvl="5" w:tplc="04090005" w:tentative="1">
+      <w:start w:val="1"/>
+      <w:numFmt w:val="bullet"/>
+      <w:lvlText w:val=""/>
+      <w:lvlJc w:val="left"/>
+      <w:pPr>
+        <w:ind w:left="4320" w:hanging="360"/>
+      </w:pPr>
+      <w:rPr>
+        <w:rFonts w:ascii="Wingdings" w:hAnsi="Wingdings" w:hint="default"/>
+      </w:rPr>
+    </w:lvl>
+    <w:lvl w:ilvl="6" w:tplc="04090001" w:tentative="1">
+      <w:start w:val="1"/>
+      <w:numFmt w:val="bullet"/>
+      <w:lvlText w:val=""/>
+      <w:lvlJc w:val="left"/>
+      <w:pPr>
+        <w:ind w:left="5040" w:hanging="360"/>
+      </w:pPr>
+      <w:rPr>
+        <w:rFonts w:ascii="Symbol" w:hAnsi="Symbol" w:hint="default"/>
+      </w:rPr>
+    </w:lvl>
+    <w:lvl w:ilvl="7" w:tplc="04090003" w:tentative="1">
+      <w:start w:val="1"/>
+      <w:numFmt w:val="bullet"/>
+      <w:lvlText w:val="o"/>
+      <w:lvlJc w:val="left"/>
+      <w:pPr>
+        <w:ind w:left="5760" w:hanging="360"/>
+      </w:pPr>
+      <w:rPr>
+        <w:rFonts w:ascii="Courier New" w:hAnsi="Courier New" w:cs="Courier New" w:hint="default"/>
+      </w:rPr>
+    </w:lvl>
+    <w:lvl w:ilvl="8" w:tplc="04090005" w:tentative="1">
+      <w:start w:val="1"/>
+      <w:numFmt w:val="bullet"/>
+      <w:lvlText w:val=""/>
+      <w:lvlJc w:val="left"/>
+      <w:pPr>
+        <w:ind w:left="6480" w:hanging="360"/>
+      </w:pPr>
+      <w:rPr>
+        <w:rFonts w:ascii="Wingdings" w:hAnsi="Wingdings" w:hint="default"/>
+      </w:rPr>
+    </w:lvl>
+  </w:abstractNum>
+  <w:abstractNum w:abstractNumId="6" w15:restartNumberingAfterBreak="0">
     <w:nsid w:val="47140B2C"/>
     <w:multiLevelType w:val="hybridMultilevel"/>
     <w:tmpl w:val="9A5069FA"/>
@@ -2410,7 +2335,7 @@
       </w:rPr>
     </w:lvl>
   </w:abstractNum>
-  <w:abstractNum w:abstractNumId="6" w15:restartNumberingAfterBreak="0">
+  <w:abstractNum w:abstractNumId="7" w15:restartNumberingAfterBreak="0">
     <w:nsid w:val="5EEF5315"/>
     <w:multiLevelType w:val="hybridMultilevel"/>
     <w:tmpl w:val="267EF81E"/>
@@ -2523,7 +2448,7 @@
       </w:rPr>
     </w:lvl>
   </w:abstractNum>
-  <w:abstractNum w:abstractNumId="7" w15:restartNumberingAfterBreak="0">
+  <w:abstractNum w:abstractNumId="8" w15:restartNumberingAfterBreak="0">
     <w:nsid w:val="637B360A"/>
     <w:multiLevelType w:val="hybridMultilevel"/>
     <w:tmpl w:val="27C89C88"/>
@@ -2636,7 +2561,7 @@
       </w:rPr>
     </w:lvl>
   </w:abstractNum>
-  <w:abstractNum w:abstractNumId="8" w15:restartNumberingAfterBreak="0">
+  <w:abstractNum w:abstractNumId="9" w15:restartNumberingAfterBreak="0">
     <w:nsid w:val="6E49353E"/>
     <w:multiLevelType w:val="hybridMultilevel"/>
     <w:tmpl w:val="66D6B4E6"/>
@@ -2748,7 +2673,7 @@
       </w:rPr>
     </w:lvl>
   </w:abstractNum>
-  <w:abstractNum w:abstractNumId="9" w15:restartNumberingAfterBreak="0">
+  <w:abstractNum w:abstractNumId="10" w15:restartNumberingAfterBreak="0">
     <w:nsid w:val="6E8F4520"/>
     <w:multiLevelType w:val="hybridMultilevel"/>
     <w:tmpl w:val="19C6245C"/>
@@ -2861,7 +2786,7 @@
       </w:rPr>
     </w:lvl>
   </w:abstractNum>
-  <w:abstractNum w:abstractNumId="10" w15:restartNumberingAfterBreak="0">
+  <w:abstractNum w:abstractNumId="11" w15:restartNumberingAfterBreak="0">
     <w:nsid w:val="723817E6"/>
     <w:multiLevelType w:val="hybridMultilevel"/>
     <w:tmpl w:val="22EC2958"/>
@@ -2974,7 +2899,7 @@
       </w:rPr>
     </w:lvl>
   </w:abstractNum>
-  <w:abstractNum w:abstractNumId="11" w15:restartNumberingAfterBreak="0">
+  <w:abstractNum w:abstractNumId="12" w15:restartNumberingAfterBreak="0">
     <w:nsid w:val="7D2F57A4"/>
     <w:multiLevelType w:val="hybridMultilevel"/>
     <w:tmpl w:val="3574FFFC"/>
@@ -3088,10 +3013,10 @@
     </w:lvl>
   </w:abstractNum>
   <w:num w:numId="1" w16cid:durableId="1887639875">
-    <w:abstractNumId w:val="7"/>
+    <w:abstractNumId w:val="8"/>
   </w:num>
   <w:num w:numId="2" w16cid:durableId="418253258">
-    <w:abstractNumId w:val="8"/>
+    <w:abstractNumId w:val="9"/>
   </w:num>
   <w:num w:numId="3" w16cid:durableId="299580978">
     <w:abstractNumId w:val="4"/>
@@ -3103,10 +3028,10 @@
     <w:abstractNumId w:val="0"/>
   </w:num>
   <w:num w:numId="6" w16cid:durableId="248317664">
-    <w:abstractNumId w:val="9"/>
+    <w:abstractNumId w:val="10"/>
   </w:num>
   <w:num w:numId="7" w16cid:durableId="1564564695">
-    <w:abstractNumId w:val="10"/>
+    <w:abstractNumId w:val="11"/>
   </w:num>
   <w:num w:numId="8" w16cid:durableId="1436513467">
     <w:abstractNumId w:val="1"/>
@@ -3115,13 +3040,16 @@
     <w:abstractNumId w:val="3"/>
   </w:num>
   <w:num w:numId="10" w16cid:durableId="1839155016">
-    <w:abstractNumId w:val="5"/>
+    <w:abstractNumId w:val="6"/>
   </w:num>
   <w:num w:numId="11" w16cid:durableId="600063406">
-    <w:abstractNumId w:val="11"/>
+    <w:abstractNumId w:val="12"/>
   </w:num>
   <w:num w:numId="12" w16cid:durableId="113796094">
-    <w:abstractNumId w:val="6"/>
+    <w:abstractNumId w:val="7"/>
+  </w:num>
+  <w:num w:numId="13" w16cid:durableId="1858498752">
+    <w:abstractNumId w:val="5"/>
   </w:num>
 </w:numbering>
 </file>

--- a/kubernetes/Kubernetes notes.docx
+++ b/kubernetes/Kubernetes notes.docx
@@ -194,6 +194,568 @@
     </w:p>
     <w:p>
       <w:pPr>
+        <w:pStyle w:val="Heading2"/>
+      </w:pPr>
+      <w:r>
+        <w:t>Example chart</w:t>
+      </w:r>
+    </w:p>
+    <w:p>
+      <w:pPr>
+        <w:rPr>
+          <w:b/>
+          <w:bCs/>
+        </w:rPr>
+      </w:pPr>
+      <w:r>
+        <w:rPr>
+          <w:b/>
+          <w:bCs/>
+        </w:rPr>
+        <w:t>File structure</w:t>
+      </w:r>
+    </w:p>
+    <w:p>
+      <w:r>
+        <w:t>Our chart might look for example like that:</w:t>
+      </w:r>
+    </w:p>
+    <w:p>
+      <w:r>
+        <w:rPr>
+          <w:noProof/>
+        </w:rPr>
+        <w:lastRenderedPageBreak/>
+        <w:drawing>
+          <wp:inline distT="0" distB="0" distL="0" distR="0" wp14:anchorId="61B36479" wp14:editId="538F7D6F">
+            <wp:extent cx="2238687" cy="2495898"/>
+            <wp:effectExtent l="0" t="0" r="9525" b="0"/>
+            <wp:docPr id="1229173299" name="Picture 1" descr="A screenshot of a computer program&#10;&#10;AI-generated content may be incorrect."/>
+            <wp:cNvGraphicFramePr>
+              <a:graphicFrameLocks xmlns:a="http://schemas.openxmlformats.org/drawingml/2006/main" noChangeAspect="1"/>
+            </wp:cNvGraphicFramePr>
+            <a:graphic xmlns:a="http://schemas.openxmlformats.org/drawingml/2006/main">
+              <a:graphicData uri="http://schemas.openxmlformats.org/drawingml/2006/picture">
+                <pic:pic xmlns:pic="http://schemas.openxmlformats.org/drawingml/2006/picture">
+                  <pic:nvPicPr>
+                    <pic:cNvPr id="1229173299" name="Picture 1" descr="A screenshot of a computer program&#10;&#10;AI-generated content may be incorrect."/>
+                    <pic:cNvPicPr/>
+                  </pic:nvPicPr>
+                  <pic:blipFill>
+                    <a:blip r:embed="rId6"/>
+                    <a:stretch>
+                      <a:fillRect/>
+                    </a:stretch>
+                  </pic:blipFill>
+                  <pic:spPr>
+                    <a:xfrm>
+                      <a:off x="0" y="0"/>
+                      <a:ext cx="2238687" cy="2495898"/>
+                    </a:xfrm>
+                    <a:prstGeom prst="rect">
+                      <a:avLst/>
+                    </a:prstGeom>
+                  </pic:spPr>
+                </pic:pic>
+              </a:graphicData>
+            </a:graphic>
+          </wp:inline>
+        </w:drawing>
+      </w:r>
+    </w:p>
+    <w:p>
+      <w:r>
+        <w:t>In the templates folder we have manifests</w:t>
+      </w:r>
+      <w:r>
+        <w:t xml:space="preserve"> (templates)</w:t>
+      </w:r>
+      <w:r>
+        <w:t xml:space="preserve"> of resources which we want to deploy.</w:t>
+      </w:r>
+    </w:p>
+    <w:p>
+      <w:pPr>
+        <w:rPr>
+          <w:b/>
+          <w:bCs/>
+        </w:rPr>
+      </w:pPr>
+      <w:r>
+        <w:rPr>
+          <w:b/>
+          <w:bCs/>
+        </w:rPr>
+        <w:t>Chart.yaml</w:t>
+      </w:r>
+    </w:p>
+    <w:p>
+      <w:r>
+        <w:t>In the Chart.yaml file we can specify dependencies, that is what other Helm charts we want to install except for resources from the templates folder. Here for example we install MySQL chart from the bitnami repository:</w:t>
+      </w:r>
+    </w:p>
+    <w:p>
+      <w:r>
+        <w:rPr>
+          <w:noProof/>
+        </w:rPr>
+        <w:drawing>
+          <wp:inline distT="0" distB="0" distL="0" distR="0" wp14:anchorId="35B8D488" wp14:editId="286C4D80">
+            <wp:extent cx="4045352" cy="1658595"/>
+            <wp:effectExtent l="0" t="0" r="0" b="0"/>
+            <wp:docPr id="1012777983" name="Picture 1" descr="A screenshot of a computer&#10;&#10;AI-generated content may be incorrect."/>
+            <wp:cNvGraphicFramePr>
+              <a:graphicFrameLocks xmlns:a="http://schemas.openxmlformats.org/drawingml/2006/main" noChangeAspect="1"/>
+            </wp:cNvGraphicFramePr>
+            <a:graphic xmlns:a="http://schemas.openxmlformats.org/drawingml/2006/main">
+              <a:graphicData uri="http://schemas.openxmlformats.org/drawingml/2006/picture">
+                <pic:pic xmlns:pic="http://schemas.openxmlformats.org/drawingml/2006/picture">
+                  <pic:nvPicPr>
+                    <pic:cNvPr id="1012777983" name="Picture 1" descr="A screenshot of a computer&#10;&#10;AI-generated content may be incorrect."/>
+                    <pic:cNvPicPr/>
+                  </pic:nvPicPr>
+                  <pic:blipFill>
+                    <a:blip r:embed="rId7"/>
+                    <a:stretch>
+                      <a:fillRect/>
+                    </a:stretch>
+                  </pic:blipFill>
+                  <pic:spPr>
+                    <a:xfrm>
+                      <a:off x="0" y="0"/>
+                      <a:ext cx="4055068" cy="1662578"/>
+                    </a:xfrm>
+                    <a:prstGeom prst="rect">
+                      <a:avLst/>
+                    </a:prstGeom>
+                  </pic:spPr>
+                </pic:pic>
+              </a:graphicData>
+            </a:graphic>
+          </wp:inline>
+        </w:drawing>
+      </w:r>
+    </w:p>
+    <w:p>
+      <w:pPr>
+        <w:rPr>
+          <w:b/>
+          <w:bCs/>
+        </w:rPr>
+      </w:pPr>
+      <w:r>
+        <w:rPr>
+          <w:b/>
+          <w:bCs/>
+        </w:rPr>
+        <w:t>Values.yaml</w:t>
+      </w:r>
+    </w:p>
+    <w:p>
+      <w:r>
+        <w:t>In the values.yaml file we are specifying variables which will be used in manifests in the templates folder.</w:t>
+      </w:r>
+    </w:p>
+    <w:p>
+      <w:r>
+        <w:t>For example we can have a variables like this:</w:t>
+      </w:r>
+    </w:p>
+    <w:p>
+      <w:r>
+        <w:rPr>
+          <w:noProof/>
+        </w:rPr>
+        <w:drawing>
+          <wp:inline distT="0" distB="0" distL="0" distR="0" wp14:anchorId="641EDC75" wp14:editId="0EFC5CA8">
+            <wp:extent cx="2191056" cy="409632"/>
+            <wp:effectExtent l="0" t="0" r="0" b="9525"/>
+            <wp:docPr id="1721794734" name="Picture 1"/>
+            <wp:cNvGraphicFramePr>
+              <a:graphicFrameLocks xmlns:a="http://schemas.openxmlformats.org/drawingml/2006/main" noChangeAspect="1"/>
+            </wp:cNvGraphicFramePr>
+            <a:graphic xmlns:a="http://schemas.openxmlformats.org/drawingml/2006/main">
+              <a:graphicData uri="http://schemas.openxmlformats.org/drawingml/2006/picture">
+                <pic:pic xmlns:pic="http://schemas.openxmlformats.org/drawingml/2006/picture">
+                  <pic:nvPicPr>
+                    <pic:cNvPr id="1721794734" name=""/>
+                    <pic:cNvPicPr/>
+                  </pic:nvPicPr>
+                  <pic:blipFill>
+                    <a:blip r:embed="rId8"/>
+                    <a:stretch>
+                      <a:fillRect/>
+                    </a:stretch>
+                  </pic:blipFill>
+                  <pic:spPr>
+                    <a:xfrm>
+                      <a:off x="0" y="0"/>
+                      <a:ext cx="2191056" cy="409632"/>
+                    </a:xfrm>
+                    <a:prstGeom prst="rect">
+                      <a:avLst/>
+                    </a:prstGeom>
+                  </pic:spPr>
+                </pic:pic>
+              </a:graphicData>
+            </a:graphic>
+          </wp:inline>
+        </w:drawing>
+      </w:r>
+    </w:p>
+    <w:p>
+      <w:r>
+        <w:t>And refer to it in a manifest like this:</w:t>
+      </w:r>
+    </w:p>
+    <w:p>
+      <w:r>
+        <w:rPr>
+          <w:noProof/>
+        </w:rPr>
+        <w:lastRenderedPageBreak/>
+        <w:drawing>
+          <wp:inline distT="0" distB="0" distL="0" distR="0" wp14:anchorId="4AB4F5E5" wp14:editId="1B4A29C9">
+            <wp:extent cx="3000794" cy="419158"/>
+            <wp:effectExtent l="0" t="0" r="9525" b="0"/>
+            <wp:docPr id="1552884982" name="Picture 1"/>
+            <wp:cNvGraphicFramePr>
+              <a:graphicFrameLocks xmlns:a="http://schemas.openxmlformats.org/drawingml/2006/main" noChangeAspect="1"/>
+            </wp:cNvGraphicFramePr>
+            <a:graphic xmlns:a="http://schemas.openxmlformats.org/drawingml/2006/main">
+              <a:graphicData uri="http://schemas.openxmlformats.org/drawingml/2006/picture">
+                <pic:pic xmlns:pic="http://schemas.openxmlformats.org/drawingml/2006/picture">
+                  <pic:nvPicPr>
+                    <pic:cNvPr id="1552884982" name=""/>
+                    <pic:cNvPicPr/>
+                  </pic:nvPicPr>
+                  <pic:blipFill>
+                    <a:blip r:embed="rId9"/>
+                    <a:stretch>
+                      <a:fillRect/>
+                    </a:stretch>
+                  </pic:blipFill>
+                  <pic:spPr>
+                    <a:xfrm>
+                      <a:off x="0" y="0"/>
+                      <a:ext cx="3000794" cy="419158"/>
+                    </a:xfrm>
+                    <a:prstGeom prst="rect">
+                      <a:avLst/>
+                    </a:prstGeom>
+                  </pic:spPr>
+                </pic:pic>
+              </a:graphicData>
+            </a:graphic>
+          </wp:inline>
+        </w:drawing>
+      </w:r>
+    </w:p>
+    <w:p>
+      <w:pPr>
+        <w:rPr>
+          <w:b/>
+          <w:bCs/>
+        </w:rPr>
+      </w:pPr>
+      <w:r>
+        <w:rPr>
+          <w:b/>
+          <w:bCs/>
+        </w:rPr>
+        <w:t>Dependency parameters</w:t>
+      </w:r>
+    </w:p>
+    <w:p>
+      <w:r>
+        <w:t xml:space="preserve">Also we can provide in the values.yaml values for </w:t>
+      </w:r>
+      <w:r>
+        <w:t xml:space="preserve">parameters for </w:t>
+      </w:r>
+      <w:r>
+        <w:t xml:space="preserve">isntalling </w:t>
+      </w:r>
+      <w:r>
+        <w:t xml:space="preserve">dependencies. In our example we have MySQL as a dependency. </w:t>
+      </w:r>
+      <w:r>
+        <w:t>W</w:t>
+      </w:r>
+      <w:r>
+        <w:t xml:space="preserve">e </w:t>
+      </w:r>
+      <w:r>
+        <w:t xml:space="preserve">can </w:t>
+      </w:r>
+      <w:r>
+        <w:t xml:space="preserve">provide values in the values.yaml </w:t>
+      </w:r>
+      <w:r>
+        <w:t xml:space="preserve">for parameters </w:t>
+      </w:r>
+      <w:r>
+        <w:t>for this dependency like this:</w:t>
+      </w:r>
+    </w:p>
+    <w:p>
+      <w:r>
+        <w:rPr>
+          <w:noProof/>
+        </w:rPr>
+        <w:drawing>
+          <wp:inline distT="0" distB="0" distL="0" distR="0" wp14:anchorId="5FF625B6" wp14:editId="1BF84166">
+            <wp:extent cx="2353003" cy="1428949"/>
+            <wp:effectExtent l="0" t="0" r="9525" b="0"/>
+            <wp:docPr id="2058347394" name="Picture 1" descr="A screen shot of a computer&#10;&#10;AI-generated content may be incorrect."/>
+            <wp:cNvGraphicFramePr>
+              <a:graphicFrameLocks xmlns:a="http://schemas.openxmlformats.org/drawingml/2006/main" noChangeAspect="1"/>
+            </wp:cNvGraphicFramePr>
+            <a:graphic xmlns:a="http://schemas.openxmlformats.org/drawingml/2006/main">
+              <a:graphicData uri="http://schemas.openxmlformats.org/drawingml/2006/picture">
+                <pic:pic xmlns:pic="http://schemas.openxmlformats.org/drawingml/2006/picture">
+                  <pic:nvPicPr>
+                    <pic:cNvPr id="2058347394" name="Picture 1" descr="A screen shot of a computer&#10;&#10;AI-generated content may be incorrect."/>
+                    <pic:cNvPicPr/>
+                  </pic:nvPicPr>
+                  <pic:blipFill>
+                    <a:blip r:embed="rId10"/>
+                    <a:stretch>
+                      <a:fillRect/>
+                    </a:stretch>
+                  </pic:blipFill>
+                  <pic:spPr>
+                    <a:xfrm>
+                      <a:off x="0" y="0"/>
+                      <a:ext cx="2353003" cy="1428949"/>
+                    </a:xfrm>
+                    <a:prstGeom prst="rect">
+                      <a:avLst/>
+                    </a:prstGeom>
+                  </pic:spPr>
+                </pic:pic>
+              </a:graphicData>
+            </a:graphic>
+          </wp:inline>
+        </w:drawing>
+      </w:r>
+    </w:p>
+    <w:p>
+      <w:r>
+        <w:t>Here the name ‘mysql’ needs to be the same as name of the dependency.</w:t>
+      </w:r>
+    </w:p>
+    <w:p>
+      <w:r>
+        <w:t>That will be equivalent to installing MySQL using Helm this way:</w:t>
+      </w:r>
+    </w:p>
+    <w:p>
+      <w:r>
+        <w:rPr>
+          <w:noProof/>
+        </w:rPr>
+        <w:drawing>
+          <wp:inline distT="0" distB="0" distL="0" distR="0" wp14:anchorId="241C3495" wp14:editId="24A641D0">
+            <wp:extent cx="3443468" cy="1084617"/>
+            <wp:effectExtent l="0" t="0" r="5080" b="1270"/>
+            <wp:docPr id="488022855" name="Picture 1" descr="A screen shot of a computer program&#10;&#10;AI-generated content may be incorrect."/>
+            <wp:cNvGraphicFramePr>
+              <a:graphicFrameLocks xmlns:a="http://schemas.openxmlformats.org/drawingml/2006/main" noChangeAspect="1"/>
+            </wp:cNvGraphicFramePr>
+            <a:graphic xmlns:a="http://schemas.openxmlformats.org/drawingml/2006/main">
+              <a:graphicData uri="http://schemas.openxmlformats.org/drawingml/2006/picture">
+                <pic:pic xmlns:pic="http://schemas.openxmlformats.org/drawingml/2006/picture">
+                  <pic:nvPicPr>
+                    <pic:cNvPr id="488022855" name="Picture 1" descr="A screen shot of a computer program&#10;&#10;AI-generated content may be incorrect."/>
+                    <pic:cNvPicPr/>
+                  </pic:nvPicPr>
+                  <pic:blipFill>
+                    <a:blip r:embed="rId11"/>
+                    <a:stretch>
+                      <a:fillRect/>
+                    </a:stretch>
+                  </pic:blipFill>
+                  <pic:spPr>
+                    <a:xfrm>
+                      <a:off x="0" y="0"/>
+                      <a:ext cx="3462001" cy="1090454"/>
+                    </a:xfrm>
+                    <a:prstGeom prst="rect">
+                      <a:avLst/>
+                    </a:prstGeom>
+                  </pic:spPr>
+                </pic:pic>
+              </a:graphicData>
+            </a:graphic>
+          </wp:inline>
+        </w:drawing>
+      </w:r>
+    </w:p>
+    <w:p>
+      <w:pPr>
+        <w:pStyle w:val="Heading2"/>
+      </w:pPr>
+      <w:r>
+        <w:t>Helpers</w:t>
+      </w:r>
+    </w:p>
+    <w:p>
+      <w:r>
+        <w:t>Helpers are named templates which allow us to create named configurations which we can use in our YAML files by using their name.</w:t>
+      </w:r>
+    </w:p>
+    <w:p>
+      <w:r>
+        <w:t>Helpers are defined in the templates/</w:t>
+      </w:r>
+      <w:r>
+        <w:t>_</w:t>
+      </w:r>
+      <w:r>
+        <w:t>helpers.tpl file.</w:t>
+      </w:r>
+    </w:p>
+    <w:p>
+      <w:r>
+        <w:t>For example we can define a helper like this:</w:t>
+      </w:r>
+    </w:p>
+    <w:p>
+      <w:r>
+        <w:drawing>
+          <wp:inline distT="0" distB="0" distL="0" distR="0" wp14:anchorId="7720C068" wp14:editId="25582244">
+            <wp:extent cx="3610479" cy="952633"/>
+            <wp:effectExtent l="0" t="0" r="9525" b="0"/>
+            <wp:docPr id="104434155" name="Picture 1" descr="A computer screen with text&#10;&#10;AI-generated content may be incorrect."/>
+            <wp:cNvGraphicFramePr>
+              <a:graphicFrameLocks xmlns:a="http://schemas.openxmlformats.org/drawingml/2006/main" noChangeAspect="1"/>
+            </wp:cNvGraphicFramePr>
+            <a:graphic xmlns:a="http://schemas.openxmlformats.org/drawingml/2006/main">
+              <a:graphicData uri="http://schemas.openxmlformats.org/drawingml/2006/picture">
+                <pic:pic xmlns:pic="http://schemas.openxmlformats.org/drawingml/2006/picture">
+                  <pic:nvPicPr>
+                    <pic:cNvPr id="104434155" name="Picture 1" descr="A computer screen with text&#10;&#10;AI-generated content may be incorrect."/>
+                    <pic:cNvPicPr/>
+                  </pic:nvPicPr>
+                  <pic:blipFill>
+                    <a:blip r:embed="rId12"/>
+                    <a:stretch>
+                      <a:fillRect/>
+                    </a:stretch>
+                  </pic:blipFill>
+                  <pic:spPr>
+                    <a:xfrm>
+                      <a:off x="0" y="0"/>
+                      <a:ext cx="3610479" cy="952633"/>
+                    </a:xfrm>
+                    <a:prstGeom prst="rect">
+                      <a:avLst/>
+                    </a:prstGeom>
+                  </pic:spPr>
+                </pic:pic>
+              </a:graphicData>
+            </a:graphic>
+          </wp:inline>
+        </w:drawing>
+      </w:r>
+    </w:p>
+    <w:p>
+      <w:r>
+        <w:t>That created a helper called ‘mlflow-job.labels’ and its content are those two lines between {{-define .. -}} and {{- end }} blocks.</w:t>
+      </w:r>
+    </w:p>
+    <w:p>
+      <w:r>
+        <w:lastRenderedPageBreak/>
+        <w:t>And use it in a YAML file like this:</w:t>
+      </w:r>
+    </w:p>
+    <w:p>
+      <w:r>
+        <w:drawing>
+          <wp:inline distT="0" distB="0" distL="0" distR="0" wp14:anchorId="73BB6A3D" wp14:editId="1B513915">
+            <wp:extent cx="3886742" cy="962159"/>
+            <wp:effectExtent l="0" t="0" r="0" b="9525"/>
+            <wp:docPr id="333129062" name="Picture 1" descr="A computer screen with text on it&#10;&#10;AI-generated content may be incorrect."/>
+            <wp:cNvGraphicFramePr>
+              <a:graphicFrameLocks xmlns:a="http://schemas.openxmlformats.org/drawingml/2006/main" noChangeAspect="1"/>
+            </wp:cNvGraphicFramePr>
+            <a:graphic xmlns:a="http://schemas.openxmlformats.org/drawingml/2006/main">
+              <a:graphicData uri="http://schemas.openxmlformats.org/drawingml/2006/picture">
+                <pic:pic xmlns:pic="http://schemas.openxmlformats.org/drawingml/2006/picture">
+                  <pic:nvPicPr>
+                    <pic:cNvPr id="333129062" name="Picture 1" descr="A computer screen with text on it&#10;&#10;AI-generated content may be incorrect."/>
+                    <pic:cNvPicPr/>
+                  </pic:nvPicPr>
+                  <pic:blipFill>
+                    <a:blip r:embed="rId13"/>
+                    <a:stretch>
+                      <a:fillRect/>
+                    </a:stretch>
+                  </pic:blipFill>
+                  <pic:spPr>
+                    <a:xfrm>
+                      <a:off x="0" y="0"/>
+                      <a:ext cx="3886742" cy="962159"/>
+                    </a:xfrm>
+                    <a:prstGeom prst="rect">
+                      <a:avLst/>
+                    </a:prstGeom>
+                  </pic:spPr>
+                </pic:pic>
+              </a:graphicData>
+            </a:graphic>
+          </wp:inline>
+        </w:drawing>
+      </w:r>
+    </w:p>
+    <w:p>
+      <w:r>
+        <w:t>So in place of a helper name will be inserted its content like this:</w:t>
+      </w:r>
+    </w:p>
+    <w:p>
+      <w:r>
+        <w:drawing>
+          <wp:inline distT="0" distB="0" distL="0" distR="0" wp14:anchorId="7455434D" wp14:editId="5B2D8C56">
+            <wp:extent cx="3886742" cy="933580"/>
+            <wp:effectExtent l="0" t="0" r="0" b="0"/>
+            <wp:docPr id="539950252" name="Picture 1" descr="A computer screen with text and images&#10;&#10;AI-generated content may be incorrect."/>
+            <wp:cNvGraphicFramePr>
+              <a:graphicFrameLocks xmlns:a="http://schemas.openxmlformats.org/drawingml/2006/main" noChangeAspect="1"/>
+            </wp:cNvGraphicFramePr>
+            <a:graphic xmlns:a="http://schemas.openxmlformats.org/drawingml/2006/main">
+              <a:graphicData uri="http://schemas.openxmlformats.org/drawingml/2006/picture">
+                <pic:pic xmlns:pic="http://schemas.openxmlformats.org/drawingml/2006/picture">
+                  <pic:nvPicPr>
+                    <pic:cNvPr id="539950252" name="Picture 1" descr="A computer screen with text and images&#10;&#10;AI-generated content may be incorrect."/>
+                    <pic:cNvPicPr/>
+                  </pic:nvPicPr>
+                  <pic:blipFill>
+                    <a:blip r:embed="rId14"/>
+                    <a:stretch>
+                      <a:fillRect/>
+                    </a:stretch>
+                  </pic:blipFill>
+                  <pic:spPr>
+                    <a:xfrm>
+                      <a:off x="0" y="0"/>
+                      <a:ext cx="3886742" cy="933580"/>
+                    </a:xfrm>
+                    <a:prstGeom prst="rect">
+                      <a:avLst/>
+                    </a:prstGeom>
+                  </pic:spPr>
+                </pic:pic>
+              </a:graphicData>
+            </a:graphic>
+          </wp:inline>
+        </w:drawing>
+      </w:r>
+    </w:p>
+    <w:p>
+      <w:pPr>
         <w:pStyle w:val="Heading1"/>
       </w:pPr>
       <w:r>
@@ -223,6 +785,255 @@
         <w:pStyle w:val="Heading1"/>
       </w:pPr>
       <w:r>
+        <w:t>Ma</w:t>
+      </w:r>
+      <w:r>
+        <w:t>s</w:t>
+      </w:r>
+      <w:r>
+        <w:t>ter node vs worker node</w:t>
+      </w:r>
+    </w:p>
+    <w:p>
+      <w:r>
+        <w:t>A master node is used to orchestrate containers with applications running on worker nodes.</w:t>
+      </w:r>
+    </w:p>
+    <w:p>
+      <w:r>
+        <w:t>Worker nodes are used to run containers.</w:t>
+      </w:r>
+    </w:p>
+    <w:p>
+      <w:r>
+        <w:t>When user wants to run a container, they communicate with a master node, and master node then communicates with worker nodes to run that container.</w:t>
+      </w:r>
+    </w:p>
+    <w:p>
+      <w:r>
+        <w:t>We have different processes running on a master node and worker nodes. They are explained in more detail in subsections below.</w:t>
+      </w:r>
+    </w:p>
+    <w:p>
+      <w:pPr>
+        <w:pStyle w:val="Heading2"/>
+      </w:pPr>
+      <w:r>
+        <w:t>Processes running on master and worker nodes</w:t>
+      </w:r>
+    </w:p>
+    <w:p>
+      <w:r>
+        <w:t xml:space="preserve">On a master node we have different processes running than on worker nodes. </w:t>
+      </w:r>
+    </w:p>
+    <w:p>
+      <w:r>
+        <w:lastRenderedPageBreak/>
+        <w:t>The main processes we are running on a master node are:</w:t>
+      </w:r>
+    </w:p>
+    <w:p>
+      <w:pPr>
+        <w:pStyle w:val="ListParagraph"/>
+        <w:numPr>
+          <w:ilvl w:val="0"/>
+          <w:numId w:val="10"/>
+        </w:numPr>
+      </w:pPr>
+      <w:r>
+        <w:t>API Server</w:t>
+      </w:r>
+    </w:p>
+    <w:p>
+      <w:pPr>
+        <w:pStyle w:val="ListParagraph"/>
+        <w:numPr>
+          <w:ilvl w:val="0"/>
+          <w:numId w:val="10"/>
+        </w:numPr>
+      </w:pPr>
+      <w:r>
+        <w:t>Scheduler</w:t>
+      </w:r>
+    </w:p>
+    <w:p>
+      <w:pPr>
+        <w:pStyle w:val="ListParagraph"/>
+        <w:numPr>
+          <w:ilvl w:val="0"/>
+          <w:numId w:val="10"/>
+        </w:numPr>
+      </w:pPr>
+      <w:r>
+        <w:t>Controller manager</w:t>
+      </w:r>
+    </w:p>
+    <w:p>
+      <w:pPr>
+        <w:pStyle w:val="ListParagraph"/>
+        <w:numPr>
+          <w:ilvl w:val="0"/>
+          <w:numId w:val="10"/>
+        </w:numPr>
+      </w:pPr>
+      <w:r>
+        <w:t>ETCD</w:t>
+      </w:r>
+    </w:p>
+    <w:p>
+      <w:r>
+        <w:t>While on a worker node the main processes are:</w:t>
+      </w:r>
+    </w:p>
+    <w:p>
+      <w:pPr>
+        <w:pStyle w:val="ListParagraph"/>
+        <w:numPr>
+          <w:ilvl w:val="0"/>
+          <w:numId w:val="14"/>
+        </w:numPr>
+      </w:pPr>
+      <w:r>
+        <w:t>Container runtime</w:t>
+      </w:r>
+    </w:p>
+    <w:p>
+      <w:pPr>
+        <w:pStyle w:val="ListParagraph"/>
+        <w:numPr>
+          <w:ilvl w:val="0"/>
+          <w:numId w:val="14"/>
+        </w:numPr>
+      </w:pPr>
+      <w:r>
+        <w:t>Kubelet</w:t>
+      </w:r>
+    </w:p>
+    <w:p>
+      <w:pPr>
+        <w:pStyle w:val="ListParagraph"/>
+        <w:numPr>
+          <w:ilvl w:val="0"/>
+          <w:numId w:val="14"/>
+        </w:numPr>
+      </w:pPr>
+      <w:r>
+        <w:t>Kube proxy</w:t>
+      </w:r>
+    </w:p>
+    <w:p>
+      <w:pPr>
+        <w:pStyle w:val="Heading3"/>
+      </w:pPr>
+      <w:r>
+        <w:t>Container runtime</w:t>
+      </w:r>
+    </w:p>
+    <w:p>
+      <w:r>
+        <w:t>Each node needs to have installed a container runtime, like docker or containerd, which will be running containers.</w:t>
+      </w:r>
+    </w:p>
+    <w:p>
+      <w:pPr>
+        <w:pStyle w:val="Heading3"/>
+      </w:pPr>
+      <w:r>
+        <w:t>Kubelet</w:t>
+      </w:r>
+    </w:p>
+    <w:p>
+      <w:r>
+        <w:t>It is a process running containers on nodes. It interacts with a container and node. It creates containers based on provided configuration, YAML manifests.</w:t>
+      </w:r>
+    </w:p>
+    <w:p>
+      <w:pPr>
+        <w:pStyle w:val="Heading3"/>
+      </w:pPr>
+      <w:r>
+        <w:t>Kube proxy</w:t>
+      </w:r>
+    </w:p>
+    <w:p>
+      <w:r>
+        <w:t xml:space="preserve">It forwards requests from Services to Pods.  </w:t>
+      </w:r>
+    </w:p>
+    <w:p>
+      <w:pPr>
+        <w:pStyle w:val="Heading3"/>
+      </w:pPr>
+      <w:r>
+        <w:t>API server</w:t>
+      </w:r>
+    </w:p>
+    <w:p>
+      <w:r>
+        <w:t xml:space="preserve">Users interacting with Kubernetes cluster are using the API server. It takes requests from users about what they want to do with a cluster, and then API server talks to other processes running on Kubernetes. </w:t>
+      </w:r>
+    </w:p>
+    <w:p>
+      <w:r>
+        <w:t>It is also used for authentication.</w:t>
+      </w:r>
+    </w:p>
+    <w:p>
+      <w:pPr>
+        <w:pStyle w:val="Heading3"/>
+      </w:pPr>
+      <w:r>
+        <w:t>Scheduler</w:t>
+      </w:r>
+    </w:p>
+    <w:p>
+      <w:r>
+        <w:t>API server talks to the Scheduler and Scheduler decides on which node to run requested Pods. It check how much resources (CPU, RAM) will be needed for running a Pod, and which nodes have those resources available.</w:t>
+      </w:r>
+    </w:p>
+    <w:p>
+      <w:r>
+        <w:t>Scheduler doesn’t run the app itself but it talks to the kubelet and kubelet runs an app.</w:t>
+      </w:r>
+    </w:p>
+    <w:p>
+      <w:pPr>
+        <w:pStyle w:val="Heading3"/>
+      </w:pPr>
+      <w:r>
+        <w:t>Controller manager</w:t>
+      </w:r>
+    </w:p>
+    <w:p>
+      <w:r>
+        <w:t>It monitors the state of Pods, if they are running correctly or if they have died. If a Pod died then Controller manager talks to the Scheduler in order to rerun a Pod.</w:t>
+      </w:r>
+    </w:p>
+    <w:p>
+      <w:pPr>
+        <w:pStyle w:val="Heading3"/>
+      </w:pPr>
+      <w:r>
+        <w:lastRenderedPageBreak/>
+        <w:t>Etcd</w:t>
+      </w:r>
+    </w:p>
+    <w:p>
+      <w:r>
+        <w:t>Etcd Stores data about all the changes that happens in a Kubernetes cluster, for example when Pod dies, and when a new Pod gets created.</w:t>
+      </w:r>
+    </w:p>
+    <w:p>
+      <w:r>
+        <w:t>It provides data used by other servicer (API server, Scheduler, Controller manager).</w:t>
+      </w:r>
+    </w:p>
+    <w:p>
+      <w:pPr>
+        <w:pStyle w:val="Heading1"/>
+      </w:pPr>
+      <w:r>
         <w:t>Namespace</w:t>
       </w:r>
     </w:p>
@@ -233,7 +1044,6 @@
     </w:p>
     <w:p>
       <w:r>
-        <w:lastRenderedPageBreak/>
         <w:t xml:space="preserve">Each namespace doesn’t have separate resources (nodes, CPU, RAM). They share common, cluster’s resources. They just provide a way to logically group resources. </w:t>
       </w:r>
     </w:p>
@@ -370,15 +1180,10 @@
     </w:p>
     <w:p>
       <w:pPr>
-        <w:pStyle w:val="Heading1"/>
-      </w:pPr>
-      <w:r>
-        <w:t>Processes running on worker nodes</w:t>
-      </w:r>
-    </w:p>
-    <w:p>
-      <w:r>
-        <w:t>Each worker node needs to have installed 3 tools:</w:t>
+        <w:jc w:val="both"/>
+      </w:pPr>
+      <w:r>
+        <w:t>Or it can:</w:t>
       </w:r>
     </w:p>
     <w:p>
@@ -386,11 +1191,12 @@
         <w:pStyle w:val="ListParagraph"/>
         <w:numPr>
           <w:ilvl w:val="0"/>
-          <w:numId w:val="3"/>
+          <w:numId w:val="15"/>
         </w:numPr>
-      </w:pPr>
-      <w:r>
-        <w:t>Container runtime</w:t>
+        <w:jc w:val="both"/>
+      </w:pPr>
+      <w:r>
+        <w:t>Watch for MySQL secret to be created</w:t>
       </w:r>
     </w:p>
     <w:p>
@@ -398,63 +1204,13 @@
         <w:pStyle w:val="ListParagraph"/>
         <w:numPr>
           <w:ilvl w:val="0"/>
-          <w:numId w:val="3"/>
+          <w:numId w:val="15"/>
         </w:numPr>
-      </w:pPr>
-      <w:r>
-        <w:t>Kubelet</w:t>
-      </w:r>
-    </w:p>
-    <w:p>
-      <w:pPr>
-        <w:pStyle w:val="ListParagraph"/>
-        <w:numPr>
-          <w:ilvl w:val="0"/>
-          <w:numId w:val="3"/>
-        </w:numPr>
-      </w:pPr>
-      <w:r>
-        <w:t>Kube proxy</w:t>
-      </w:r>
-    </w:p>
-    <w:p>
-      <w:pPr>
-        <w:pStyle w:val="Heading2"/>
-      </w:pPr>
-      <w:r>
-        <w:t>Container runtime</w:t>
-      </w:r>
-    </w:p>
-    <w:p>
-      <w:r>
-        <w:t>Each node needs to have installed a container runtime, like docker or containerd, which will be running containers.</w:t>
-      </w:r>
-    </w:p>
-    <w:p>
-      <w:pPr>
-        <w:pStyle w:val="Heading2"/>
+        <w:jc w:val="both"/>
       </w:pPr>
       <w:r>
         <w:lastRenderedPageBreak/>
-        <w:t>Kubelet</w:t>
-      </w:r>
-    </w:p>
-    <w:p>
-      <w:r>
-        <w:t>It is a process running containers on nodes. It interacts with a container and node. It creates containers based on provided configuration, YAML manifests.</w:t>
-      </w:r>
-    </w:p>
-    <w:p>
-      <w:pPr>
-        <w:pStyle w:val="Heading2"/>
-      </w:pPr>
-      <w:r>
-        <w:t>Kube proxy</w:t>
-      </w:r>
-    </w:p>
-    <w:p>
-      <w:r>
-        <w:t xml:space="preserve">It forwards requests from Services to Pods.  </w:t>
+        <w:t>Once it is created Operator fetches a value from this secret and saves it in another secret</w:t>
       </w:r>
     </w:p>
     <w:p>
@@ -462,135 +1218,6 @@
         <w:pStyle w:val="Heading1"/>
       </w:pPr>
       <w:r>
-        <w:t>Processes running on master nodes</w:t>
-      </w:r>
-    </w:p>
-    <w:p>
-      <w:r>
-        <w:t>Each master node needs to have 4 processes running:</w:t>
-      </w:r>
-    </w:p>
-    <w:p>
-      <w:pPr>
-        <w:pStyle w:val="ListParagraph"/>
-        <w:numPr>
-          <w:ilvl w:val="0"/>
-          <w:numId w:val="4"/>
-        </w:numPr>
-      </w:pPr>
-      <w:r>
-        <w:t>API server</w:t>
-      </w:r>
-    </w:p>
-    <w:p>
-      <w:pPr>
-        <w:pStyle w:val="ListParagraph"/>
-        <w:numPr>
-          <w:ilvl w:val="0"/>
-          <w:numId w:val="4"/>
-        </w:numPr>
-      </w:pPr>
-      <w:r>
-        <w:t>Scheduler</w:t>
-      </w:r>
-    </w:p>
-    <w:p>
-      <w:pPr>
-        <w:pStyle w:val="ListParagraph"/>
-        <w:numPr>
-          <w:ilvl w:val="0"/>
-          <w:numId w:val="4"/>
-        </w:numPr>
-      </w:pPr>
-      <w:r>
-        <w:t>Controller manager</w:t>
-      </w:r>
-    </w:p>
-    <w:p>
-      <w:pPr>
-        <w:pStyle w:val="ListParagraph"/>
-        <w:numPr>
-          <w:ilvl w:val="0"/>
-          <w:numId w:val="4"/>
-        </w:numPr>
-      </w:pPr>
-      <w:r>
-        <w:t>Etcd</w:t>
-      </w:r>
-    </w:p>
-    <w:p>
-      <w:pPr>
-        <w:pStyle w:val="Heading2"/>
-      </w:pPr>
-      <w:r>
-        <w:t>API server</w:t>
-      </w:r>
-    </w:p>
-    <w:p>
-      <w:r>
-        <w:t xml:space="preserve">Users interacting with Kubernetes cluster are using the API server. It takes requests from users about what they want to do with a cluster, and then API server talks to other processes running on Kubernetes. </w:t>
-      </w:r>
-    </w:p>
-    <w:p>
-      <w:r>
-        <w:t>It is also used for authentication.</w:t>
-      </w:r>
-    </w:p>
-    <w:p>
-      <w:pPr>
-        <w:pStyle w:val="Heading2"/>
-      </w:pPr>
-      <w:r>
-        <w:t>Scheduler</w:t>
-      </w:r>
-    </w:p>
-    <w:p>
-      <w:r>
-        <w:t>API server talks to the Scheduler and Scheduler decides on which node to run requested Pods. It check how much resources (CPU, RAM) will be needed for running a Pod, and which nodes have those resources available.</w:t>
-      </w:r>
-    </w:p>
-    <w:p>
-      <w:r>
-        <w:t>Scheduler doesn’t run the app itself but it talks to the kubelet and kubelet runs an app.</w:t>
-      </w:r>
-    </w:p>
-    <w:p>
-      <w:pPr>
-        <w:pStyle w:val="Heading2"/>
-      </w:pPr>
-      <w:r>
-        <w:t>Controller manager</w:t>
-      </w:r>
-    </w:p>
-    <w:p>
-      <w:r>
-        <w:t>It monitors the state of Pods, if they are running correctly or if they have died. If a Pod died then Controller manager talks to the Scheduler in order to rerun a Pod.</w:t>
-      </w:r>
-    </w:p>
-    <w:p>
-      <w:pPr>
-        <w:pStyle w:val="Heading2"/>
-      </w:pPr>
-      <w:r>
-        <w:t>Etcd</w:t>
-      </w:r>
-    </w:p>
-    <w:p>
-      <w:r>
-        <w:t>Etcd Stores data about all the changes that happens in a Kubernetes cluster, for example when Pod dies, and when a new Pod gets created.</w:t>
-      </w:r>
-    </w:p>
-    <w:p>
-      <w:r>
-        <w:t>It provides data used by other servicer (API server, Scheduler, Controller manager).</w:t>
-      </w:r>
-    </w:p>
-    <w:p>
-      <w:pPr>
-        <w:pStyle w:val="Heading1"/>
-      </w:pPr>
-      <w:r>
-        <w:lastRenderedPageBreak/>
         <w:t>Pod</w:t>
       </w:r>
     </w:p>
@@ -845,6 +1472,260 @@
         <w:pStyle w:val="Heading1"/>
       </w:pPr>
       <w:r>
+        <w:t>Service Account</w:t>
+      </w:r>
+    </w:p>
+    <w:p>
+      <w:r>
+        <w:t xml:space="preserve">Service Account is a special kind of account used by rpocesses running in pods to </w:t>
+      </w:r>
+      <w:r>
+        <w:t>interact with the Kubernetes API. It’s like a “user identity” for pods</w:t>
+      </w:r>
+      <w:r>
+        <w:t>.</w:t>
+      </w:r>
+    </w:p>
+    <w:p>
+      <w:pPr>
+        <w:rPr>
+          <w:b/>
+          <w:bCs/>
+        </w:rPr>
+      </w:pPr>
+      <w:r>
+        <w:rPr>
+          <w:b/>
+          <w:bCs/>
+        </w:rPr>
+        <w:t>Purpose</w:t>
+      </w:r>
+    </w:p>
+    <w:p>
+      <w:r>
+        <w:t xml:space="preserve">A Service Account provides authentication when Pod wants to </w:t>
+      </w:r>
+      <w:r>
+        <w:t>read/write Kubernetes resources (e.g., secrets, config maps, jobs).</w:t>
+      </w:r>
+    </w:p>
+    <w:p>
+      <w:pPr>
+        <w:rPr>
+          <w:b/>
+          <w:bCs/>
+        </w:rPr>
+      </w:pPr>
+      <w:r>
+        <w:rPr>
+          <w:b/>
+          <w:bCs/>
+        </w:rPr>
+        <w:t>Default Service Account</w:t>
+      </w:r>
+    </w:p>
+    <w:p>
+      <w:r>
+        <w:lastRenderedPageBreak/>
+        <w:t>Every namespace has a default service account.</w:t>
+      </w:r>
+      <w:r>
+        <w:t xml:space="preserve"> </w:t>
+      </w:r>
+      <w:r>
+        <w:t xml:space="preserve">If </w:t>
+      </w:r>
+      <w:r>
+        <w:t>we</w:t>
+      </w:r>
+      <w:r>
+        <w:t xml:space="preserve"> don’t specify one, pods automatically use it.</w:t>
+      </w:r>
+    </w:p>
+    <w:p>
+      <w:pPr>
+        <w:rPr>
+          <w:b/>
+          <w:bCs/>
+        </w:rPr>
+      </w:pPr>
+      <w:r>
+        <w:rPr>
+          <w:b/>
+          <w:bCs/>
+        </w:rPr>
+        <w:t>Custom Service Account</w:t>
+      </w:r>
+    </w:p>
+    <w:p>
+      <w:r>
+        <w:t>We</w:t>
+      </w:r>
+      <w:r>
+        <w:t xml:space="preserve"> can create a service account with specific </w:t>
+      </w:r>
+      <w:r>
+        <w:rPr>
+          <w:b/>
+          <w:bCs/>
+        </w:rPr>
+        <w:t>roles/permissions</w:t>
+      </w:r>
+      <w:r>
+        <w:t xml:space="preserve"> via Role-Based Access Control (RBAC).</w:t>
+      </w:r>
+    </w:p>
+    <w:p>
+      <w:r>
+        <w:t>For example:</w:t>
+      </w:r>
+    </w:p>
+    <w:p>
+      <w:r>
+        <w:t>Create a Service Account:</w:t>
+      </w:r>
+    </w:p>
+    <w:p>
+      <w:r>
+        <w:rPr>
+          <w:noProof/>
+        </w:rPr>
+        <w:drawing>
+          <wp:inline distT="0" distB="0" distL="0" distR="0" wp14:anchorId="49096662" wp14:editId="54C15C70">
+            <wp:extent cx="1705213" cy="1152686"/>
+            <wp:effectExtent l="0" t="0" r="9525" b="9525"/>
+            <wp:docPr id="1151009592" name="Picture 1" descr="A screen shot of a computer&#10;&#10;AI-generated content may be incorrect."/>
+            <wp:cNvGraphicFramePr>
+              <a:graphicFrameLocks xmlns:a="http://schemas.openxmlformats.org/drawingml/2006/main" noChangeAspect="1"/>
+            </wp:cNvGraphicFramePr>
+            <a:graphic xmlns:a="http://schemas.openxmlformats.org/drawingml/2006/main">
+              <a:graphicData uri="http://schemas.openxmlformats.org/drawingml/2006/picture">
+                <pic:pic xmlns:pic="http://schemas.openxmlformats.org/drawingml/2006/picture">
+                  <pic:nvPicPr>
+                    <pic:cNvPr id="1151009592" name="Picture 1" descr="A screen shot of a computer&#10;&#10;AI-generated content may be incorrect."/>
+                    <pic:cNvPicPr/>
+                  </pic:nvPicPr>
+                  <pic:blipFill>
+                    <a:blip r:embed="rId15"/>
+                    <a:stretch>
+                      <a:fillRect/>
+                    </a:stretch>
+                  </pic:blipFill>
+                  <pic:spPr>
+                    <a:xfrm>
+                      <a:off x="0" y="0"/>
+                      <a:ext cx="1705213" cy="1152686"/>
+                    </a:xfrm>
+                    <a:prstGeom prst="rect">
+                      <a:avLst/>
+                    </a:prstGeom>
+                  </pic:spPr>
+                </pic:pic>
+              </a:graphicData>
+            </a:graphic>
+          </wp:inline>
+        </w:drawing>
+      </w:r>
+    </w:p>
+    <w:p>
+      <w:r>
+        <w:t>Attach it to a Pod or Deployment:</w:t>
+      </w:r>
+    </w:p>
+    <w:p>
+      <w:r>
+        <w:rPr>
+          <w:noProof/>
+        </w:rPr>
+        <w:drawing>
+          <wp:inline distT="0" distB="0" distL="0" distR="0" wp14:anchorId="402FD38D" wp14:editId="1542D5B2">
+            <wp:extent cx="2400635" cy="495369"/>
+            <wp:effectExtent l="0" t="0" r="0" b="0"/>
+            <wp:docPr id="273067500" name="Picture 1" descr="A black background with pink text&#10;&#10;AI-generated content may be incorrect."/>
+            <wp:cNvGraphicFramePr>
+              <a:graphicFrameLocks xmlns:a="http://schemas.openxmlformats.org/drawingml/2006/main" noChangeAspect="1"/>
+            </wp:cNvGraphicFramePr>
+            <a:graphic xmlns:a="http://schemas.openxmlformats.org/drawingml/2006/main">
+              <a:graphicData uri="http://schemas.openxmlformats.org/drawingml/2006/picture">
+                <pic:pic xmlns:pic="http://schemas.openxmlformats.org/drawingml/2006/picture">
+                  <pic:nvPicPr>
+                    <pic:cNvPr id="273067500" name="Picture 1" descr="A black background with pink text&#10;&#10;AI-generated content may be incorrect."/>
+                    <pic:cNvPicPr/>
+                  </pic:nvPicPr>
+                  <pic:blipFill>
+                    <a:blip r:embed="rId16"/>
+                    <a:stretch>
+                      <a:fillRect/>
+                    </a:stretch>
+                  </pic:blipFill>
+                  <pic:spPr>
+                    <a:xfrm>
+                      <a:off x="0" y="0"/>
+                      <a:ext cx="2400635" cy="495369"/>
+                    </a:xfrm>
+                    <a:prstGeom prst="rect">
+                      <a:avLst/>
+                    </a:prstGeom>
+                  </pic:spPr>
+                </pic:pic>
+              </a:graphicData>
+            </a:graphic>
+          </wp:inline>
+        </w:drawing>
+      </w:r>
+    </w:p>
+    <w:p>
+      <w:r>
+        <w:t>Assign role to the Service Account:</w:t>
+      </w:r>
+    </w:p>
+    <w:p>
+      <w:r>
+        <w:rPr>
+          <w:noProof/>
+        </w:rPr>
+        <w:drawing>
+          <wp:inline distT="0" distB="0" distL="0" distR="0" wp14:anchorId="6E8D4933" wp14:editId="189B554D">
+            <wp:extent cx="2315257" cy="2217034"/>
+            <wp:effectExtent l="0" t="0" r="8890" b="0"/>
+            <wp:docPr id="1228108175" name="Picture 1" descr="A screen shot of a computer&#10;&#10;AI-generated content may be incorrect."/>
+            <wp:cNvGraphicFramePr>
+              <a:graphicFrameLocks xmlns:a="http://schemas.openxmlformats.org/drawingml/2006/main" noChangeAspect="1"/>
+            </wp:cNvGraphicFramePr>
+            <a:graphic xmlns:a="http://schemas.openxmlformats.org/drawingml/2006/main">
+              <a:graphicData uri="http://schemas.openxmlformats.org/drawingml/2006/picture">
+                <pic:pic xmlns:pic="http://schemas.openxmlformats.org/drawingml/2006/picture">
+                  <pic:nvPicPr>
+                    <pic:cNvPr id="1228108175" name="Picture 1" descr="A screen shot of a computer&#10;&#10;AI-generated content may be incorrect."/>
+                    <pic:cNvPicPr/>
+                  </pic:nvPicPr>
+                  <pic:blipFill>
+                    <a:blip r:embed="rId17"/>
+                    <a:stretch>
+                      <a:fillRect/>
+                    </a:stretch>
+                  </pic:blipFill>
+                  <pic:spPr>
+                    <a:xfrm>
+                      <a:off x="0" y="0"/>
+                      <a:ext cx="2331968" cy="2233036"/>
+                    </a:xfrm>
+                    <a:prstGeom prst="rect">
+                      <a:avLst/>
+                    </a:prstGeom>
+                  </pic:spPr>
+                </pic:pic>
+              </a:graphicData>
+            </a:graphic>
+          </wp:inline>
+        </w:drawing>
+      </w:r>
+    </w:p>
+    <w:p>
+      <w:pPr>
+        <w:pStyle w:val="Heading1"/>
+      </w:pPr>
+      <w:r>
         <w:t>StatefulSet</w:t>
       </w:r>
     </w:p>
@@ -870,6 +1751,7 @@
     </w:p>
     <w:p>
       <w:r>
+        <w:lastRenderedPageBreak/>
         <w:t>Even if we are using volumes for our databases running in Pods, then still we should use the StatefulSet for them to guarantee data consistency.</w:t>
       </w:r>
     </w:p>
@@ -878,7 +1760,6 @@
         <w:pStyle w:val="Heading1"/>
       </w:pPr>
       <w:r>
-        <w:lastRenderedPageBreak/>
         <w:t>Secret</w:t>
       </w:r>
     </w:p>
@@ -1053,12 +1934,12 @@
     </w:p>
     <w:p>
       <w:r>
+        <w:lastRenderedPageBreak/>
         <w:t>Volumes need to be used together with VolumeMounts which will specify the path in the container where data from a Volume will be accessible.</w:t>
       </w:r>
     </w:p>
     <w:p>
       <w:r>
-        <w:lastRenderedPageBreak/>
         <w:t xml:space="preserve">We can additionally use the hostPath parameter to specify where data from a Volume will be stored on a </w:t>
       </w:r>
       <w:r>
@@ -1097,7 +1978,7 @@
                     <pic:cNvPicPr/>
                   </pic:nvPicPr>
                   <pic:blipFill>
-                    <a:blip r:embed="rId6"/>
+                    <a:blip r:embed="rId18"/>
                     <a:stretch>
                       <a:fillRect/>
                     </a:stretch>
@@ -1147,7 +2028,7 @@
                     <pic:cNvPicPr/>
                   </pic:nvPicPr>
                   <pic:blipFill>
-                    <a:blip r:embed="rId7"/>
+                    <a:blip r:embed="rId19"/>
                     <a:stretch>
                       <a:fillRect/>
                     </a:stretch>
@@ -1170,6 +2051,7 @@
     </w:p>
     <w:p>
       <w:r>
+        <w:lastRenderedPageBreak/>
         <w:t>And yet another option is that we don’t create a Volume resource on our own, we just create a volume claim (PersistentVolumeClaim) and it will create a volume resource automatically</w:t>
       </w:r>
       <w:r>
@@ -1181,7 +2063,6 @@
         <w:rPr>
           <w:noProof/>
         </w:rPr>
-        <w:lastRenderedPageBreak/>
         <w:drawing>
           <wp:inline distT="0" distB="0" distL="0" distR="0" wp14:anchorId="78599583" wp14:editId="4936DEF5">
             <wp:extent cx="1611526" cy="3305531"/>
@@ -1198,7 +2079,7 @@
                     <pic:cNvPicPr/>
                   </pic:nvPicPr>
                   <pic:blipFill>
-                    <a:blip r:embed="rId8"/>
+                    <a:blip r:embed="rId20"/>
                     <a:stretch>
                       <a:fillRect/>
                     </a:stretch>
@@ -1305,7 +2186,7 @@
                     <pic:cNvPicPr/>
                   </pic:nvPicPr>
                   <pic:blipFill>
-                    <a:blip r:embed="rId9"/>
+                    <a:blip r:embed="rId21"/>
                     <a:stretch>
                       <a:fillRect/>
                     </a:stretch>
@@ -1358,7 +2239,7 @@
                     <pic:cNvPicPr/>
                   </pic:nvPicPr>
                   <pic:blipFill>
-                    <a:blip r:embed="rId10"/>
+                    <a:blip r:embed="rId22"/>
                     <a:stretch>
                       <a:fillRect/>
                     </a:stretch>
@@ -1545,6 +2426,119 @@
 <file path=word/numbering.xml><?xml version="1.0" encoding="utf-8"?>
 <w:numbering xmlns:wpc="http://schemas.microsoft.com/office/word/2010/wordprocessingCanvas" xmlns:cx="http://schemas.microsoft.com/office/drawing/2014/chartex" xmlns:cx1="http://schemas.microsoft.com/office/drawing/2015/9/8/chartex" xmlns:cx2="http://schemas.microsoft.com/office/drawing/2015/10/21/chartex" xmlns:cx3="http://schemas.microsoft.com/office/drawing/2016/5/9/chartex" xmlns:cx4="http://schemas.microsoft.com/office/drawing/2016/5/10/chartex" xmlns:cx5="http://schemas.microsoft.com/office/drawing/2016/5/11/chartex" xmlns:cx6="http://schemas.microsoft.com/office/drawing/2016/5/12/chartex" xmlns:cx7="http://schemas.microsoft.com/office/drawing/2016/5/13/chartex" xmlns:cx8="http://schemas.microsoft.com/office/drawing/2016/5/14/chartex" xmlns:mc="http://schemas.openxmlformats.org/markup-compatibility/2006" xmlns:aink="http://schemas.microsoft.com/office/drawing/2016/ink" xmlns:am3d="http://schemas.microsoft.com/office/drawing/2017/model3d" xmlns:o="urn:schemas-microsoft-com:office:office" xmlns:oel="http://schemas.microsoft.com/office/2019/extlst" xmlns:r="http://schemas.openxmlformats.org/officeDocument/2006/relationships" xmlns:m="http://schemas.openxmlformats.org/officeDocument/2006/math" xmlns:v="urn:schemas-microsoft-com:vml" xmlns:wp14="http://schemas.microsoft.com/office/word/2010/wordprocessingDrawing" xmlns:wp="http://schemas.openxmlformats.org/drawingml/2006/wordprocessingDrawing" xmlns:w10="urn:schemas-microsoft-com:office:word" xmlns:w="http://schemas.openxmlformats.org/wordprocessingml/2006/main" xmlns:w14="http://schemas.microsoft.com/office/word/2010/wordml" xmlns:w15="http://schemas.microsoft.com/office/word/2012/wordml" xmlns:w16cex="http://schemas.microsoft.com/office/word/2018/wordml/cex" xmlns:w16cid="http://schemas.microsoft.com/office/word/2016/wordml/cid" xmlns:w16="http://schemas.microsoft.com/office/word/2018/wordml" xmlns:w16du="http://schemas.microsoft.com/office/word/2023/wordml/word16du" xmlns:w16sdtdh="http://schemas.microsoft.com/office/word/2020/wordml/sdtdatahash" xmlns:w16sdtfl="http://schemas.microsoft.com/office/word/2024/wordml/sdtformatlock" xmlns:w16se="http://schemas.microsoft.com/office/word/2015/wordml/symex" xmlns:wpg="http://schemas.microsoft.com/office/word/2010/wordprocessingGroup" xmlns:wpi="http://schemas.microsoft.com/office/word/2010/wordprocessingInk" xmlns:wne="http://schemas.microsoft.com/office/word/2006/wordml" xmlns:wps="http://schemas.microsoft.com/office/word/2010/wordprocessingShape" mc:Ignorable="w14 w15 w16se w16cid w16 w16cex w16sdtdh w16sdtfl w16du wp14">
   <w:abstractNum w:abstractNumId="0" w15:restartNumberingAfterBreak="0">
+    <w:nsid w:val="0BA74849"/>
+    <w:multiLevelType w:val="hybridMultilevel"/>
+    <w:tmpl w:val="BA387084"/>
+    <w:lvl w:ilvl="0" w:tplc="04090001">
+      <w:start w:val="1"/>
+      <w:numFmt w:val="bullet"/>
+      <w:lvlText w:val=""/>
+      <w:lvlJc w:val="left"/>
+      <w:pPr>
+        <w:ind w:left="720" w:hanging="360"/>
+      </w:pPr>
+      <w:rPr>
+        <w:rFonts w:ascii="Symbol" w:hAnsi="Symbol" w:hint="default"/>
+      </w:rPr>
+    </w:lvl>
+    <w:lvl w:ilvl="1" w:tplc="04090003" w:tentative="1">
+      <w:start w:val="1"/>
+      <w:numFmt w:val="bullet"/>
+      <w:lvlText w:val="o"/>
+      <w:lvlJc w:val="left"/>
+      <w:pPr>
+        <w:ind w:left="1440" w:hanging="360"/>
+      </w:pPr>
+      <w:rPr>
+        <w:rFonts w:ascii="Courier New" w:hAnsi="Courier New" w:cs="Courier New" w:hint="default"/>
+      </w:rPr>
+    </w:lvl>
+    <w:lvl w:ilvl="2" w:tplc="04090005" w:tentative="1">
+      <w:start w:val="1"/>
+      <w:numFmt w:val="bullet"/>
+      <w:lvlText w:val=""/>
+      <w:lvlJc w:val="left"/>
+      <w:pPr>
+        <w:ind w:left="2160" w:hanging="360"/>
+      </w:pPr>
+      <w:rPr>
+        <w:rFonts w:ascii="Wingdings" w:hAnsi="Wingdings" w:hint="default"/>
+      </w:rPr>
+    </w:lvl>
+    <w:lvl w:ilvl="3" w:tplc="04090001" w:tentative="1">
+      <w:start w:val="1"/>
+      <w:numFmt w:val="bullet"/>
+      <w:lvlText w:val=""/>
+      <w:lvlJc w:val="left"/>
+      <w:pPr>
+        <w:ind w:left="2880" w:hanging="360"/>
+      </w:pPr>
+      <w:rPr>
+        <w:rFonts w:ascii="Symbol" w:hAnsi="Symbol" w:hint="default"/>
+      </w:rPr>
+    </w:lvl>
+    <w:lvl w:ilvl="4" w:tplc="04090003" w:tentative="1">
+      <w:start w:val="1"/>
+      <w:numFmt w:val="bullet"/>
+      <w:lvlText w:val="o"/>
+      <w:lvlJc w:val="left"/>
+      <w:pPr>
+        <w:ind w:left="3600" w:hanging="360"/>
+      </w:pPr>
+      <w:rPr>
+        <w:rFonts w:ascii="Courier New" w:hAnsi="Courier New" w:cs="Courier New" w:hint="default"/>
+      </w:rPr>
+    </w:lvl>
+    <w:lvl w:ilvl="5" w:tplc="04090005" w:tentative="1">
+      <w:start w:val="1"/>
+      <w:numFmt w:val="bullet"/>
+      <w:lvlText w:val=""/>
+      <w:lvlJc w:val="left"/>
+      <w:pPr>
+        <w:ind w:left="4320" w:hanging="360"/>
+      </w:pPr>
+      <w:rPr>
+        <w:rFonts w:ascii="Wingdings" w:hAnsi="Wingdings" w:hint="default"/>
+      </w:rPr>
+    </w:lvl>
+    <w:lvl w:ilvl="6" w:tplc="04090001" w:tentative="1">
+      <w:start w:val="1"/>
+      <w:numFmt w:val="bullet"/>
+      <w:lvlText w:val=""/>
+      <w:lvlJc w:val="left"/>
+      <w:pPr>
+        <w:ind w:left="5040" w:hanging="360"/>
+      </w:pPr>
+      <w:rPr>
+        <w:rFonts w:ascii="Symbol" w:hAnsi="Symbol" w:hint="default"/>
+      </w:rPr>
+    </w:lvl>
+    <w:lvl w:ilvl="7" w:tplc="04090003" w:tentative="1">
+      <w:start w:val="1"/>
+      <w:numFmt w:val="bullet"/>
+      <w:lvlText w:val="o"/>
+      <w:lvlJc w:val="left"/>
+      <w:pPr>
+        <w:ind w:left="5760" w:hanging="360"/>
+      </w:pPr>
+      <w:rPr>
+        <w:rFonts w:ascii="Courier New" w:hAnsi="Courier New" w:cs="Courier New" w:hint="default"/>
+      </w:rPr>
+    </w:lvl>
+    <w:lvl w:ilvl="8" w:tplc="04090005" w:tentative="1">
+      <w:start w:val="1"/>
+      <w:numFmt w:val="bullet"/>
+      <w:lvlText w:val=""/>
+      <w:lvlJc w:val="left"/>
+      <w:pPr>
+        <w:ind w:left="6480" w:hanging="360"/>
+      </w:pPr>
+      <w:rPr>
+        <w:rFonts w:ascii="Wingdings" w:hAnsi="Wingdings" w:hint="default"/>
+      </w:rPr>
+    </w:lvl>
+  </w:abstractNum>
+  <w:abstractNum w:abstractNumId="1" w15:restartNumberingAfterBreak="0">
     <w:nsid w:val="0BE921D0"/>
     <w:multiLevelType w:val="hybridMultilevel"/>
     <w:tmpl w:val="93F6DA84"/>
@@ -1657,7 +2651,7 @@
       </w:rPr>
     </w:lvl>
   </w:abstractNum>
-  <w:abstractNum w:abstractNumId="1" w15:restartNumberingAfterBreak="0">
+  <w:abstractNum w:abstractNumId="2" w15:restartNumberingAfterBreak="0">
     <w:nsid w:val="0D082CEA"/>
     <w:multiLevelType w:val="hybridMultilevel"/>
     <w:tmpl w:val="B1C69BEC"/>
@@ -1770,7 +2764,7 @@
       </w:rPr>
     </w:lvl>
   </w:abstractNum>
-  <w:abstractNum w:abstractNumId="2" w15:restartNumberingAfterBreak="0">
+  <w:abstractNum w:abstractNumId="3" w15:restartNumberingAfterBreak="0">
     <w:nsid w:val="34F60D6F"/>
     <w:multiLevelType w:val="hybridMultilevel"/>
     <w:tmpl w:val="20B4DB5E"/>
@@ -1883,7 +2877,7 @@
       </w:rPr>
     </w:lvl>
   </w:abstractNum>
-  <w:abstractNum w:abstractNumId="3" w15:restartNumberingAfterBreak="0">
+  <w:abstractNum w:abstractNumId="4" w15:restartNumberingAfterBreak="0">
     <w:nsid w:val="366617A4"/>
     <w:multiLevelType w:val="hybridMultilevel"/>
     <w:tmpl w:val="0338E05E"/>
@@ -1996,7 +2990,7 @@
       </w:rPr>
     </w:lvl>
   </w:abstractNum>
-  <w:abstractNum w:abstractNumId="4" w15:restartNumberingAfterBreak="0">
+  <w:abstractNum w:abstractNumId="5" w15:restartNumberingAfterBreak="0">
     <w:nsid w:val="3DC60F46"/>
     <w:multiLevelType w:val="hybridMultilevel"/>
     <w:tmpl w:val="0F769B0E"/>
@@ -2109,7 +3103,7 @@
       </w:rPr>
     </w:lvl>
   </w:abstractNum>
-  <w:abstractNum w:abstractNumId="5" w15:restartNumberingAfterBreak="0">
+  <w:abstractNum w:abstractNumId="6" w15:restartNumberingAfterBreak="0">
     <w:nsid w:val="42351A6B"/>
     <w:multiLevelType w:val="hybridMultilevel"/>
     <w:tmpl w:val="5786442A"/>
@@ -2222,10 +3216,10 @@
       </w:rPr>
     </w:lvl>
   </w:abstractNum>
-  <w:abstractNum w:abstractNumId="6" w15:restartNumberingAfterBreak="0">
+  <w:abstractNum w:abstractNumId="7" w15:restartNumberingAfterBreak="0">
     <w:nsid w:val="47140B2C"/>
     <w:multiLevelType w:val="hybridMultilevel"/>
-    <w:tmpl w:val="9A5069FA"/>
+    <w:tmpl w:val="9BFC9876"/>
     <w:lvl w:ilvl="0" w:tplc="04090001">
       <w:start w:val="1"/>
       <w:numFmt w:val="bullet"/>
@@ -2238,7 +3232,7 @@
         <w:rFonts w:ascii="Symbol" w:hAnsi="Symbol" w:hint="default"/>
       </w:rPr>
     </w:lvl>
-    <w:lvl w:ilvl="1" w:tplc="04090003" w:tentative="1">
+    <w:lvl w:ilvl="1" w:tplc="04090003">
       <w:start w:val="1"/>
       <w:numFmt w:val="bullet"/>
       <w:lvlText w:val="o"/>
@@ -2335,7 +3329,7 @@
       </w:rPr>
     </w:lvl>
   </w:abstractNum>
-  <w:abstractNum w:abstractNumId="7" w15:restartNumberingAfterBreak="0">
+  <w:abstractNum w:abstractNumId="8" w15:restartNumberingAfterBreak="0">
     <w:nsid w:val="5EEF5315"/>
     <w:multiLevelType w:val="hybridMultilevel"/>
     <w:tmpl w:val="267EF81E"/>
@@ -2448,7 +3442,7 @@
       </w:rPr>
     </w:lvl>
   </w:abstractNum>
-  <w:abstractNum w:abstractNumId="8" w15:restartNumberingAfterBreak="0">
+  <w:abstractNum w:abstractNumId="9" w15:restartNumberingAfterBreak="0">
     <w:nsid w:val="637B360A"/>
     <w:multiLevelType w:val="hybridMultilevel"/>
     <w:tmpl w:val="27C89C88"/>
@@ -2561,7 +3555,120 @@
       </w:rPr>
     </w:lvl>
   </w:abstractNum>
-  <w:abstractNum w:abstractNumId="9" w15:restartNumberingAfterBreak="0">
+  <w:abstractNum w:abstractNumId="10" w15:restartNumberingAfterBreak="0">
+    <w:nsid w:val="681F36B6"/>
+    <w:multiLevelType w:val="hybridMultilevel"/>
+    <w:tmpl w:val="3B9661C4"/>
+    <w:lvl w:ilvl="0" w:tplc="04090001">
+      <w:start w:val="1"/>
+      <w:numFmt w:val="bullet"/>
+      <w:lvlText w:val=""/>
+      <w:lvlJc w:val="left"/>
+      <w:pPr>
+        <w:ind w:left="720" w:hanging="360"/>
+      </w:pPr>
+      <w:rPr>
+        <w:rFonts w:ascii="Symbol" w:hAnsi="Symbol" w:hint="default"/>
+      </w:rPr>
+    </w:lvl>
+    <w:lvl w:ilvl="1" w:tplc="04090003">
+      <w:start w:val="1"/>
+      <w:numFmt w:val="bullet"/>
+      <w:lvlText w:val="o"/>
+      <w:lvlJc w:val="left"/>
+      <w:pPr>
+        <w:ind w:left="1440" w:hanging="360"/>
+      </w:pPr>
+      <w:rPr>
+        <w:rFonts w:ascii="Courier New" w:hAnsi="Courier New" w:cs="Courier New" w:hint="default"/>
+      </w:rPr>
+    </w:lvl>
+    <w:lvl w:ilvl="2" w:tplc="04090005" w:tentative="1">
+      <w:start w:val="1"/>
+      <w:numFmt w:val="bullet"/>
+      <w:lvlText w:val=""/>
+      <w:lvlJc w:val="left"/>
+      <w:pPr>
+        <w:ind w:left="2160" w:hanging="360"/>
+      </w:pPr>
+      <w:rPr>
+        <w:rFonts w:ascii="Wingdings" w:hAnsi="Wingdings" w:hint="default"/>
+      </w:rPr>
+    </w:lvl>
+    <w:lvl w:ilvl="3" w:tplc="04090001" w:tentative="1">
+      <w:start w:val="1"/>
+      <w:numFmt w:val="bullet"/>
+      <w:lvlText w:val=""/>
+      <w:lvlJc w:val="left"/>
+      <w:pPr>
+        <w:ind w:left="2880" w:hanging="360"/>
+      </w:pPr>
+      <w:rPr>
+        <w:rFonts w:ascii="Symbol" w:hAnsi="Symbol" w:hint="default"/>
+      </w:rPr>
+    </w:lvl>
+    <w:lvl w:ilvl="4" w:tplc="04090003" w:tentative="1">
+      <w:start w:val="1"/>
+      <w:numFmt w:val="bullet"/>
+      <w:lvlText w:val="o"/>
+      <w:lvlJc w:val="left"/>
+      <w:pPr>
+        <w:ind w:left="3600" w:hanging="360"/>
+      </w:pPr>
+      <w:rPr>
+        <w:rFonts w:ascii="Courier New" w:hAnsi="Courier New" w:cs="Courier New" w:hint="default"/>
+      </w:rPr>
+    </w:lvl>
+    <w:lvl w:ilvl="5" w:tplc="04090005" w:tentative="1">
+      <w:start w:val="1"/>
+      <w:numFmt w:val="bullet"/>
+      <w:lvlText w:val=""/>
+      <w:lvlJc w:val="left"/>
+      <w:pPr>
+        <w:ind w:left="4320" w:hanging="360"/>
+      </w:pPr>
+      <w:rPr>
+        <w:rFonts w:ascii="Wingdings" w:hAnsi="Wingdings" w:hint="default"/>
+      </w:rPr>
+    </w:lvl>
+    <w:lvl w:ilvl="6" w:tplc="04090001" w:tentative="1">
+      <w:start w:val="1"/>
+      <w:numFmt w:val="bullet"/>
+      <w:lvlText w:val=""/>
+      <w:lvlJc w:val="left"/>
+      <w:pPr>
+        <w:ind w:left="5040" w:hanging="360"/>
+      </w:pPr>
+      <w:rPr>
+        <w:rFonts w:ascii="Symbol" w:hAnsi="Symbol" w:hint="default"/>
+      </w:rPr>
+    </w:lvl>
+    <w:lvl w:ilvl="7" w:tplc="04090003" w:tentative="1">
+      <w:start w:val="1"/>
+      <w:numFmt w:val="bullet"/>
+      <w:lvlText w:val="o"/>
+      <w:lvlJc w:val="left"/>
+      <w:pPr>
+        <w:ind w:left="5760" w:hanging="360"/>
+      </w:pPr>
+      <w:rPr>
+        <w:rFonts w:ascii="Courier New" w:hAnsi="Courier New" w:cs="Courier New" w:hint="default"/>
+      </w:rPr>
+    </w:lvl>
+    <w:lvl w:ilvl="8" w:tplc="04090005" w:tentative="1">
+      <w:start w:val="1"/>
+      <w:numFmt w:val="bullet"/>
+      <w:lvlText w:val=""/>
+      <w:lvlJc w:val="left"/>
+      <w:pPr>
+        <w:ind w:left="6480" w:hanging="360"/>
+      </w:pPr>
+      <w:rPr>
+        <w:rFonts w:ascii="Wingdings" w:hAnsi="Wingdings" w:hint="default"/>
+      </w:rPr>
+    </w:lvl>
+  </w:abstractNum>
+  <w:abstractNum w:abstractNumId="11" w15:restartNumberingAfterBreak="0">
     <w:nsid w:val="6E49353E"/>
     <w:multiLevelType w:val="hybridMultilevel"/>
     <w:tmpl w:val="66D6B4E6"/>
@@ -2673,7 +3780,7 @@
       </w:rPr>
     </w:lvl>
   </w:abstractNum>
-  <w:abstractNum w:abstractNumId="10" w15:restartNumberingAfterBreak="0">
+  <w:abstractNum w:abstractNumId="12" w15:restartNumberingAfterBreak="0">
     <w:nsid w:val="6E8F4520"/>
     <w:multiLevelType w:val="hybridMultilevel"/>
     <w:tmpl w:val="19C6245C"/>
@@ -2786,7 +3893,7 @@
       </w:rPr>
     </w:lvl>
   </w:abstractNum>
-  <w:abstractNum w:abstractNumId="11" w15:restartNumberingAfterBreak="0">
+  <w:abstractNum w:abstractNumId="13" w15:restartNumberingAfterBreak="0">
     <w:nsid w:val="723817E6"/>
     <w:multiLevelType w:val="hybridMultilevel"/>
     <w:tmpl w:val="22EC2958"/>
@@ -2899,7 +4006,120 @@
       </w:rPr>
     </w:lvl>
   </w:abstractNum>
-  <w:abstractNum w:abstractNumId="12" w15:restartNumberingAfterBreak="0">
+  <w:abstractNum w:abstractNumId="14" w15:restartNumberingAfterBreak="0">
+    <w:nsid w:val="76491BCB"/>
+    <w:multiLevelType w:val="hybridMultilevel"/>
+    <w:tmpl w:val="C6A061FC"/>
+    <w:lvl w:ilvl="0" w:tplc="04090001">
+      <w:start w:val="1"/>
+      <w:numFmt w:val="bullet"/>
+      <w:lvlText w:val=""/>
+      <w:lvlJc w:val="left"/>
+      <w:pPr>
+        <w:ind w:left="720" w:hanging="360"/>
+      </w:pPr>
+      <w:rPr>
+        <w:rFonts w:ascii="Symbol" w:hAnsi="Symbol" w:hint="default"/>
+      </w:rPr>
+    </w:lvl>
+    <w:lvl w:ilvl="1" w:tplc="04090003" w:tentative="1">
+      <w:start w:val="1"/>
+      <w:numFmt w:val="bullet"/>
+      <w:lvlText w:val="o"/>
+      <w:lvlJc w:val="left"/>
+      <w:pPr>
+        <w:ind w:left="1440" w:hanging="360"/>
+      </w:pPr>
+      <w:rPr>
+        <w:rFonts w:ascii="Courier New" w:hAnsi="Courier New" w:cs="Courier New" w:hint="default"/>
+      </w:rPr>
+    </w:lvl>
+    <w:lvl w:ilvl="2" w:tplc="04090005" w:tentative="1">
+      <w:start w:val="1"/>
+      <w:numFmt w:val="bullet"/>
+      <w:lvlText w:val=""/>
+      <w:lvlJc w:val="left"/>
+      <w:pPr>
+        <w:ind w:left="2160" w:hanging="360"/>
+      </w:pPr>
+      <w:rPr>
+        <w:rFonts w:ascii="Wingdings" w:hAnsi="Wingdings" w:hint="default"/>
+      </w:rPr>
+    </w:lvl>
+    <w:lvl w:ilvl="3" w:tplc="04090001" w:tentative="1">
+      <w:start w:val="1"/>
+      <w:numFmt w:val="bullet"/>
+      <w:lvlText w:val=""/>
+      <w:lvlJc w:val="left"/>
+      <w:pPr>
+        <w:ind w:left="2880" w:hanging="360"/>
+      </w:pPr>
+      <w:rPr>
+        <w:rFonts w:ascii="Symbol" w:hAnsi="Symbol" w:hint="default"/>
+      </w:rPr>
+    </w:lvl>
+    <w:lvl w:ilvl="4" w:tplc="04090003" w:tentative="1">
+      <w:start w:val="1"/>
+      <w:numFmt w:val="bullet"/>
+      <w:lvlText w:val="o"/>
+      <w:lvlJc w:val="left"/>
+      <w:pPr>
+        <w:ind w:left="3600" w:hanging="360"/>
+      </w:pPr>
+      <w:rPr>
+        <w:rFonts w:ascii="Courier New" w:hAnsi="Courier New" w:cs="Courier New" w:hint="default"/>
+      </w:rPr>
+    </w:lvl>
+    <w:lvl w:ilvl="5" w:tplc="04090005" w:tentative="1">
+      <w:start w:val="1"/>
+      <w:numFmt w:val="bullet"/>
+      <w:lvlText w:val=""/>
+      <w:lvlJc w:val="left"/>
+      <w:pPr>
+        <w:ind w:left="4320" w:hanging="360"/>
+      </w:pPr>
+      <w:rPr>
+        <w:rFonts w:ascii="Wingdings" w:hAnsi="Wingdings" w:hint="default"/>
+      </w:rPr>
+    </w:lvl>
+    <w:lvl w:ilvl="6" w:tplc="04090001" w:tentative="1">
+      <w:start w:val="1"/>
+      <w:numFmt w:val="bullet"/>
+      <w:lvlText w:val=""/>
+      <w:lvlJc w:val="left"/>
+      <w:pPr>
+        <w:ind w:left="5040" w:hanging="360"/>
+      </w:pPr>
+      <w:rPr>
+        <w:rFonts w:ascii="Symbol" w:hAnsi="Symbol" w:hint="default"/>
+      </w:rPr>
+    </w:lvl>
+    <w:lvl w:ilvl="7" w:tplc="04090003" w:tentative="1">
+      <w:start w:val="1"/>
+      <w:numFmt w:val="bullet"/>
+      <w:lvlText w:val="o"/>
+      <w:lvlJc w:val="left"/>
+      <w:pPr>
+        <w:ind w:left="5760" w:hanging="360"/>
+      </w:pPr>
+      <w:rPr>
+        <w:rFonts w:ascii="Courier New" w:hAnsi="Courier New" w:cs="Courier New" w:hint="default"/>
+      </w:rPr>
+    </w:lvl>
+    <w:lvl w:ilvl="8" w:tplc="04090005" w:tentative="1">
+      <w:start w:val="1"/>
+      <w:numFmt w:val="bullet"/>
+      <w:lvlText w:val=""/>
+      <w:lvlJc w:val="left"/>
+      <w:pPr>
+        <w:ind w:left="6480" w:hanging="360"/>
+      </w:pPr>
+      <w:rPr>
+        <w:rFonts w:ascii="Wingdings" w:hAnsi="Wingdings" w:hint="default"/>
+      </w:rPr>
+    </w:lvl>
+  </w:abstractNum>
+  <w:abstractNum w:abstractNumId="15" w15:restartNumberingAfterBreak="0">
     <w:nsid w:val="7D2F57A4"/>
     <w:multiLevelType w:val="hybridMultilevel"/>
     <w:tmpl w:val="3574FFFC"/>
@@ -3013,43 +4233,52 @@
     </w:lvl>
   </w:abstractNum>
   <w:num w:numId="1" w16cid:durableId="1887639875">
+    <w:abstractNumId w:val="9"/>
+  </w:num>
+  <w:num w:numId="2" w16cid:durableId="418253258">
+    <w:abstractNumId w:val="11"/>
+  </w:num>
+  <w:num w:numId="3" w16cid:durableId="299580978">
+    <w:abstractNumId w:val="5"/>
+  </w:num>
+  <w:num w:numId="4" w16cid:durableId="1430269976">
+    <w:abstractNumId w:val="3"/>
+  </w:num>
+  <w:num w:numId="5" w16cid:durableId="1382899901">
+    <w:abstractNumId w:val="1"/>
+  </w:num>
+  <w:num w:numId="6" w16cid:durableId="248317664">
+    <w:abstractNumId w:val="12"/>
+  </w:num>
+  <w:num w:numId="7" w16cid:durableId="1564564695">
+    <w:abstractNumId w:val="13"/>
+  </w:num>
+  <w:num w:numId="8" w16cid:durableId="1436513467">
+    <w:abstractNumId w:val="2"/>
+  </w:num>
+  <w:num w:numId="9" w16cid:durableId="305627122">
+    <w:abstractNumId w:val="4"/>
+  </w:num>
+  <w:num w:numId="10" w16cid:durableId="1839155016">
+    <w:abstractNumId w:val="7"/>
+  </w:num>
+  <w:num w:numId="11" w16cid:durableId="600063406">
+    <w:abstractNumId w:val="15"/>
+  </w:num>
+  <w:num w:numId="12" w16cid:durableId="113796094">
     <w:abstractNumId w:val="8"/>
   </w:num>
-  <w:num w:numId="2" w16cid:durableId="418253258">
-    <w:abstractNumId w:val="9"/>
+  <w:num w:numId="13" w16cid:durableId="1858498752">
+    <w:abstractNumId w:val="6"/>
   </w:num>
-  <w:num w:numId="3" w16cid:durableId="299580978">
-    <w:abstractNumId w:val="4"/>
+  <w:num w:numId="14" w16cid:durableId="1188788608">
+    <w:abstractNumId w:val="14"/>
   </w:num>
-  <w:num w:numId="4" w16cid:durableId="1430269976">
-    <w:abstractNumId w:val="2"/>
-  </w:num>
-  <w:num w:numId="5" w16cid:durableId="1382899901">
+  <w:num w:numId="15" w16cid:durableId="235013393">
     <w:abstractNumId w:val="0"/>
   </w:num>
-  <w:num w:numId="6" w16cid:durableId="248317664">
+  <w:num w:numId="16" w16cid:durableId="1158810199">
     <w:abstractNumId w:val="10"/>
-  </w:num>
-  <w:num w:numId="7" w16cid:durableId="1564564695">
-    <w:abstractNumId w:val="11"/>
-  </w:num>
-  <w:num w:numId="8" w16cid:durableId="1436513467">
-    <w:abstractNumId w:val="1"/>
-  </w:num>
-  <w:num w:numId="9" w16cid:durableId="305627122">
-    <w:abstractNumId w:val="3"/>
-  </w:num>
-  <w:num w:numId="10" w16cid:durableId="1839155016">
-    <w:abstractNumId w:val="6"/>
-  </w:num>
-  <w:num w:numId="11" w16cid:durableId="600063406">
-    <w:abstractNumId w:val="12"/>
-  </w:num>
-  <w:num w:numId="12" w16cid:durableId="113796094">
-    <w:abstractNumId w:val="7"/>
-  </w:num>
-  <w:num w:numId="13" w16cid:durableId="1858498752">
-    <w:abstractNumId w:val="5"/>
   </w:num>
 </w:numbering>
 </file>
@@ -4002,6 +5231,17 @@
       <w:u w:val="single"/>
     </w:rPr>
   </w:style>
+  <w:style w:type="paragraph" w:styleId="NormalWeb">
+    <w:name w:val="Normal (Web)"/>
+    <w:basedOn w:val="Normal"/>
+    <w:uiPriority w:val="99"/>
+    <w:semiHidden/>
+    <w:unhideWhenUsed/>
+    <w:rsid w:val="003E4A3E"/>
+    <w:rPr>
+      <w:rFonts w:ascii="Times New Roman" w:hAnsi="Times New Roman" w:cs="Times New Roman"/>
+    </w:rPr>
+  </w:style>
 </w:styles>
 </file>
 
